--- a/downloads/student/ai-5-week-16.docx
+++ b/downloads/student/ai-5-week-16.docx
@@ -1102,6 +1102,16 @@
     <w:p>
       <w:r>
         <w:t>Regularisation and early stopping are different tools; neither guarantees better performance in every dataset.</w:t>
+      </w:r>
+    </w:p>
+    <w:p>
+      <w:r>
+        <w:t>Read the labelled picture: Why should the penalty value not be reported as validation error? Point to the relevant step in the picture, then write the changed result and the rule or evidence that supports it.</w:t>
+      </w:r>
+    </w:p>
+    <w:p>
+      <w:r>
+        <w:t>Change one thing: Change patience from 1 to2 under the same tie rule. Predict the result before checking the explanation. What remains the same?</w:t>
       </w:r>
     </w:p>
     <w:p>
@@ -2263,6 +2273,187 @@
         <w:t>Attempt the independent case before hints. Record whether you worked alone, used a hint or followed a model. After feedback, fix the first unsupported step and explain why it changed. A later check uses a changed case, not a copied answer.</w:t>
       </w:r>
     </w:p>
+    <w:p>
+      <w:pPr>
+        <w:pStyle w:val="Heading1"/>
+      </w:pPr>
+      <w:r>
+        <w:t>15. Your lesson route</w:t>
+      </w:r>
+    </w:p>
+    <w:p>
+      <w:r>
+        <w:t>Start with this question: Separate a regularisation penalty from prediction loss and an early-stopping rule.</w:t>
+      </w:r>
+    </w:p>
+    <w:tbl>
+      <w:tblPr>
+        <w:tblStyle w:val="LightShading-Accent1"/>
+        <w:tblW w:type="auto" w:w="0"/>
+        <w:tblLook w:firstColumn="1" w:firstRow="1" w:lastColumn="0" w:lastRow="0" w:noHBand="0" w:noVBand="1" w:val="04A0"/>
+      </w:tblPr>
+      <w:tblGrid>
+        <w:gridCol w:w="5112"/>
+        <w:gridCol w:w="5112"/>
+      </w:tblGrid>
+      <w:tr>
+        <w:trPr>
+          <w:tblHeader/>
+        </w:trPr>
+        <w:tc>
+          <w:tcPr>
+            <w:tcW w:type="dxa" w:w="5112"/>
+          </w:tcPr>
+          <w:p>
+            <w:r>
+              <w:t>By the end, I can</w:t>
+            </w:r>
+          </w:p>
+        </w:tc>
+        <w:tc>
+          <w:tcPr>
+            <w:tcW w:type="dxa" w:w="5112"/>
+          </w:tcPr>
+          <w:p>
+            <w:r>
+              <w:t>How I will show it</w:t>
+            </w:r>
+          </w:p>
+        </w:tc>
+      </w:tr>
+      <w:tr>
+        <w:tc>
+          <w:tcPr>
+            <w:tcW w:type="dxa" w:w="5112"/>
+          </w:tcPr>
+          <w:p>
+            <w:r>
+              <w:t>Separate a weight penalty from prediction error</w:t>
+            </w:r>
+          </w:p>
+        </w:tc>
+        <w:tc>
+          <w:tcPr>
+            <w:tcW w:type="dxa" w:w="5112"/>
+          </w:tcPr>
+          <w:p>
+            <w:r>
+              <w:t>Explain the deciding step, show a trace or test, and state one limit.</w:t>
+            </w:r>
+          </w:p>
+        </w:tc>
+      </w:tr>
+      <w:tr>
+        <w:tc>
+          <w:tcPr>
+            <w:tcW w:type="dxa" w:w="5112"/>
+          </w:tcPr>
+          <w:p>
+            <w:r>
+              <w:t>Trace a regularised update under a stated objective</w:t>
+            </w:r>
+          </w:p>
+        </w:tc>
+        <w:tc>
+          <w:tcPr>
+            <w:tcW w:type="dxa" w:w="5112"/>
+          </w:tcPr>
+          <w:p>
+            <w:r>
+              <w:t>Explain the deciding step, show a trace or test, and state one limit.</w:t>
+            </w:r>
+          </w:p>
+        </w:tc>
+      </w:tr>
+      <w:tr>
+        <w:tc>
+          <w:tcPr>
+            <w:tcW w:type="dxa" w:w="5112"/>
+          </w:tcPr>
+          <w:p>
+            <w:r>
+              <w:t>Apply a stopping rule and restore the best observed checkpoint</w:t>
+            </w:r>
+          </w:p>
+        </w:tc>
+        <w:tc>
+          <w:tcPr>
+            <w:tcW w:type="dxa" w:w="5112"/>
+          </w:tcPr>
+          <w:p>
+            <w:r>
+              <w:t>Explain the deciding step, show a trace or test, and state one limit.</w:t>
+            </w:r>
+          </w:p>
+        </w:tc>
+      </w:tr>
+    </w:tbl>
+    <w:p>
+      <w:r>
+        <w:t>Remember → watch and explain → try with help → investigate → try independently → keep project evidence. Your teacher may spread this lesson across several classes.</w:t>
+      </w:r>
+    </w:p>
+    <w:p>
+      <w:r>
+        <w:t>Keep your first prediction. Compare it with what the evidence shows and explain any change.</w:t>
+      </w:r>
+    </w:p>
+    <w:p>
+      <w:pPr>
+        <w:pStyle w:val="Heading1"/>
+      </w:pPr>
+      <w:r>
+        <w:t>16. Finish and return</w:t>
+      </w:r>
+    </w:p>
+    <w:p>
+      <w:r>
+        <w:t>Close your notes. Explain this goal in your own words: Separate a weight penalty from prediction error</w:t>
+      </w:r>
+    </w:p>
+    <w:p>
+      <w:pPr>
+        <w:pStyle w:val="Heading3"/>
+      </w:pPr>
+      <w:r>
+        <w:t>My deciding step, evidence and one remaining question</w:t>
+      </w:r>
+    </w:p>
+    <w:p>
+      <w:r>
+        <w:t>________________________________________________________________</w:t>
+      </w:r>
+    </w:p>
+    <w:p>
+      <w:r>
+        <w:t>________________________________________________________________</w:t>
+      </w:r>
+    </w:p>
+    <w:p>
+      <w:r>
+        <w:t>________________________________________________________________</w:t>
+      </w:r>
+    </w:p>
+    <w:p>
+      <w:r>
+        <w:t>________________________________________________________________</w:t>
+      </w:r>
+    </w:p>
+    <w:p>
+      <w:r>
+        <w:t>________________________________________________________________</w:t>
+      </w:r>
+    </w:p>
+    <w:p>
+      <w:r>
+        <w:t>If you are unsure, return to the worked picture and explain one arrow. If you are ready, change an input or assumption and justify your prediction.</w:t>
+      </w:r>
+    </w:p>
+    <w:p>
+      <w:r>
+        <w:t>Save your workbook evidence. At the next review, try a different case before opening your old answer.</w:t>
+      </w:r>
+    </w:p>
     <w:sectPr>
       <w:pgSz w:w="12240" w:h="15840"/>
       <w:pgMar w:top="936" w:right="1008" w:bottom="936" w:left="1008" w:header="720" w:footer="720" w:gutter="0"/>

--- a/downloads/student/ai-5-week-16.docx
+++ b/downloads/student/ai-5-week-16.docx
@@ -2454,6 +2454,215 @@
         <w:t>Save your workbook evidence. At the next review, try a different case before opening your old answer.</w:t>
       </w:r>
     </w:p>
+    <w:p>
+      <w:pPr>
+        <w:pStyle w:val="Heading1"/>
+      </w:pPr>
+      <w:r>
+        <w:t>17. Supported practice, repair and portfolio</w:t>
+      </w:r>
+    </w:p>
+    <w:p>
+      <w:r>
+        <w:t>Use this supported practice once, in the browser or on paper. Keep the reserved independent assessment for a separate first attempt before teacher feedback.</w:t>
+      </w:r>
+    </w:p>
+    <w:p>
+      <w:r>
+        <w:t>Separate a regularisation penalty from prediction loss and an early-stopping rule.</w:t>
+      </w:r>
+    </w:p>
+    <w:p>
+      <w:pPr>
+        <w:pStyle w:val="Heading3"/>
+      </w:pPr>
+      <w:r>
+        <w:t>Practice 1: explain the deciding evidence</w:t>
+      </w:r>
+    </w:p>
+    <w:p>
+      <w:r>
+        <w:t>Which labelled step matches this detail? Best validation checkpoint is 2 with loss 3; checkpoint 3 is no improvement, so stop at 3.</w:t>
+      </w:r>
+    </w:p>
+    <w:p>
+      <w:r>
+        <w:t>1. Split objective</w:t>
+      </w:r>
+    </w:p>
+    <w:p>
+      <w:r>
+        <w:t>2. Early-stop separately</w:t>
+      </w:r>
+    </w:p>
+    <w:p>
+      <w:r>
+        <w:t>3. Regularised update</w:t>
+      </w:r>
+    </w:p>
+    <w:p>
+      <w:pPr>
+        <w:pStyle w:val="Heading3"/>
+      </w:pPr>
+      <w:r>
+        <w:t>My selected conclusion, deciding fact and explanation</w:t>
+      </w:r>
+    </w:p>
+    <w:p>
+      <w:r>
+        <w:t>________________________________________________________________</w:t>
+      </w:r>
+    </w:p>
+    <w:p>
+      <w:r>
+        <w:t>________________________________________________________________</w:t>
+      </w:r>
+    </w:p>
+    <w:p>
+      <w:r>
+        <w:t>________________________________________________________________</w:t>
+      </w:r>
+    </w:p>
+    <w:p>
+      <w:r>
+        <w:t>________________________________________________________________</w:t>
+      </w:r>
+    </w:p>
+    <w:p>
+      <w:r>
+        <w:t>________________________________________________________________</w:t>
+      </w:r>
+    </w:p>
+    <w:p>
+      <w:r>
+        <w:t>Hint if needed: Read the steps in the pictorial case. Match the supplied detail to the stage that performs or records it.</w:t>
+      </w:r>
+    </w:p>
+    <w:p>
+      <w:r>
+        <w:t>After your attempt, compare with the supported explanation: Early-stop separately Best validation checkpoint is 2 with loss 3; checkpoint 3 is no improvement, so stop at 3. Regularisation adds a parameter penalty to the training objective. Here it discourages large a, so the objective balances prediction error against that penalty. Early stopping is a different decision based on the supplied validation sequence. A tied validation loss is not improvement under this policy; stop when the patience allowance is used and restore the best checkpoint.</w:t>
+      </w:r>
+    </w:p>
+    <w:p>
+      <w:pPr>
+        <w:pStyle w:val="Heading3"/>
+      </w:pPr>
+      <w:r>
+        <w:t>Practice 2: explain the deciding evidence</w:t>
+      </w:r>
+    </w:p>
+    <w:p>
+      <w:r>
+        <w:t>Changed-case practice: Change patience from 1 to2 under the same tie rule. Which conclusion is supported by the supplied facts?</w:t>
+      </w:r>
+    </w:p>
+    <w:p>
+      <w:r>
+        <w:t>1. We can decide the result without examining the changed input or the procedure.</w:t>
+      </w:r>
+    </w:p>
+    <w:p>
+      <w:r>
+        <w:t>2. Stop at checkpoint 4; still restore checkpoint 2.</w:t>
+      </w:r>
+    </w:p>
+    <w:p>
+      <w:r>
+        <w:t>3. This one example guarantees correct results for every future input.</w:t>
+      </w:r>
+    </w:p>
+    <w:p>
+      <w:pPr>
+        <w:pStyle w:val="Heading3"/>
+      </w:pPr>
+      <w:r>
+        <w:t>My selected conclusion, deciding fact and explanation</w:t>
+      </w:r>
+    </w:p>
+    <w:p>
+      <w:r>
+        <w:t>________________________________________________________________</w:t>
+      </w:r>
+    </w:p>
+    <w:p>
+      <w:r>
+        <w:t>________________________________________________________________</w:t>
+      </w:r>
+    </w:p>
+    <w:p>
+      <w:r>
+        <w:t>________________________________________________________________</w:t>
+      </w:r>
+    </w:p>
+    <w:p>
+      <w:r>
+        <w:t>________________________________________________________________</w:t>
+      </w:r>
+    </w:p>
+    <w:p>
+      <w:r>
+        <w:t>________________________________________________________________</w:t>
+      </w:r>
+    </w:p>
+    <w:p>
+      <w:r>
+        <w:t>Hint if needed: Use the changed condition and the deciding step in the pictorial trace. The answer must say what follows from those facts.</w:t>
+      </w:r>
+    </w:p>
+    <w:p>
+      <w:r>
+        <w:t>After your attempt, compare with the supported explanation: Stop at checkpoint 4; still restore checkpoint 2. Checkpoints 3 and 4 are two consecutive non-improvements; a later stop does not redefine the best checkpoint.</w:t>
+      </w:r>
+    </w:p>
+    <w:p>
+      <w:pPr>
+        <w:pStyle w:val="Heading3"/>
+      </w:pPr>
+      <w:r>
+        <w:t>Repair a missing building block</w:t>
+      </w:r>
+    </w:p>
+    <w:p>
+      <w:r>
+        <w:t>Review Training and validation curves (ai-5/15). Goal: Compute comparable training and validation losses at saved checkpoints. Short practice: Can the original epoch 3 training loss 1 justify claiming best generalisation? Point to the relevant step in the picture, then write the changed result and the rule or evidence that supports it.. Return to this week and explain what you changed.</w:t>
+      </w:r>
+    </w:p>
+    <w:p>
+      <w:r>
+        <w:t>Review Batching and epochs (ai-5/13). Goal: Distinguish an example a batch an update and an epoch. Short practice: Why do the single-example orders finish at different weights? Point to the relevant step in the picture, then write the changed result and the rule or evidence that supports it.. Return to this week and explain what you changed.</w:t>
+      </w:r>
+    </w:p>
+    <w:p>
+      <w:r>
+        <w:t>Review Gradients with a numerical check (ai-5/10). Goal: Estimate one partial derivative while other parameters stay fixed. Short practice: Why should the numerical checks perturb one coordinate at a time? Point to the relevant step in the picture, then write the changed result and the rule or evidence that supports it.. Return to this week and explain what you changed.</w:t>
+      </w:r>
+    </w:p>
+    <w:p>
+      <w:pPr>
+        <w:pStyle w:val="Heading3"/>
+      </w:pPr>
+      <w:r>
+        <w:t>Predict, run and debug</w:t>
+      </w:r>
+    </w:p>
+    <w:p>
+      <w:r>
+        <w:t>The browser lab lets you edit the supported Python examples already included in this lesson. Predict first, run, inspect the actual output or error, change one input, then run again. Keep code, predictions, actual results and a reasoned revision together. On paper, label your result as a trace rather than an execution.</w:t>
+      </w:r>
+    </w:p>
+    <w:p>
+      <w:pPr>
+        <w:pStyle w:val="Heading3"/>
+      </w:pPr>
+      <w:r>
+        <w:t>Keep your completed work</w:t>
+      </w:r>
+    </w:p>
+    <w:p>
+      <w:r>
+        <w:t>Use Download completed work in the hosted lesson to export your answers, reflections, practice feedback and code-run evidence. Open the HTML copy to read or print it. Drafts stay in this browser when storage is available; clear drafts on a shared device.</w:t>
+      </w:r>
+    </w:p>
     <w:sectPr>
       <w:pgSz w:w="12240" w:h="15840"/>
       <w:pgMar w:top="936" w:right="1008" w:bottom="936" w:left="1008" w:header="720" w:footer="720" w:gutter="0"/>

--- a/downloads/student/ai-5-week-16.docx
+++ b/downloads/student/ai-5-week-16.docx
@@ -42,6 +42,11 @@
       </w:r>
     </w:p>
     <w:p>
+      <w:r>
+        <w:t>Start with the target: Separate a weight penalty from prediction error. Try the recall before opening notes.</w:t>
+      </w:r>
+    </w:p>
+    <w:p>
       <w:pPr>
         <w:pStyle w:val="Heading3"/>
       </w:pPr>
@@ -50,18 +55,72 @@
       </w:r>
     </w:p>
     <w:p>
-      <w:r>
-        <w:t>I can separate a weight penalty from prediction error.</w:t>
-      </w:r>
-    </w:p>
-    <w:p>
-      <w:r>
+      <w:pPr>
+        <w:spacing w:line="336" w:lineRule="auto" w:after="180"/>
+      </w:pPr>
+      <w:r>
+        <w:rPr>
+          <w:b w:val="0"/>
+        </w:rPr>
+        <w:t xml:space="preserve">I can separate a </w:t>
+      </w:r>
+      <w:r>
+        <w:rPr>
+          <w:b/>
+        </w:rPr>
+        <w:t>weight penalty</w:t>
+      </w:r>
+      <w:r>
+        <w:rPr>
+          <w:b w:val="0"/>
+        </w:rPr>
+        <w:t xml:space="preserve"> from </w:t>
+      </w:r>
+      <w:r>
+        <w:rPr>
+          <w:b/>
+        </w:rPr>
+        <w:t>prediction</w:t>
+      </w:r>
+      <w:r>
+        <w:rPr>
+          <w:b w:val="0"/>
+        </w:rPr>
+        <w:t xml:space="preserve"> error.</w:t>
+      </w:r>
+    </w:p>
+    <w:p>
+      <w:pPr>
+        <w:spacing w:line="336" w:lineRule="auto" w:after="180"/>
+      </w:pPr>
+      <w:r>
+        <w:rPr>
+          <w:b w:val="0"/>
+        </w:rPr>
         <w:t>I can trace a regularised update under a stated objective.</w:t>
       </w:r>
     </w:p>
     <w:p>
-      <w:r>
-        <w:t>I can apply a stopping rule and restore the best observed checkpoint.</w:t>
+      <w:pPr>
+        <w:spacing w:line="336" w:lineRule="auto" w:after="180"/>
+      </w:pPr>
+      <w:r>
+        <w:rPr>
+          <w:b w:val="0"/>
+        </w:rPr>
+        <w:t xml:space="preserve">I can apply a stopping rule and </w:t>
+      </w:r>
+      <w:r>
+        <w:rPr>
+          <w:b/>
+        </w:rPr>
+        <w:t>restore</w:t>
+      </w:r>
+      <w:r>
+        <w:rPr>
+          <w:b w:val="0"/>
+        </w:rPr>
+        <w:t xml:space="preserve"> the best observed checkpoint.</w:t>
       </w:r>
     </w:p>
     <w:p>
@@ -73,48 +132,162 @@
       </w:r>
     </w:p>
     <w:p>
-      <w:r>
+      <w:pPr>
+        <w:spacing w:line="336" w:lineRule="auto" w:after="180"/>
+      </w:pPr>
+      <w:r>
+        <w:rPr>
+          <w:b w:val="0"/>
+        </w:rPr>
         <w:t>Close your notes first. A rough first answer helps us choose the right starting point; it is not a score for your ability.</w:t>
       </w:r>
     </w:p>
     <w:p>
-      <w:r>
-        <w:t>Without opening the old lesson, explain one key idea from Training and validation curves. Give an example and a mistake that the idea helps you avoid.</w:t>
-      </w:r>
-    </w:p>
-    <w:p>
-      <w:r>
+      <w:pPr>
+        <w:spacing w:line="336" w:lineRule="auto" w:after="180"/>
+      </w:pPr>
+      <w:r>
+        <w:rPr>
+          <w:b w:val="0"/>
+        </w:rPr>
+        <w:t xml:space="preserve">Without opening the old lesson, explain one key idea from </w:t>
+      </w:r>
+      <w:r>
+        <w:rPr>
+          <w:b/>
+        </w:rPr>
+        <w:t>Training</w:t>
+      </w:r>
+      <w:r>
+        <w:rPr>
+          <w:b w:val="0"/>
+        </w:rPr>
+        <w:t xml:space="preserve"> and validation curves. Give an example and a mistake that the idea helps you avoid.</w:t>
+      </w:r>
+    </w:p>
+    <w:p>
+      <w:pPr>
+        <w:spacing w:line="336" w:lineRule="auto" w:after="180"/>
+      </w:pPr>
+      <w:r>
+        <w:rPr>
+          <w:b w:val="0"/>
+        </w:rPr>
         <w:t>Without opening the old lesson, explain one key idea from Batching and epochs. Give an example and a mistake that the idea helps you avoid.</w:t>
       </w:r>
     </w:p>
     <w:p>
-      <w:r>
+      <w:pPr>
+        <w:spacing w:line="336" w:lineRule="auto" w:after="180"/>
+      </w:pPr>
+      <w:r>
+        <w:rPr>
+          <w:b w:val="0"/>
+        </w:rPr>
         <w:t>Without opening the old lesson, explain one key idea from Gradients with a numerical check. Give an example and a mistake that the idea helps you avoid.</w:t>
       </w:r>
     </w:p>
     <w:p>
-      <w:r>
-        <w:t>After trying, check the relevant lesson or ask your teacher. Change the part of your explanation that the evidence shows was wrong.</w:t>
-      </w:r>
-    </w:p>
-    <w:p>
-      <w:r>
+      <w:pPr>
+        <w:spacing w:line="336" w:lineRule="auto" w:after="180"/>
+      </w:pPr>
+      <w:r>
+        <w:rPr>
+          <w:b w:val="0"/>
+        </w:rPr>
+        <w:t xml:space="preserve">After trying, check the relevant lesson or ask your teacher. Change the part of your explanation that the </w:t>
+      </w:r>
+      <w:r>
+        <w:rPr>
+          <w:b/>
+        </w:rPr>
+        <w:t>evidence</w:t>
+      </w:r>
+      <w:r>
+        <w:rPr>
+          <w:b w:val="0"/>
+        </w:rPr>
+        <w:t xml:space="preserve"> shows was wrong.</w:t>
+      </w:r>
+    </w:p>
+    <w:p>
+      <w:pPr>
+        <w:spacing w:line="336" w:lineRule="auto" w:after="180"/>
+      </w:pPr>
+      <w:r>
+        <w:rPr>
+          <w:b w:val="0"/>
+        </w:rPr>
         <w:t>This week you will practise:</w:t>
       </w:r>
     </w:p>
     <w:p>
-      <w:r>
-        <w:t>Separate a weight penalty from prediction error</w:t>
-      </w:r>
-    </w:p>
-    <w:p>
-      <w:r>
+      <w:pPr>
+        <w:spacing w:line="336" w:lineRule="auto" w:after="180"/>
+      </w:pPr>
+      <w:r>
+        <w:rPr>
+          <w:b w:val="0"/>
+        </w:rPr>
+        <w:t xml:space="preserve">Separate a </w:t>
+      </w:r>
+      <w:r>
+        <w:rPr>
+          <w:b/>
+        </w:rPr>
+        <w:t>weight penalty</w:t>
+      </w:r>
+      <w:r>
+        <w:rPr>
+          <w:b w:val="0"/>
+        </w:rPr>
+        <w:t xml:space="preserve"> from </w:t>
+      </w:r>
+      <w:r>
+        <w:rPr>
+          <w:b/>
+        </w:rPr>
+        <w:t>prediction</w:t>
+      </w:r>
+      <w:r>
+        <w:rPr>
+          <w:b w:val="0"/>
+        </w:rPr>
+        <w:t xml:space="preserve"> error</w:t>
+      </w:r>
+    </w:p>
+    <w:p>
+      <w:pPr>
+        <w:spacing w:line="336" w:lineRule="auto" w:after="180"/>
+      </w:pPr>
+      <w:r>
+        <w:rPr>
+          <w:b w:val="0"/>
+        </w:rPr>
         <w:t>Trace a regularised update under a stated objective</w:t>
       </w:r>
     </w:p>
     <w:p>
-      <w:r>
-        <w:t>Apply a stopping rule and restore the best observed checkpoint</w:t>
+      <w:pPr>
+        <w:spacing w:line="336" w:lineRule="auto" w:after="180"/>
+      </w:pPr>
+      <w:r>
+        <w:rPr>
+          <w:b w:val="0"/>
+        </w:rPr>
+        <w:t xml:space="preserve">Apply a stopping rule and </w:t>
+      </w:r>
+      <w:r>
+        <w:rPr>
+          <w:b/>
+        </w:rPr>
+        <w:t>restore</w:t>
+      </w:r>
+      <w:r>
+        <w:rPr>
+          <w:b w:val="0"/>
+        </w:rPr>
+        <w:t xml:space="preserve"> the best observed checkpoint</w:t>
       </w:r>
     </w:p>
     <w:p>
@@ -126,7 +299,14 @@
       </w:r>
     </w:p>
     <w:p>
-      <w:r>
+      <w:pPr>
+        <w:spacing w:line="336" w:lineRule="auto" w:after="180"/>
+        <w:shd w:fill="F5F1FB"/>
+      </w:pPr>
+      <w:r>
+        <w:rPr>
+          <w:b w:val="0"/>
+        </w:rPr>
         <w:t>If validation chooses an earlier checkpoint, which parameters should be used after selection?</w:t>
       </w:r>
     </w:p>
@@ -162,8 +342,26 @@
       </w:r>
     </w:p>
     <w:p>
-      <w:r>
-        <w:t>By the end, I can explain regularisation and early stopping using a traced example and a stated limitation.</w:t>
+      <w:pPr>
+        <w:spacing w:line="336" w:lineRule="auto" w:after="180"/>
+      </w:pPr>
+      <w:r>
+        <w:rPr>
+          <w:b w:val="0"/>
+        </w:rPr>
+        <w:t xml:space="preserve">By the end, I can explain </w:t>
+      </w:r>
+      <w:r>
+        <w:rPr>
+          <w:b/>
+        </w:rPr>
+        <w:t>regularisation</w:t>
+      </w:r>
+      <w:r>
+        <w:rPr>
+          <w:b w:val="0"/>
+        </w:rPr>
+        <w:t xml:space="preserve"> and early stopping using a traced example and a stated limitation.</w:t>
       </w:r>
     </w:p>
     <w:p>
@@ -176,12 +374,111 @@
     </w:p>
     <w:p>
       <w:r>
-        <w:t>Keep h = ReLU(x), y = vh, train only v on (1, 2) and (2, 4), and freeze all hidden parameters and the zero output bias. Training MSE is L(v) = 2.5(v - 2) squared. Define J(v) = L(v) + lambda times v squared, with lambda nonnegative. Only this one output weight is penalised here.</w:t>
-      </w:r>
-    </w:p>
-    <w:p>
-      <w:r>
-        <w:t>For lambda = 0.5, the penalty at v = 1.5 is 0.5 times 2.25 = 1.125. Prediction MSE is 0.625, so total objective J is 1.75. Keep these quantities separate in logs. A smaller total objective does not automatically mean a smaller prediction error.</w:t>
+        <w:t>Investigate the supplied Regularisation and early stopping case. Separate observations, given facts and assumptions before choosing an explanation.</w:t>
+      </w:r>
+    </w:p>
+    <w:p>
+      <w:pPr>
+        <w:spacing w:line="336" w:lineRule="auto" w:after="180"/>
+      </w:pPr>
+      <w:r>
+        <w:rPr>
+          <w:b w:val="0"/>
+        </w:rPr>
+        <w:t xml:space="preserve">Keep h = ReLU(x), y = vh, train only v on (1, 2) and (2, 4), and freeze all hidden parameters and the zero </w:t>
+      </w:r>
+      <w:r>
+        <w:rPr>
+          <w:b/>
+        </w:rPr>
+        <w:t>output</w:t>
+      </w:r>
+      <w:r>
+        <w:rPr>
+          <w:b w:val="0"/>
+        </w:rPr>
+        <w:t xml:space="preserve"> bias. </w:t>
+      </w:r>
+      <w:r>
+        <w:rPr>
+          <w:b/>
+        </w:rPr>
+        <w:t>Training</w:t>
+      </w:r>
+      <w:r>
+        <w:rPr>
+          <w:b w:val="0"/>
+        </w:rPr>
+        <w:t xml:space="preserve"> MSE is L(v) = 2.5(v - 2) squared.</w:t>
+      </w:r>
+    </w:p>
+    <w:p>
+      <w:pPr>
+        <w:spacing w:line="336" w:lineRule="auto" w:after="180"/>
+      </w:pPr>
+      <w:r>
+        <w:rPr>
+          <w:b w:val="0"/>
+        </w:rPr>
+        <w:t xml:space="preserve">Define J(v) = L(v) + lambda times v squared, with lambda nonnegative. Only this one </w:t>
+      </w:r>
+      <w:r>
+        <w:rPr>
+          <w:b/>
+        </w:rPr>
+        <w:t>output</w:t>
+      </w:r>
+      <w:r>
+        <w:rPr>
+          <w:b w:val="0"/>
+        </w:rPr>
+        <w:t xml:space="preserve"> weight is penalised here.</w:t>
+      </w:r>
+    </w:p>
+    <w:p>
+      <w:pPr>
+        <w:spacing w:line="336" w:lineRule="auto" w:after="180"/>
+      </w:pPr>
+      <w:r>
+        <w:rPr>
+          <w:b w:val="0"/>
+        </w:rPr>
+        <w:t xml:space="preserve">For lambda = 0.5, the penalty at v = 1.5 is 0.5 times 2.25 = 1.125. </w:t>
+      </w:r>
+      <w:r>
+        <w:rPr>
+          <w:b/>
+        </w:rPr>
+        <w:t>Prediction</w:t>
+      </w:r>
+      <w:r>
+        <w:rPr>
+          <w:b w:val="0"/>
+        </w:rPr>
+        <w:t xml:space="preserve"> MSE is 0.625, so total objective J is 1.75. Keep these quantities separate in logs.</w:t>
+      </w:r>
+    </w:p>
+    <w:p>
+      <w:pPr>
+        <w:spacing w:line="336" w:lineRule="auto" w:after="180"/>
+      </w:pPr>
+      <w:r>
+        <w:rPr>
+          <w:b w:val="0"/>
+        </w:rPr>
+        <w:t xml:space="preserve">A smaller total objective does not automatically mean a smaller </w:t>
+      </w:r>
+      <w:r>
+        <w:rPr>
+          <w:b/>
+        </w:rPr>
+        <w:t>prediction</w:t>
+      </w:r>
+      <w:r>
+        <w:rPr>
+          <w:b w:val="0"/>
+        </w:rPr>
+        <w:t xml:space="preserve"> error.</w:t>
       </w:r>
     </w:p>
     <w:tbl>
@@ -369,8 +666,37 @@
       </w:tr>
     </w:tbl>
     <w:p>
-      <w:r>
-        <w:t>Among these three candidates, the smallest penalised objective is at v = 1.5, whereas the smallest training MSE is at v = 2. Penalising a weight changes the tradeoff. It does not guarantee better validation performance or fair outcomes.</w:t>
+      <w:pPr>
+        <w:spacing w:line="336" w:lineRule="auto" w:after="180"/>
+      </w:pPr>
+      <w:r>
+        <w:rPr>
+          <w:b w:val="0"/>
+        </w:rPr>
+        <w:t xml:space="preserve">Among these three candidates, the smallest penalised objective is at v = 1.5, whereas the smallest </w:t>
+      </w:r>
+      <w:r>
+        <w:rPr>
+          <w:b/>
+        </w:rPr>
+        <w:t>training</w:t>
+      </w:r>
+      <w:r>
+        <w:rPr>
+          <w:b w:val="0"/>
+        </w:rPr>
+        <w:t xml:space="preserve"> MSE is at v = 2. Penalising a weight changes the tradeoff.</w:t>
+      </w:r>
+    </w:p>
+    <w:p>
+      <w:pPr>
+        <w:spacing w:line="336" w:lineRule="auto" w:after="180"/>
+      </w:pPr>
+      <w:r>
+        <w:rPr>
+          <w:b w:val="0"/>
+        </w:rPr>
+        <w:t>It does not guarantee better validation performance or fair outcomes.</w:t>
       </w:r>
     </w:p>
     <w:p>
@@ -406,7 +732,29 @@
     </w:p>
     <w:p>
       <w:r>
-        <w:t>The data gradient is 5(v - 2). The penalty gradient is 2 times lambda times v, giving total gradient 5(v - 2) + 2 lambda v. At v = 1.5 and lambda = 0.5, these contributions are -2.5 and 1.5, so total gradient is -1. A rate 0.1 step gives v = 1.6.</w:t>
+        <w:t>Follow the mechanism for Regularisation and early stopping. Connect each labelled input, deciding step and result.</w:t>
+      </w:r>
+    </w:p>
+    <w:p>
+      <w:pPr>
+        <w:spacing w:line="336" w:lineRule="auto" w:after="180"/>
+      </w:pPr>
+      <w:r>
+        <w:rPr>
+          <w:b w:val="0"/>
+        </w:rPr>
+        <w:t>The data gradient is 5(v - 2). The penalty gradient is 2 times lambda times v, giving total gradient 5(v - 2) + 2 lambda v. At v = 1.5 and lambda = 0.5, these contributions are -2.5 and 1.5, so total gradient is -1.</w:t>
+      </w:r>
+    </w:p>
+    <w:p>
+      <w:pPr>
+        <w:spacing w:line="336" w:lineRule="auto" w:after="180"/>
+      </w:pPr>
+      <w:r>
+        <w:rPr>
+          <w:b w:val="0"/>
+        </w:rPr>
+        <w:t>A rate 0.1 step gives v = 1.6.</w:t>
       </w:r>
     </w:p>
     <w:p>
@@ -442,8 +790,37 @@
       </w:r>
     </w:p>
     <w:p>
-      <w:r>
-        <w:t>Assume finite numeric values and nonnegative penalty. At the new v, data loss is 0.4, penalty 1.28 and total 1.68. Choose penalty strength using a declared validation prediction metric, not by comparing total objectives with different lambdas as if they were the same measure.</w:t>
+      <w:pPr>
+        <w:spacing w:line="336" w:lineRule="auto" w:after="180"/>
+      </w:pPr>
+      <w:r>
+        <w:rPr>
+          <w:b w:val="0"/>
+        </w:rPr>
+        <w:t>Assume finite numeric values and nonnegative penalty. At the new v, data loss is 0.4, penalty 1.28 and total 1.68.</w:t>
+      </w:r>
+    </w:p>
+    <w:p>
+      <w:pPr>
+        <w:spacing w:line="336" w:lineRule="auto" w:after="180"/>
+      </w:pPr>
+      <w:r>
+        <w:rPr>
+          <w:b w:val="0"/>
+        </w:rPr>
+        <w:t xml:space="preserve">Choose penalty strength using a declared validation </w:t>
+      </w:r>
+      <w:r>
+        <w:rPr>
+          <w:b/>
+        </w:rPr>
+        <w:t>prediction</w:t>
+      </w:r>
+      <w:r>
+        <w:rPr>
+          <w:b w:val="0"/>
+        </w:rPr>
+        <w:t xml:space="preserve"> metric, not by comparing total objectives with different lambdas as if they were the same measure.</w:t>
       </w:r>
     </w:p>
     <w:p>
@@ -455,8 +832,26 @@
       </w:r>
     </w:p>
     <w:p>
-      <w:r>
-        <w:t>Point to the input, the deciding step and the result in this week’s visual. Explain the same step in ordinary words. A picture helps when you can say what each part represents.</w:t>
+      <w:pPr>
+        <w:spacing w:line="336" w:lineRule="auto" w:after="180"/>
+      </w:pPr>
+      <w:r>
+        <w:rPr>
+          <w:b w:val="0"/>
+        </w:rPr>
+        <w:t xml:space="preserve">Point to the </w:t>
+      </w:r>
+      <w:r>
+        <w:rPr>
+          <w:b/>
+        </w:rPr>
+        <w:t>input</w:t>
+      </w:r>
+      <w:r>
+        <w:rPr>
+          <w:b w:val="0"/>
+        </w:rPr>
+        <w:t>, the deciding step and the result in this week’s visual. Explain the same step in ordinary words. A picture helps when you can say what each part represents.</w:t>
       </w:r>
     </w:p>
     <w:p>
@@ -468,6 +863,11 @@
       </w:r>
     </w:p>
     <w:p>
+      <w:r>
+        <w:t>Compare the supplied cases for Regularisation and early stopping. Identify the detail that changes the conclusion.</w:t>
+      </w:r>
+    </w:p>
+    <w:p>
       <w:pPr>
         <w:pStyle w:val="Heading3"/>
       </w:pPr>
@@ -476,8 +876,26 @@
       </w:r>
     </w:p>
     <w:p>
-      <w:r>
-        <w:t>Start v = 1.6 with lambda = 0.5 and rate 0.1. Calculate both gradient contributions, new v and new prediction MSE.</w:t>
+      <w:pPr>
+        <w:spacing w:line="336" w:lineRule="auto" w:after="180"/>
+      </w:pPr>
+      <w:r>
+        <w:rPr>
+          <w:b w:val="0"/>
+        </w:rPr>
+        <w:t xml:space="preserve">Start v = 1.6 with lambda = 0.5 and rate 0.1. Calculate both gradient contributions, new v and new </w:t>
+      </w:r>
+      <w:r>
+        <w:rPr>
+          <w:b/>
+        </w:rPr>
+        <w:t>prediction</w:t>
+      </w:r>
+      <w:r>
+        <w:rPr>
+          <w:b w:val="0"/>
+        </w:rPr>
+        <w:t xml:space="preserve"> MSE.</w:t>
       </w:r>
     </w:p>
     <w:p>
@@ -522,17 +940,92 @@
       </w:r>
     </w:p>
     <w:p>
-      <w:r>
-        <w:t>Change: Change patience from 1 to2 under the same tie rule.</w:t>
-      </w:r>
-    </w:p>
-    <w:p>
-      <w:r>
-        <w:t>Prediction: Stop at checkpoint 4; still restore checkpoint 2.</w:t>
-      </w:r>
-    </w:p>
-    <w:p>
-      <w:r>
+      <w:pPr>
+        <w:pStyle w:val="Heading3"/>
+      </w:pPr>
+      <w:r>
+        <w:t>Change one thing</w:t>
+      </w:r>
+    </w:p>
+    <w:p>
+      <w:pPr>
+        <w:spacing w:line="336" w:lineRule="auto" w:after="180"/>
+        <w:shd w:fill="F5F1FB"/>
+      </w:pPr>
+      <w:r>
+        <w:rPr>
+          <w:b w:val="0"/>
+        </w:rPr>
+        <w:t xml:space="preserve">Change: Change </w:t>
+      </w:r>
+      <w:r>
+        <w:rPr>
+          <w:b/>
+        </w:rPr>
+        <w:t>patience</w:t>
+      </w:r>
+      <w:r>
+        <w:rPr>
+          <w:b w:val="0"/>
+        </w:rPr>
+        <w:t xml:space="preserve"> from 1 to2 under the same tie rule.</w:t>
+      </w:r>
+    </w:p>
+    <w:p>
+      <w:pPr>
+        <w:pStyle w:val="Heading3"/>
+      </w:pPr>
+      <w:r>
+        <w:t>Predicted result</w:t>
+      </w:r>
+    </w:p>
+    <w:p>
+      <w:pPr>
+        <w:spacing w:line="336" w:lineRule="auto" w:after="180"/>
+        <w:shd w:fill="F1F6FC"/>
+      </w:pPr>
+      <w:r>
+        <w:rPr>
+          <w:b/>
+        </w:rPr>
+        <w:t>Prediction</w:t>
+      </w:r>
+      <w:r>
+        <w:rPr>
+          <w:b w:val="0"/>
+        </w:rPr>
+        <w:t xml:space="preserve">: Stop at checkpoint 4; still </w:t>
+      </w:r>
+      <w:r>
+        <w:rPr>
+          <w:b/>
+        </w:rPr>
+        <w:t>restore</w:t>
+      </w:r>
+      <w:r>
+        <w:rPr>
+          <w:b w:val="0"/>
+        </w:rPr>
+        <w:t xml:space="preserve"> checkpoint 2.</w:t>
+      </w:r>
+    </w:p>
+    <w:p>
+      <w:pPr>
+        <w:pStyle w:val="Heading3"/>
+      </w:pPr>
+      <w:r>
+        <w:t>Why the result follows</w:t>
+      </w:r>
+    </w:p>
+    <w:p>
+      <w:pPr>
+        <w:spacing w:line="336" w:lineRule="auto" w:after="180"/>
+        <w:shd w:fill="F1F6FC"/>
+      </w:pPr>
+      <w:r>
+        <w:rPr>
+          <w:b w:val="0"/>
+        </w:rPr>
         <w:t>Reason: Checkpoints 3 and 4 are two consecutive non-improvements; a later stop does not redefine the best checkpoint.</w:t>
       </w:r>
     </w:p>
@@ -542,6 +1035,11 @@
       </w:pPr>
       <w:r>
         <w:t>05. Words that unlock the idea</w:t>
+      </w:r>
+    </w:p>
+    <w:p>
+      <w:r>
+        <w:t>Use the vocabulary of Regularisation and early stopping to explain a concrete decision, rather than only memorising definitions.</w:t>
       </w:r>
     </w:p>
     <w:tbl>
@@ -697,6 +1195,11 @@
       </w:pPr>
       <w:r>
         <w:t>06. Follow a worked example</w:t>
+      </w:r>
+    </w:p>
+    <w:p>
+      <w:r>
+        <w:t>Follow the worked trace for Regularisation and early stopping, predict a step, then compare with its explanation.</w:t>
       </w:r>
     </w:p>
     <w:p>
@@ -892,7 +1395,13 @@
       </w:r>
     </w:p>
     <w:p>
-      <w:r>
+      <w:pPr>
+        <w:spacing w:line="336" w:lineRule="auto" w:after="180"/>
+      </w:pPr>
+      <w:r>
+        <w:rPr>
+          <w:b w:val="0"/>
+        </w:rPr>
         <w:t>Cover the result before checking it. Say what is given, choose the procedure, and follow one step at a time. Then uncover the result and explain your first mismatch. Ask why a step is allowed, not only what number it produces.</w:t>
       </w:r>
     </w:p>
@@ -905,8 +1414,38 @@
       </w:r>
     </w:p>
     <w:p>
-      <w:r>
-        <w:t>Separate a regularisation penalty from prediction loss and an early-stopping rule.</w:t>
+      <w:pPr>
+        <w:spacing w:line="336" w:lineRule="auto" w:after="180"/>
+      </w:pPr>
+      <w:r>
+        <w:rPr>
+          <w:b w:val="0"/>
+        </w:rPr>
+        <w:t xml:space="preserve">Separate a </w:t>
+      </w:r>
+      <w:r>
+        <w:rPr>
+          <w:b/>
+        </w:rPr>
+        <w:t>regularisation</w:t>
+      </w:r>
+      <w:r>
+        <w:rPr>
+          <w:b w:val="0"/>
+        </w:rPr>
+        <w:t xml:space="preserve"> penalty from </w:t>
+      </w:r>
+      <w:r>
+        <w:rPr>
+          <w:b/>
+        </w:rPr>
+        <w:t>prediction</w:t>
+      </w:r>
+      <w:r>
+        <w:rPr>
+          <w:b w:val="0"/>
+        </w:rPr>
+        <w:t xml:space="preserve"> loss and an early-stopping rule.</w:t>
       </w:r>
     </w:p>
     <w:p>
@@ -918,13 +1457,67 @@
       </w:r>
     </w:p>
     <w:p>
-      <w:r>
-        <w:t>Toy objective J(a)=(a-3)²+2a²; start a = 0; gradient 6a-6; rate 1/6. Separate validation losses:[5, 3, 3, 4], patience 1, no ties as improvement.</w:t>
-      </w:r>
-    </w:p>
-    <w:p>
-      <w:r>
-        <w:t>All inputs and outcomes in this worked example are invented classroom data; no real model run is claimed.</w:t>
+      <w:pPr>
+        <w:pStyle w:val="Heading3"/>
+      </w:pPr>
+      <w:r>
+        <w:t>Supplied facts</w:t>
+      </w:r>
+    </w:p>
+    <w:p>
+      <w:pPr>
+        <w:spacing w:line="336" w:lineRule="auto" w:after="180"/>
+        <w:shd w:fill="F1F6FC"/>
+      </w:pPr>
+      <w:r>
+        <w:rPr>
+          <w:b w:val="0"/>
+        </w:rPr>
+        <w:t xml:space="preserve">Toy objective J(a)=(a-3)²+2a²; start a = 0; gradient 6a-6; rate 1/6. Separate validation losses:[5, 3, 3, 4], </w:t>
+      </w:r>
+      <w:r>
+        <w:rPr>
+          <w:b/>
+        </w:rPr>
+        <w:t>patience</w:t>
+      </w:r>
+      <w:r>
+        <w:rPr>
+          <w:b w:val="0"/>
+        </w:rPr>
+        <w:t xml:space="preserve"> 1, no ties as improvement.</w:t>
+      </w:r>
+    </w:p>
+    <w:p>
+      <w:pPr>
+        <w:pStyle w:val="Heading3"/>
+      </w:pPr>
+      <w:r>
+        <w:t>Supplied facts</w:t>
+      </w:r>
+    </w:p>
+    <w:p>
+      <w:pPr>
+        <w:spacing w:line="336" w:lineRule="auto" w:after="180"/>
+        <w:shd w:fill="F1F6FC"/>
+      </w:pPr>
+      <w:r>
+        <w:rPr>
+          <w:b w:val="0"/>
+        </w:rPr>
+        <w:t xml:space="preserve">All </w:t>
+      </w:r>
+      <w:r>
+        <w:rPr>
+          <w:b/>
+        </w:rPr>
+        <w:t>input</w:t>
+      </w:r>
+      <w:r>
+        <w:rPr>
+          <w:b w:val="0"/>
+        </w:rPr>
+        <w:t>s and outcomes in this worked example are invented classroom data; no real model run is claimed.</w:t>
       </w:r>
     </w:p>
     <w:p>
@@ -1087,31 +1680,187 @@
       </w:r>
     </w:p>
     <w:p>
-      <w:r>
-        <w:t>Regularisation adds a parameter penalty to the training objective. Here it discourages large a, so the objective balances prediction error against that penalty. Early stopping is a different decision based on the supplied validation sequence. A tied validation loss is not improvement under this policy; stop when the patience allowance is used and restore the best checkpoint.</w:t>
-      </w:r>
-    </w:p>
-    <w:p>
       <w:pPr>
         <w:pStyle w:val="Heading3"/>
       </w:pPr>
       <w:r>
+        <w:t>Why the result follows</w:t>
+      </w:r>
+    </w:p>
+    <w:p>
+      <w:pPr>
+        <w:spacing w:line="336" w:lineRule="auto" w:after="180"/>
+        <w:shd w:fill="F1F6FC"/>
+      </w:pPr>
+      <w:r>
+        <w:rPr>
+          <w:b/>
+        </w:rPr>
+        <w:t>Regularisation</w:t>
+      </w:r>
+      <w:r>
+        <w:rPr>
+          <w:b w:val="0"/>
+        </w:rPr>
+        <w:t xml:space="preserve"> adds a parameter penalty to the </w:t>
+      </w:r>
+      <w:r>
+        <w:rPr>
+          <w:b/>
+        </w:rPr>
+        <w:t>training</w:t>
+      </w:r>
+      <w:r>
+        <w:rPr>
+          <w:b w:val="0"/>
+        </w:rPr>
+        <w:t xml:space="preserve"> objective. Here it discourages large a, so the objective balances </w:t>
+      </w:r>
+      <w:r>
+        <w:rPr>
+          <w:b/>
+        </w:rPr>
+        <w:t>prediction</w:t>
+      </w:r>
+      <w:r>
+        <w:rPr>
+          <w:b w:val="0"/>
+        </w:rPr>
+        <w:t xml:space="preserve"> error against that penalty.</w:t>
+      </w:r>
+    </w:p>
+    <w:p>
+      <w:pPr>
+        <w:spacing w:line="336" w:lineRule="auto" w:after="180"/>
+        <w:shd w:fill="F1F6FC"/>
+      </w:pPr>
+      <w:r>
+        <w:rPr>
+          <w:b w:val="0"/>
+        </w:rPr>
+        <w:t xml:space="preserve">Early stopping is a different decision based on the supplied validation sequence. A tied validation loss is not improvement under this policy; stop when the </w:t>
+      </w:r>
+      <w:r>
+        <w:rPr>
+          <w:b/>
+        </w:rPr>
+        <w:t>patience</w:t>
+      </w:r>
+      <w:r>
+        <w:rPr>
+          <w:b w:val="0"/>
+        </w:rPr>
+        <w:t xml:space="preserve"> allowance is used and </w:t>
+      </w:r>
+      <w:r>
+        <w:rPr>
+          <w:b/>
+        </w:rPr>
+        <w:t>restore</w:t>
+      </w:r>
+      <w:r>
+        <w:rPr>
+          <w:b w:val="0"/>
+        </w:rPr>
+        <w:t xml:space="preserve"> the best checkpoint.</w:t>
+      </w:r>
+    </w:p>
+    <w:p>
+      <w:pPr>
+        <w:pStyle w:val="Heading3"/>
+      </w:pPr>
+      <w:r>
         <w:t>What this example does not establish</w:t>
       </w:r>
     </w:p>
     <w:p>
-      <w:r>
-        <w:t>Regularisation and early stopping are different tools; neither guarantees better performance in every dataset.</w:t>
-      </w:r>
-    </w:p>
-    <w:p>
-      <w:r>
-        <w:t>Read the labelled picture: Why should the penalty value not be reported as validation error? Point to the relevant step in the picture, then write the changed result and the rule or evidence that supports it.</w:t>
-      </w:r>
-    </w:p>
-    <w:p>
-      <w:r>
-        <w:t>Change one thing: Change patience from 1 to2 under the same tie rule. Predict the result before checking the explanation. What remains the same?</w:t>
+      <w:pPr>
+        <w:pStyle w:val="Heading3"/>
+      </w:pPr>
+      <w:r>
+        <w:t>Keep the stated limit</w:t>
+      </w:r>
+    </w:p>
+    <w:p>
+      <w:pPr>
+        <w:spacing w:line="336" w:lineRule="auto" w:after="180"/>
+        <w:shd w:fill="FFF5E6"/>
+      </w:pPr>
+      <w:r>
+        <w:rPr>
+          <w:b/>
+        </w:rPr>
+        <w:t>Regularisation</w:t>
+      </w:r>
+      <w:r>
+        <w:rPr>
+          <w:b w:val="0"/>
+        </w:rPr>
+        <w:t xml:space="preserve"> and early stopping are different tools; neither guarantees better performance in every dataset.</w:t>
+      </w:r>
+    </w:p>
+    <w:p>
+      <w:pPr>
+        <w:pStyle w:val="Heading3"/>
+      </w:pPr>
+      <w:r>
+        <w:t>Keep the stated limit</w:t>
+      </w:r>
+    </w:p>
+    <w:p>
+      <w:pPr>
+        <w:spacing w:line="336" w:lineRule="auto" w:after="180"/>
+        <w:shd w:fill="FFF5E6"/>
+      </w:pPr>
+      <w:r>
+        <w:rPr>
+          <w:b w:val="0"/>
+        </w:rPr>
+        <w:t xml:space="preserve">Read the labelled picture: Why should the penalty value not be reported as validation error? Point to the relevant step in the picture, then write the changed result and the rule or </w:t>
+      </w:r>
+      <w:r>
+        <w:rPr>
+          <w:b/>
+        </w:rPr>
+        <w:t>evidence</w:t>
+      </w:r>
+      <w:r>
+        <w:rPr>
+          <w:b w:val="0"/>
+        </w:rPr>
+        <w:t xml:space="preserve"> that supports it.</w:t>
+      </w:r>
+    </w:p>
+    <w:p>
+      <w:pPr>
+        <w:pStyle w:val="Heading3"/>
+      </w:pPr>
+      <w:r>
+        <w:t>Keep the stated limit</w:t>
+      </w:r>
+    </w:p>
+    <w:p>
+      <w:pPr>
+        <w:spacing w:line="336" w:lineRule="auto" w:after="180"/>
+        <w:shd w:fill="FFF5E6"/>
+      </w:pPr>
+      <w:r>
+        <w:rPr>
+          <w:b w:val="0"/>
+        </w:rPr>
+        <w:t xml:space="preserve">Change one thing: Change </w:t>
+      </w:r>
+      <w:r>
+        <w:rPr>
+          <w:b/>
+        </w:rPr>
+        <w:t>patience</w:t>
+      </w:r>
+      <w:r>
+        <w:rPr>
+          <w:b w:val="0"/>
+        </w:rPr>
+        <w:t xml:space="preserve"> from 1 to2 under the same tie rule. Predict the result before checking the explanation. What remains the same?</w:t>
       </w:r>
     </w:p>
     <w:p>
@@ -1124,17 +1873,7 @@
     </w:p>
     <w:p>
       <w:r>
-        <w:t>Early stopping limits the training duration using development evidence; it does not add a weight term to the objective. For this policy, initialise the best checkpoint to epoch 0 and the miss count to zero. After each later evaluation, save and reset only on a strict improvement; otherwise increment the count. Stop as soon as the count reaches patience, then reload the best checkpoint.</w:t>
-      </w:r>
-    </w:p>
-    <w:p>
-      <w:r>
-        <w:t>Suppose a pre-recorded demonstration also lists epoch 7 loss 1.3. A live run following the rule has already stopped at 6 and does not observe 7. Do not use future values to rewrite the stopping decision. The policy can miss a later improvement; patience balances waiting against a training budget and must be specified in advance.</w:t>
-      </w:r>
-    </w:p>
-    <w:p>
-      <w:r>
-        <w:t>Save actual model parameters with the checkpoint, not just its epoch number or loss. With a fixed maximum epoch budget, stop when either limit is reached and restore the best observed state. An exact tie keeps the earlier checkpoint under our rule. Different minimum-improvement thresholds are possible, but would be different declared policies.</w:t>
+        <w:t>Find the unsupported step in the Regularisation and early stopping claim and explain a repair using the supplied evidence.</w:t>
       </w:r>
     </w:p>
     <w:p>
@@ -1142,12 +1881,210 @@
         <w:pStyle w:val="Heading3"/>
       </w:pPr>
       <w:r>
+        <w:t>Check the claim against the facts</w:t>
+      </w:r>
+    </w:p>
+    <w:p>
+      <w:pPr>
+        <w:spacing w:line="336" w:lineRule="auto" w:after="180"/>
+        <w:shd w:fill="FFF5E6"/>
+      </w:pPr>
+      <w:r>
+        <w:rPr>
+          <w:b w:val="0"/>
+        </w:rPr>
+        <w:t xml:space="preserve">Early stopping limits the </w:t>
+      </w:r>
+      <w:r>
+        <w:rPr>
+          <w:b/>
+        </w:rPr>
+        <w:t>training</w:t>
+      </w:r>
+      <w:r>
+        <w:rPr>
+          <w:b w:val="0"/>
+        </w:rPr>
+        <w:t xml:space="preserve"> duration using development </w:t>
+      </w:r>
+      <w:r>
+        <w:rPr>
+          <w:b/>
+        </w:rPr>
+        <w:t>evidence</w:t>
+      </w:r>
+      <w:r>
+        <w:rPr>
+          <w:b w:val="0"/>
+        </w:rPr>
+        <w:t>; it does not add a weight term to the objective. For this policy, initialise the best checkpoint to epoch 0 and the miss count to zero.</w:t>
+      </w:r>
+    </w:p>
+    <w:p>
+      <w:pPr>
+        <w:spacing w:line="336" w:lineRule="auto" w:after="180"/>
+        <w:shd w:fill="FFF5E6"/>
+      </w:pPr>
+      <w:r>
+        <w:rPr>
+          <w:b w:val="0"/>
+        </w:rPr>
+        <w:t xml:space="preserve">After each later evaluation, save and reset only on a strict improvement; otherwise increment the count. Stop as soon as the count reaches </w:t>
+      </w:r>
+      <w:r>
+        <w:rPr>
+          <w:b/>
+        </w:rPr>
+        <w:t>patience</w:t>
+      </w:r>
+      <w:r>
+        <w:rPr>
+          <w:b w:val="0"/>
+        </w:rPr>
+        <w:t>, then reload the best checkpoint.</w:t>
+      </w:r>
+    </w:p>
+    <w:p>
+      <w:pPr>
+        <w:pStyle w:val="Heading3"/>
+      </w:pPr>
+      <w:r>
+        <w:t>Check the claim against the facts</w:t>
+      </w:r>
+    </w:p>
+    <w:p>
+      <w:pPr>
+        <w:spacing w:line="336" w:lineRule="auto" w:after="180"/>
+        <w:shd w:fill="FFF5E6"/>
+      </w:pPr>
+      <w:r>
+        <w:rPr>
+          <w:b w:val="0"/>
+        </w:rPr>
+        <w:t>Suppose a pre-recorded demonstration also lists epoch 7 loss 1.3. A live run following the rule has already stopped at 6 and does not observe 7. Do not use future values to rewrite the stopping decision.</w:t>
+      </w:r>
+    </w:p>
+    <w:p>
+      <w:pPr>
+        <w:spacing w:line="336" w:lineRule="auto" w:after="180"/>
+        <w:shd w:fill="FFF5E6"/>
+      </w:pPr>
+      <w:r>
+        <w:rPr>
+          <w:b w:val="0"/>
+        </w:rPr>
+        <w:t xml:space="preserve">The policy can miss a later improvement; </w:t>
+      </w:r>
+      <w:r>
+        <w:rPr>
+          <w:b/>
+        </w:rPr>
+        <w:t>patience</w:t>
+      </w:r>
+      <w:r>
+        <w:rPr>
+          <w:b w:val="0"/>
+        </w:rPr>
+        <w:t xml:space="preserve"> balances waiting against a </w:t>
+      </w:r>
+      <w:r>
+        <w:rPr>
+          <w:b/>
+        </w:rPr>
+        <w:t>training</w:t>
+      </w:r>
+      <w:r>
+        <w:rPr>
+          <w:b w:val="0"/>
+        </w:rPr>
+        <w:t xml:space="preserve"> budget and must be specified in advance.</w:t>
+      </w:r>
+    </w:p>
+    <w:p>
+      <w:pPr>
+        <w:pStyle w:val="Heading3"/>
+      </w:pPr>
+      <w:r>
+        <w:t>Check the claim against the facts</w:t>
+      </w:r>
+    </w:p>
+    <w:p>
+      <w:pPr>
+        <w:spacing w:line="336" w:lineRule="auto" w:after="180"/>
+        <w:shd w:fill="FFF5E6"/>
+      </w:pPr>
+      <w:r>
+        <w:rPr>
+          <w:b w:val="0"/>
+        </w:rPr>
+        <w:t xml:space="preserve">Save actual model parameters with the checkpoint, not just its epoch number or loss. With a fixed maximum epoch budget, stop when either limit is reached and </w:t>
+      </w:r>
+      <w:r>
+        <w:rPr>
+          <w:b/>
+        </w:rPr>
+        <w:t>restore</w:t>
+      </w:r>
+      <w:r>
+        <w:rPr>
+          <w:b w:val="0"/>
+        </w:rPr>
+        <w:t xml:space="preserve"> the best observed state.</w:t>
+      </w:r>
+    </w:p>
+    <w:p>
+      <w:pPr>
+        <w:spacing w:line="336" w:lineRule="auto" w:after="180"/>
+        <w:shd w:fill="FFF5E6"/>
+      </w:pPr>
+      <w:r>
+        <w:rPr>
+          <w:b w:val="0"/>
+        </w:rPr>
+        <w:t>An exact tie keeps the earlier checkpoint under our rule. Different minimum-improvement thresholds are possible, but would be different declared policies.</w:t>
+      </w:r>
+    </w:p>
+    <w:p>
+      <w:pPr>
+        <w:pStyle w:val="Heading3"/>
+      </w:pPr>
+      <w:r>
         <w:t>Locate the earliest unsupported step</w:t>
       </w:r>
     </w:p>
     <w:p>
-      <w:r>
-        <w:t>Validation MSE at epochs 0 to 7 is [4, 2, 1.5, 1.6, 1.4, 1.45, 1.46, 1.3]. Apply the lesson policy with patience 2. Give the stop epoch, restored epoch and why the listed epoch 7 cannot change this decision.</w:t>
+      <w:pPr>
+        <w:spacing w:line="336" w:lineRule="auto" w:after="180"/>
+      </w:pPr>
+      <w:r>
+        <w:rPr>
+          <w:b w:val="0"/>
+        </w:rPr>
+        <w:t xml:space="preserve">Validation MSE at epochs 0 to 7 is [4, 2, 1.5, 1.6, 1.4, 1.45, 1.46, 1.3]. Apply the lesson policy with </w:t>
+      </w:r>
+      <w:r>
+        <w:rPr>
+          <w:b/>
+        </w:rPr>
+        <w:t>patience</w:t>
+      </w:r>
+      <w:r>
+        <w:rPr>
+          <w:b w:val="0"/>
+        </w:rPr>
+        <w:t xml:space="preserve"> 2. Give the stop epoch, </w:t>
+      </w:r>
+      <w:r>
+        <w:rPr>
+          <w:b/>
+        </w:rPr>
+        <w:t>restore</w:t>
+      </w:r>
+      <w:r>
+        <w:rPr>
+          <w:b w:val="0"/>
+        </w:rPr>
+        <w:t>d epoch and why the listed epoch 7 cannot change this decision.</w:t>
       </w:r>
     </w:p>
     <w:p>
@@ -1198,7 +2135,43 @@
     </w:p>
     <w:p>
       <w:r>
-        <w:t>At v = 2 and lambda = 0.5 in the lesson, compute prediction MSE, penalty, total objective and total gradient. Does zero training MSE make this gradient zero?</w:t>
+        <w:t>Practise Regularisation and early stopping with support, then explain the deciding step in your own words.</w:t>
+      </w:r>
+    </w:p>
+    <w:p>
+      <w:pPr>
+        <w:spacing w:line="336" w:lineRule="auto" w:after="180"/>
+        <w:shd w:fill="F5F1FB"/>
+      </w:pPr>
+      <w:r>
+        <w:rPr>
+          <w:b w:val="0"/>
+        </w:rPr>
+        <w:t xml:space="preserve">At v = 2 and lambda = 0.5 in the lesson, compute </w:t>
+      </w:r>
+      <w:r>
+        <w:rPr>
+          <w:b/>
+        </w:rPr>
+        <w:t>prediction</w:t>
+      </w:r>
+      <w:r>
+        <w:rPr>
+          <w:b w:val="0"/>
+        </w:rPr>
+        <w:t xml:space="preserve"> MSE, penalty, total objective and total gradient. Does zero </w:t>
+      </w:r>
+      <w:r>
+        <w:rPr>
+          <w:b/>
+        </w:rPr>
+        <w:t>training</w:t>
+      </w:r>
+      <w:r>
+        <w:rPr>
+          <w:b w:val="0"/>
+        </w:rPr>
+        <w:t xml:space="preserve"> MSE make this gradient zero?</w:t>
       </w:r>
     </w:p>
     <w:p>
@@ -1266,8 +2239,38 @@
       </w:r>
     </w:p>
     <w:p>
-      <w:r>
-        <w:t>Use workbook W2 for the connected example “Regularisation and early stopping”. First fill the input and rule boxes. Try the middle steps before asking for a hint. After a hint, try the next step yourself.</w:t>
+      <w:pPr>
+        <w:spacing w:line="336" w:lineRule="auto" w:after="180"/>
+      </w:pPr>
+      <w:r>
+        <w:rPr>
+          <w:b w:val="0"/>
+        </w:rPr>
+        <w:t>Use workbook W2 for the connected example “</w:t>
+      </w:r>
+      <w:r>
+        <w:rPr>
+          <w:b/>
+        </w:rPr>
+        <w:t>Regularisation</w:t>
+      </w:r>
+      <w:r>
+        <w:rPr>
+          <w:b w:val="0"/>
+        </w:rPr>
+        <w:t xml:space="preserve"> and early stopping”. First fill the </w:t>
+      </w:r>
+      <w:r>
+        <w:rPr>
+          <w:b/>
+        </w:rPr>
+        <w:t>input</w:t>
+      </w:r>
+      <w:r>
+        <w:rPr>
+          <w:b w:val="0"/>
+        </w:rPr>
+        <w:t xml:space="preserve"> and rule boxes. Try the middle steps before asking for a hint. After a hint, try the next step yourself.</w:t>
       </w:r>
     </w:p>
     <w:tbl>
@@ -1350,7 +2353,13 @@
       </w:tr>
     </w:tbl>
     <w:p>
-      <w:r>
+      <w:pPr>
+        <w:spacing w:line="336" w:lineRule="auto" w:after="180"/>
+      </w:pPr>
+      <w:r>
+        <w:rPr>
+          <w:b w:val="0"/>
+        </w:rPr>
         <w:t>Explain your trace to a partner. Your partner points to one step to check. Swap roles on the next case. Each person writes their own explanation.</w:t>
       </w:r>
     </w:p>
@@ -1363,12 +2372,59 @@
       </w:r>
     </w:p>
     <w:p>
-      <w:r>
-        <w:t>Use the worked case for Regularisation and early stopping. Proposed explanation: “Zero prediction error means no regularised update”. Decide whether this explanation is supported. Point to the step or supplied fact that decides; explain your repair if needed.</w:t>
-      </w:r>
-    </w:p>
-    <w:p>
-      <w:r>
+      <w:pPr>
+        <w:spacing w:line="336" w:lineRule="auto" w:after="180"/>
+      </w:pPr>
+      <w:r>
+        <w:rPr>
+          <w:b w:val="0"/>
+        </w:rPr>
+        <w:t xml:space="preserve">Use the worked case for </w:t>
+      </w:r>
+      <w:r>
+        <w:rPr>
+          <w:b/>
+        </w:rPr>
+        <w:t>Regularisation</w:t>
+      </w:r>
+      <w:r>
+        <w:rPr>
+          <w:b w:val="0"/>
+        </w:rPr>
+        <w:t xml:space="preserve"> and early stopping. Proposed explanation: “Zero </w:t>
+      </w:r>
+      <w:r>
+        <w:rPr>
+          <w:b/>
+        </w:rPr>
+        <w:t>prediction</w:t>
+      </w:r>
+      <w:r>
+        <w:rPr>
+          <w:b w:val="0"/>
+        </w:rPr>
+        <w:t xml:space="preserve"> error means no regularised update”. Decide whether this explanation is supported.</w:t>
+      </w:r>
+    </w:p>
+    <w:p>
+      <w:pPr>
+        <w:spacing w:line="336" w:lineRule="auto" w:after="180"/>
+      </w:pPr>
+      <w:r>
+        <w:rPr>
+          <w:b w:val="0"/>
+        </w:rPr>
+        <w:t>Point to the step or supplied fact that decides; explain your repair if needed.</w:t>
+      </w:r>
+    </w:p>
+    <w:p>
+      <w:pPr>
+        <w:spacing w:line="336" w:lineRule="auto" w:after="180"/>
+      </w:pPr>
+      <w:r>
+        <w:rPr>
+          <w:b w:val="0"/>
+        </w:rPr>
         <w:t>Answer on your own before discussion. If you are unsure, say which step you need help with.</w:t>
       </w:r>
     </w:p>
@@ -1381,8 +2437,26 @@
       </w:r>
     </w:p>
     <w:p>
-      <w:r>
-        <w:t>Why should the penalty value not be reported as validation error? Point to the relevant step in the picture, then write the changed result and the rule or evidence that supports it.</w:t>
+      <w:pPr>
+        <w:spacing w:line="336" w:lineRule="auto" w:after="180"/>
+      </w:pPr>
+      <w:r>
+        <w:rPr>
+          <w:b w:val="0"/>
+        </w:rPr>
+        <w:t xml:space="preserve">Why should the penalty value not be reported as validation error? Point to the relevant step in the picture, then write the changed result and the rule or </w:t>
+      </w:r>
+      <w:r>
+        <w:rPr>
+          <w:b/>
+        </w:rPr>
+        <w:t>evidence</w:t>
+      </w:r>
+      <w:r>
+        <w:rPr>
+          <w:b w:val="0"/>
+        </w:rPr>
+        <w:t xml:space="preserve"> that supports it.</w:t>
       </w:r>
     </w:p>
     <w:p>
@@ -1414,7 +2488,13 @@
       </w:r>
     </w:p>
     <w:p>
-      <w:r>
+      <w:pPr>
+        <w:spacing w:line="336" w:lineRule="auto" w:after="180"/>
+      </w:pPr>
+      <w:r>
+        <w:rPr>
+          <w:b w:val="0"/>
+        </w:rPr>
         <w:t>This is supported practice. Keep the separately named independent case for an attempt before feedback.</w:t>
       </w:r>
     </w:p>
@@ -1427,6 +2507,11 @@
       </w:r>
     </w:p>
     <w:p>
+      <w:r>
+        <w:t>Investigate Regularisation and early stopping. Record the prediction, actual observation or labelled paper trace, explanation and next test separately.</w:t>
+      </w:r>
+    </w:p>
+    <w:p>
       <w:pPr>
         <w:pStyle w:val="Heading3"/>
       </w:pPr>
@@ -1435,8 +2520,26 @@
       </w:r>
     </w:p>
     <w:p>
-      <w:r>
-        <w:t>Start v = 1.6 with lambda = 0.5 and rate 0.1. Calculate both gradient contributions, new v and new prediction MSE.</w:t>
+      <w:pPr>
+        <w:spacing w:line="336" w:lineRule="auto" w:after="180"/>
+      </w:pPr>
+      <w:r>
+        <w:rPr>
+          <w:b w:val="0"/>
+        </w:rPr>
+        <w:t xml:space="preserve">Start v = 1.6 with lambda = 0.5 and rate 0.1. Calculate both gradient contributions, new v and new </w:t>
+      </w:r>
+      <w:r>
+        <w:rPr>
+          <w:b/>
+        </w:rPr>
+        <w:t>prediction</w:t>
+      </w:r>
+      <w:r>
+        <w:rPr>
+          <w:b w:val="0"/>
+        </w:rPr>
+        <w:t xml:space="preserve"> MSE.</w:t>
       </w:r>
     </w:p>
     <w:p>
@@ -1608,7 +2711,13 @@
       </w:tr>
     </w:tbl>
     <w:p>
-      <w:r>
+      <w:pPr>
+        <w:spacing w:line="336" w:lineRule="auto" w:after="180"/>
+      </w:pPr>
+      <w:r>
+        <w:rPr>
+          <w:b w:val="0"/>
+        </w:rPr>
         <w:t>On paper, trace the supplied procedure. If code is provided, predict before running it in a local practice file. Never write an expected answer as though it were an observed run.</w:t>
       </w:r>
     </w:p>
@@ -1621,7 +2730,13 @@
       </w:r>
     </w:p>
     <w:p>
-      <w:r>
+      <w:pPr>
+        <w:spacing w:line="336" w:lineRule="auto" w:after="180"/>
+      </w:pPr>
+      <w:r>
+        <w:rPr>
+          <w:b w:val="0"/>
+        </w:rPr>
         <w:t>Before trying: what do I expect, and why? While trying: which step could first go wrong? Afterwards: what did I actually observe, and what should change? Keep “not run” if you only traced the procedure.</w:t>
       </w:r>
     </w:p>
@@ -1634,6 +2749,11 @@
       </w:r>
     </w:p>
     <w:p>
+      <w:r>
+        <w:t>Move from recall to tracing, diagnosis and transfer in Regularisation and early stopping. Explain why each step is justified.</w:t>
+      </w:r>
+    </w:p>
+    <w:p>
       <w:pPr>
         <w:pStyle w:val="Heading3"/>
       </w:pPr>
@@ -1642,18 +2762,109 @@
       </w:r>
     </w:p>
     <w:p>
-      <w:r>
-        <w:t>At v = 2 and lambda = 0.5 in the lesson, compute prediction MSE, penalty, total objective and total gradient. Does zero training MSE make this gradient zero?</w:t>
-      </w:r>
-    </w:p>
-    <w:p>
-      <w:r>
-        <w:t>Validation MSE at epochs 0 to 7 is [4, 2, 1.5, 1.6, 1.4, 1.45, 1.46, 1.3]. Apply the lesson policy with patience 2. Give the stop epoch, restored epoch and why the listed epoch 7 cannot change this decision.</w:t>
-      </w:r>
-    </w:p>
-    <w:p>
-      <w:r>
-        <w:t>A team compares lambda 0 and lambda 0.5 by choosing whichever has the smaller penalised training objective. Explain why this does not establish the better prediction model and name a suitable development comparison.</w:t>
+      <w:pPr>
+        <w:spacing w:line="336" w:lineRule="auto" w:after="180"/>
+        <w:shd w:fill="F5F1FB"/>
+      </w:pPr>
+      <w:r>
+        <w:rPr>
+          <w:b w:val="0"/>
+        </w:rPr>
+        <w:t xml:space="preserve">At v = 2 and lambda = 0.5 in the lesson, compute </w:t>
+      </w:r>
+      <w:r>
+        <w:rPr>
+          <w:b/>
+        </w:rPr>
+        <w:t>prediction</w:t>
+      </w:r>
+      <w:r>
+        <w:rPr>
+          <w:b w:val="0"/>
+        </w:rPr>
+        <w:t xml:space="preserve"> MSE, penalty, total objective and total gradient. Does zero </w:t>
+      </w:r>
+      <w:r>
+        <w:rPr>
+          <w:b/>
+        </w:rPr>
+        <w:t>training</w:t>
+      </w:r>
+      <w:r>
+        <w:rPr>
+          <w:b w:val="0"/>
+        </w:rPr>
+        <w:t xml:space="preserve"> MSE make this gradient zero?</w:t>
+      </w:r>
+    </w:p>
+    <w:p>
+      <w:pPr>
+        <w:spacing w:line="336" w:lineRule="auto" w:after="180"/>
+      </w:pPr>
+      <w:r>
+        <w:rPr>
+          <w:b w:val="0"/>
+        </w:rPr>
+        <w:t xml:space="preserve">Validation MSE at epochs 0 to 7 is [4, 2, 1.5, 1.6, 1.4, 1.45, 1.46, 1.3]. Apply the lesson policy with </w:t>
+      </w:r>
+      <w:r>
+        <w:rPr>
+          <w:b/>
+        </w:rPr>
+        <w:t>patience</w:t>
+      </w:r>
+      <w:r>
+        <w:rPr>
+          <w:b w:val="0"/>
+        </w:rPr>
+        <w:t xml:space="preserve"> 2. Give the stop epoch, </w:t>
+      </w:r>
+      <w:r>
+        <w:rPr>
+          <w:b/>
+        </w:rPr>
+        <w:t>restore</w:t>
+      </w:r>
+      <w:r>
+        <w:rPr>
+          <w:b w:val="0"/>
+        </w:rPr>
+        <w:t>d epoch and why the listed epoch 7 cannot change this decision.</w:t>
+      </w:r>
+    </w:p>
+    <w:p>
+      <w:pPr>
+        <w:spacing w:line="336" w:lineRule="auto" w:after="180"/>
+      </w:pPr>
+      <w:r>
+        <w:rPr>
+          <w:b w:val="0"/>
+        </w:rPr>
+        <w:t xml:space="preserve">A team compares lambda 0 and lambda 0.5 by choosing whichever has the smaller penalised </w:t>
+      </w:r>
+      <w:r>
+        <w:rPr>
+          <w:b/>
+        </w:rPr>
+        <w:t>training</w:t>
+      </w:r>
+      <w:r>
+        <w:rPr>
+          <w:b w:val="0"/>
+        </w:rPr>
+        <w:t xml:space="preserve"> objective. Explain why this does not establish the better </w:t>
+      </w:r>
+      <w:r>
+        <w:rPr>
+          <w:b/>
+        </w:rPr>
+        <w:t>prediction</w:t>
+      </w:r>
+      <w:r>
+        <w:rPr>
+          <w:b w:val="0"/>
+        </w:rPr>
+        <w:t xml:space="preserve"> model and name a suitable development comparison.</w:t>
       </w:r>
     </w:p>
     <w:p>
@@ -1699,7 +2910,101 @@
     </w:p>
     <w:p>
       <w:r>
-        <w:t>Add a labelled regularisation and early stopping evidence sheet to Image-pattern Network Investigation. Show how you can separate a weight penalty from prediction error. Use the supplied fictional case and keep its inputs, intermediate steps, calculation or prediction, and limitation. Connect this record to last week’s record; a matching answer without a trace is insufficient.</w:t>
+        <w:t>Apply this week’s idea to Image-pattern Network Investigation. Keep an annotated decision and the evidence supporting it.</w:t>
+      </w:r>
+    </w:p>
+    <w:p>
+      <w:pPr>
+        <w:spacing w:line="336" w:lineRule="auto" w:after="180"/>
+      </w:pPr>
+      <w:r>
+        <w:rPr>
+          <w:b w:val="0"/>
+        </w:rPr>
+        <w:t xml:space="preserve">Add a labelled </w:t>
+      </w:r>
+      <w:r>
+        <w:rPr>
+          <w:b/>
+        </w:rPr>
+        <w:t>regularisation</w:t>
+      </w:r>
+      <w:r>
+        <w:rPr>
+          <w:b w:val="0"/>
+        </w:rPr>
+        <w:t xml:space="preserve"> and early stopping </w:t>
+      </w:r>
+      <w:r>
+        <w:rPr>
+          <w:b/>
+        </w:rPr>
+        <w:t>evidence</w:t>
+      </w:r>
+      <w:r>
+        <w:rPr>
+          <w:b w:val="0"/>
+        </w:rPr>
+        <w:t xml:space="preserve"> sheet to Image-pattern Network Investigation. Show how you can separate a </w:t>
+      </w:r>
+      <w:r>
+        <w:rPr>
+          <w:b/>
+        </w:rPr>
+        <w:t>weight penalty</w:t>
+      </w:r>
+      <w:r>
+        <w:rPr>
+          <w:b w:val="0"/>
+        </w:rPr>
+        <w:t xml:space="preserve"> from </w:t>
+      </w:r>
+      <w:r>
+        <w:rPr>
+          <w:b/>
+        </w:rPr>
+        <w:t>prediction</w:t>
+      </w:r>
+      <w:r>
+        <w:rPr>
+          <w:b w:val="0"/>
+        </w:rPr>
+        <w:t xml:space="preserve"> error.</w:t>
+      </w:r>
+    </w:p>
+    <w:p>
+      <w:pPr>
+        <w:spacing w:line="336" w:lineRule="auto" w:after="180"/>
+      </w:pPr>
+      <w:r>
+        <w:rPr>
+          <w:b w:val="0"/>
+        </w:rPr>
+        <w:t xml:space="preserve">Use the supplied fictional case and keep its </w:t>
+      </w:r>
+      <w:r>
+        <w:rPr>
+          <w:b/>
+        </w:rPr>
+        <w:t>input</w:t>
+      </w:r>
+      <w:r>
+        <w:rPr>
+          <w:b w:val="0"/>
+        </w:rPr>
+        <w:t xml:space="preserve">s, intermediate steps, calculation or </w:t>
+      </w:r>
+      <w:r>
+        <w:rPr>
+          <w:b/>
+        </w:rPr>
+        <w:t>prediction</w:t>
+      </w:r>
+      <w:r>
+        <w:rPr>
+          <w:b w:val="0"/>
+        </w:rPr>
+        <w:t>, and limitation. Connect this record to last week’s record; a matching answer without a trace is insufficient.</w:t>
       </w:r>
     </w:p>
     <w:tbl>
@@ -1827,8 +3132,37 @@
       </w:r>
     </w:p>
     <w:p>
-      <w:r>
-        <w:t>For your Image-pattern Network Investigation, save the input, procedure, observed result and limitation of this check. Label this worked example as practice; use a different, previously unreviewed case when checking independent understanding.</w:t>
+      <w:pPr>
+        <w:spacing w:line="336" w:lineRule="auto" w:after="180"/>
+      </w:pPr>
+      <w:r>
+        <w:rPr>
+          <w:b w:val="0"/>
+        </w:rPr>
+        <w:t xml:space="preserve">For your Image-pattern Network Investigation, save the </w:t>
+      </w:r>
+      <w:r>
+        <w:rPr>
+          <w:b/>
+        </w:rPr>
+        <w:t>input</w:t>
+      </w:r>
+      <w:r>
+        <w:rPr>
+          <w:b w:val="0"/>
+        </w:rPr>
+        <w:t>, procedure, observed result and limitation of this check.</w:t>
+      </w:r>
+    </w:p>
+    <w:p>
+      <w:pPr>
+        <w:spacing w:line="336" w:lineRule="auto" w:after="180"/>
+      </w:pPr>
+      <w:r>
+        <w:rPr>
+          <w:b w:val="0"/>
+        </w:rPr>
+        <w:t>Label this worked example as practice; use a different, previously unreviewed case when checking independent understanding.</w:t>
       </w:r>
     </w:p>
     <w:p>
@@ -1841,7 +3175,64 @@
     </w:p>
     <w:p>
       <w:r>
-        <w:t>Weight penalties and early stopping can be used together, but they act differently. Record which weights receive penalties, the objective convention, lambda, learning rate, checkpoint frequency, patience, tie rule and maximum budget. For this classroom model there are no extra learned preprocessing or running statistics; larger models may require more state to reproduce evaluation.</w:t>
+        <w:t>Use a genuinely new case for independent evidence. Previously discussed examples remain practice; use the separately named independent case before feedback.</w:t>
+      </w:r>
+    </w:p>
+    <w:p>
+      <w:pPr>
+        <w:spacing w:line="336" w:lineRule="auto" w:after="180"/>
+      </w:pPr>
+      <w:r>
+        <w:rPr>
+          <w:b w:val="0"/>
+        </w:rPr>
+        <w:t>Weight penalties and early stopping can be used together, but they act differently.</w:t>
+      </w:r>
+    </w:p>
+    <w:p>
+      <w:pPr>
+        <w:spacing w:line="336" w:lineRule="auto" w:after="180"/>
+      </w:pPr>
+      <w:r>
+        <w:rPr>
+          <w:b w:val="0"/>
+        </w:rPr>
+        <w:t xml:space="preserve">Record which weights receive penalties, the objective convention, lambda, learning rate, checkpoint frequency, </w:t>
+      </w:r>
+      <w:r>
+        <w:rPr>
+          <w:b/>
+        </w:rPr>
+        <w:t>patience</w:t>
+      </w:r>
+      <w:r>
+        <w:rPr>
+          <w:b w:val="0"/>
+        </w:rPr>
+        <w:t>, tie rule and maximum budget.</w:t>
+      </w:r>
+    </w:p>
+    <w:p>
+      <w:pPr>
+        <w:spacing w:line="336" w:lineRule="auto" w:after="180"/>
+      </w:pPr>
+      <w:r>
+        <w:rPr>
+          <w:b w:val="0"/>
+        </w:rPr>
+        <w:t>For this classroom model there are no extra learned pre</w:t>
+      </w:r>
+      <w:r>
+        <w:rPr>
+          <w:b/>
+        </w:rPr>
+        <w:t>process</w:t>
+      </w:r>
+      <w:r>
+        <w:rPr>
+          <w:b w:val="0"/>
+        </w:rPr>
+        <w:t>ing or running statistics; larger models may require more state to reproduce evaluation.</w:t>
       </w:r>
     </w:p>
     <w:p>
@@ -1873,13 +3264,72 @@
       </w:r>
     </w:p>
     <w:p>
-      <w:r>
-        <w:t>Select these settings using validation, freeze the complete procedure, and reserve untouched final test data for reporting. Neither regularisation nor stopping makes a weak validation set representative. Next week studies initialisation and reproducibility.</w:t>
-      </w:r>
-    </w:p>
-    <w:p>
-      <w:r>
-        <w:t>A team compares lambda 0 and lambda 0.5 by choosing whichever has the smaller penalised training objective. Explain why this does not establish the better prediction model and name a suitable development comparison.</w:t>
+      <w:pPr>
+        <w:spacing w:line="336" w:lineRule="auto" w:after="180"/>
+      </w:pPr>
+      <w:r>
+        <w:rPr>
+          <w:b w:val="0"/>
+        </w:rPr>
+        <w:t xml:space="preserve">Select these settings using validation, freeze the complete procedure, and reserve untouched final test data for reporting. Neither </w:t>
+      </w:r>
+      <w:r>
+        <w:rPr>
+          <w:b/>
+        </w:rPr>
+        <w:t>regularisation</w:t>
+      </w:r>
+      <w:r>
+        <w:rPr>
+          <w:b w:val="0"/>
+        </w:rPr>
+        <w:t xml:space="preserve"> nor stopping makes a weak validation set representative.</w:t>
+      </w:r>
+    </w:p>
+    <w:p>
+      <w:pPr>
+        <w:spacing w:line="336" w:lineRule="auto" w:after="180"/>
+      </w:pPr>
+      <w:r>
+        <w:rPr>
+          <w:b w:val="0"/>
+        </w:rPr>
+        <w:t>Next week studies initialisation and reproducibility.</w:t>
+      </w:r>
+    </w:p>
+    <w:p>
+      <w:pPr>
+        <w:spacing w:line="336" w:lineRule="auto" w:after="180"/>
+      </w:pPr>
+      <w:r>
+        <w:rPr>
+          <w:b w:val="0"/>
+        </w:rPr>
+        <w:t xml:space="preserve">A team compares lambda 0 and lambda 0.5 by choosing whichever has the smaller penalised </w:t>
+      </w:r>
+      <w:r>
+        <w:rPr>
+          <w:b/>
+        </w:rPr>
+        <w:t>training</w:t>
+      </w:r>
+      <w:r>
+        <w:rPr>
+          <w:b w:val="0"/>
+        </w:rPr>
+        <w:t xml:space="preserve"> objective. Explain why this does not establish the better </w:t>
+      </w:r>
+      <w:r>
+        <w:rPr>
+          <w:b/>
+        </w:rPr>
+        <w:t>prediction</w:t>
+      </w:r>
+      <w:r>
+        <w:rPr>
+          <w:b w:val="0"/>
+        </w:rPr>
+        <w:t xml:space="preserve"> model and name a suitable development comparison.</w:t>
       </w:r>
     </w:p>
     <w:p>
@@ -1916,6 +3366,11 @@
       </w:pPr>
       <w:r>
         <w:t>13. Study a complete case</w:t>
+      </w:r>
+    </w:p>
+    <w:p>
+      <w:r>
+        <w:t>Revisit the complete Regularisation and early stopping case for supported practice. Repeated examples do not become fresh assessments.</w:t>
       </w:r>
     </w:p>
     <w:p>
@@ -2083,8 +3538,26 @@
       </w:r>
     </w:p>
     <w:p>
-      <w:r>
-        <w:t>Follow the input through the stated procedure to its result. Cover the result first, predict it, then explain every intermediate step. The text/table accompanies the figure so the example can be read without colour.</w:t>
+      <w:pPr>
+        <w:spacing w:line="336" w:lineRule="auto" w:after="180"/>
+      </w:pPr>
+      <w:r>
+        <w:rPr>
+          <w:b w:val="0"/>
+        </w:rPr>
+        <w:t xml:space="preserve">Follow the </w:t>
+      </w:r>
+      <w:r>
+        <w:rPr>
+          <w:b/>
+        </w:rPr>
+        <w:t>input</w:t>
+      </w:r>
+      <w:r>
+        <w:rPr>
+          <w:b w:val="0"/>
+        </w:rPr>
+        <w:t xml:space="preserve"> through the stated procedure to its result. Cover the result first, predict it, then explain every intermediate step. The text/table accompanies the figure so the example can be read without colour.</w:t>
       </w:r>
     </w:p>
     <w:p>
@@ -2134,6 +3607,11 @@
       </w:r>
     </w:p>
     <w:p>
+      <w:r>
+        <w:t>Attempt the reserved new case before feedback. Record support; the earlier examples below remain additional practice.</w:t>
+      </w:r>
+    </w:p>
+    <w:p>
       <w:pPr>
         <w:pStyle w:val="Heading3"/>
       </w:pPr>
@@ -2142,8 +3620,61 @@
       </w:r>
     </w:p>
     <w:p>
-      <w:r>
-        <w:t>For a new objective J(a) = (a - 2) squared + a squared, gradient 4a - 4, start a = 0 and take one step at rate 0.25. Give new a, prediction error term, penalty and total J. Separately apply patience 2 with strict improvement to validation values [3, 2, 2, 2, 1] at epochs 0 to 4; report the stop and restored epochs.</w:t>
+      <w:pPr>
+        <w:spacing w:line="336" w:lineRule="auto" w:after="180"/>
+      </w:pPr>
+      <w:r>
+        <w:rPr>
+          <w:b w:val="0"/>
+        </w:rPr>
+        <w:t xml:space="preserve">For a new objective J(a) = (a - 2) squared + a squared, gradient 4a - 4, start a = 0 and take one step at rate 0.25. Give new a, </w:t>
+      </w:r>
+      <w:r>
+        <w:rPr>
+          <w:b/>
+        </w:rPr>
+        <w:t>prediction</w:t>
+      </w:r>
+      <w:r>
+        <w:rPr>
+          <w:b w:val="0"/>
+        </w:rPr>
+        <w:t xml:space="preserve"> error term, penalty and total J.</w:t>
+      </w:r>
+    </w:p>
+    <w:p>
+      <w:pPr>
+        <w:spacing w:line="336" w:lineRule="auto" w:after="180"/>
+      </w:pPr>
+      <w:r>
+        <w:rPr>
+          <w:b w:val="0"/>
+        </w:rPr>
+        <w:t xml:space="preserve">Separately apply </w:t>
+      </w:r>
+      <w:r>
+        <w:rPr>
+          <w:b/>
+        </w:rPr>
+        <w:t>patience</w:t>
+      </w:r>
+      <w:r>
+        <w:rPr>
+          <w:b w:val="0"/>
+        </w:rPr>
+        <w:t xml:space="preserve"> 2 with strict improvement to validation values [3, 2, 2, 2, 1] at epochs 0 to 4; report the stop and </w:t>
+      </w:r>
+      <w:r>
+        <w:rPr>
+          <w:b/>
+        </w:rPr>
+        <w:t>restore</w:t>
+      </w:r>
+      <w:r>
+        <w:rPr>
+          <w:b w:val="0"/>
+        </w:rPr>
+        <w:t>d epochs.</w:t>
       </w:r>
     </w:p>
     <w:p>
@@ -2190,7 +3721,13 @@
       </w:r>
     </w:p>
     <w:p>
-      <w:r>
+      <w:pPr>
+        <w:spacing w:line="336" w:lineRule="auto" w:after="180"/>
+      </w:pPr>
+      <w:r>
+        <w:rPr>
+          <w:b w:val="0"/>
+        </w:rPr>
         <w:t>Attempt this case before feedback. Record any help. Earlier examples below are further practice; a case already practised with feedback cannot establish fresh transfer.</w:t>
       </w:r>
     </w:p>
@@ -2203,8 +3740,61 @@
       </w:r>
     </w:p>
     <w:p>
-      <w:r>
-        <w:t>For a new objective J(a) = (a - 2) squared + a squared, gradient 4a - 4, start a = 0 and take one step at rate 0.25. Give new a, prediction error term, penalty and total J. Separately apply patience 2 with strict improvement to validation values [3, 2, 2, 2, 1] at epochs 0 to 4; report the stop and restored epochs.</w:t>
+      <w:pPr>
+        <w:spacing w:line="336" w:lineRule="auto" w:after="180"/>
+      </w:pPr>
+      <w:r>
+        <w:rPr>
+          <w:b w:val="0"/>
+        </w:rPr>
+        <w:t xml:space="preserve">For a new objective J(a) = (a - 2) squared + a squared, gradient 4a - 4, start a = 0 and take one step at rate 0.25. Give new a, </w:t>
+      </w:r>
+      <w:r>
+        <w:rPr>
+          <w:b/>
+        </w:rPr>
+        <w:t>prediction</w:t>
+      </w:r>
+      <w:r>
+        <w:rPr>
+          <w:b w:val="0"/>
+        </w:rPr>
+        <w:t xml:space="preserve"> error term, penalty and total J.</w:t>
+      </w:r>
+    </w:p>
+    <w:p>
+      <w:pPr>
+        <w:spacing w:line="336" w:lineRule="auto" w:after="180"/>
+      </w:pPr>
+      <w:r>
+        <w:rPr>
+          <w:b w:val="0"/>
+        </w:rPr>
+        <w:t xml:space="preserve">Separately apply </w:t>
+      </w:r>
+      <w:r>
+        <w:rPr>
+          <w:b/>
+        </w:rPr>
+        <w:t>patience</w:t>
+      </w:r>
+      <w:r>
+        <w:rPr>
+          <w:b w:val="0"/>
+        </w:rPr>
+        <w:t xml:space="preserve"> 2 with strict improvement to validation values [3, 2, 2, 2, 1] at epochs 0 to 4; report the stop and </w:t>
+      </w:r>
+      <w:r>
+        <w:rPr>
+          <w:b/>
+        </w:rPr>
+        <w:t>restore</w:t>
+      </w:r>
+      <w:r>
+        <w:rPr>
+          <w:b w:val="0"/>
+        </w:rPr>
+        <w:t>d epochs.</w:t>
       </w:r>
     </w:p>
     <w:p>
@@ -2256,7 +3846,13 @@
       </w:r>
     </w:p>
     <w:p>
-      <w:r>
+      <w:pPr>
+        <w:spacing w:line="336" w:lineRule="auto" w:after="180"/>
+      </w:pPr>
+      <w:r>
+        <w:rPr>
+          <w:b w:val="0"/>
+        </w:rPr>
         <w:t>Record support used: none, hint or teacher explanation. After feedback, a different case is needed to demonstrate independence.</w:t>
       </w:r>
     </w:p>
@@ -2269,8 +3865,25 @@
       </w:r>
     </w:p>
     <w:p>
-      <w:r>
-        <w:t>Attempt the independent case before hints. Record whether you worked alone, used a hint or followed a model. After feedback, fix the first unsupported step and explain why it changed. A later check uses a changed case, not a copied answer.</w:t>
+      <w:pPr>
+        <w:spacing w:line="336" w:lineRule="auto" w:after="180"/>
+      </w:pPr>
+      <w:r>
+        <w:rPr>
+          <w:b w:val="0"/>
+        </w:rPr>
+        <w:t>Attempt the independent case before hints. Record whether you worked alone, used a hint or followed a model. After feedback, fix the first unsupported step and explain why it changed.</w:t>
+      </w:r>
+    </w:p>
+    <w:p>
+      <w:pPr>
+        <w:spacing w:line="336" w:lineRule="auto" w:after="180"/>
+      </w:pPr>
+      <w:r>
+        <w:rPr>
+          <w:b w:val="0"/>
+        </w:rPr>
+        <w:t>A later check uses a changed case, not a copied answer.</w:t>
       </w:r>
     </w:p>
     <w:p>
@@ -2283,7 +3896,42 @@
     </w:p>
     <w:p>
       <w:r>
-        <w:t>Start with this question: Separate a regularisation penalty from prediction loss and an early-stopping rule.</w:t>
+        <w:t>Use this map to navigate Regularisation and early stopping, connect the goals to tasks and keep one evidence record for each attempt.</w:t>
+      </w:r>
+    </w:p>
+    <w:p>
+      <w:pPr>
+        <w:spacing w:line="336" w:lineRule="auto" w:after="180"/>
+      </w:pPr>
+      <w:r>
+        <w:rPr>
+          <w:b w:val="0"/>
+        </w:rPr>
+        <w:t xml:space="preserve">Start with this question: Separate a </w:t>
+      </w:r>
+      <w:r>
+        <w:rPr>
+          <w:b/>
+        </w:rPr>
+        <w:t>regularisation</w:t>
+      </w:r>
+      <w:r>
+        <w:rPr>
+          <w:b w:val="0"/>
+        </w:rPr>
+        <w:t xml:space="preserve"> penalty from </w:t>
+      </w:r>
+      <w:r>
+        <w:rPr>
+          <w:b/>
+        </w:rPr>
+        <w:t>prediction</w:t>
+      </w:r>
+      <w:r>
+        <w:rPr>
+          <w:b w:val="0"/>
+        </w:rPr>
+        <w:t xml:space="preserve"> loss and an early-stopping rule.</w:t>
       </w:r>
     </w:p>
     <w:tbl>
@@ -2389,13 +4037,61 @@
       </w:tr>
     </w:tbl>
     <w:p>
-      <w:r>
-        <w:t>Remember → watch and explain → try with help → investigate → try independently → keep project evidence. Your teacher may spread this lesson across several classes.</w:t>
-      </w:r>
-    </w:p>
-    <w:p>
-      <w:r>
-        <w:t>Keep your first prediction. Compare it with what the evidence shows and explain any change.</w:t>
+      <w:pPr>
+        <w:spacing w:line="336" w:lineRule="auto" w:after="180"/>
+      </w:pPr>
+      <w:r>
+        <w:rPr>
+          <w:b w:val="0"/>
+        </w:rPr>
+        <w:t xml:space="preserve">Remember → watch and explain → try with help → investigate → try independently → keep project </w:t>
+      </w:r>
+      <w:r>
+        <w:rPr>
+          <w:b/>
+        </w:rPr>
+        <w:t>evidence</w:t>
+      </w:r>
+      <w:r>
+        <w:rPr>
+          <w:b w:val="0"/>
+        </w:rPr>
+        <w:t>. Your teacher may spread this lesson across several classes.</w:t>
+      </w:r>
+    </w:p>
+    <w:p>
+      <w:pPr>
+        <w:spacing w:line="336" w:lineRule="auto" w:after="180"/>
+      </w:pPr>
+      <w:r>
+        <w:rPr>
+          <w:b w:val="0"/>
+        </w:rPr>
+        <w:t xml:space="preserve">Keep your first </w:t>
+      </w:r>
+      <w:r>
+        <w:rPr>
+          <w:b/>
+        </w:rPr>
+        <w:t>prediction</w:t>
+      </w:r>
+      <w:r>
+        <w:rPr>
+          <w:b w:val="0"/>
+        </w:rPr>
+        <w:t xml:space="preserve">. Compare it with what the </w:t>
+      </w:r>
+      <w:r>
+        <w:rPr>
+          <w:b/>
+        </w:rPr>
+        <w:t>evidence</w:t>
+      </w:r>
+      <w:r>
+        <w:rPr>
+          <w:b w:val="0"/>
+        </w:rPr>
+        <w:t xml:space="preserve"> shows and explain any change.</w:t>
       </w:r>
     </w:p>
     <w:p>
@@ -2408,7 +4104,42 @@
     </w:p>
     <w:p>
       <w:r>
-        <w:t>Close your notes. Explain this goal in your own words: Separate a weight penalty from prediction error</w:t>
+        <w:t>Explain Regularisation and early stopping without notes, identify a remaining question and plan a later check with a changed case.</w:t>
+      </w:r>
+    </w:p>
+    <w:p>
+      <w:pPr>
+        <w:spacing w:line="336" w:lineRule="auto" w:after="180"/>
+      </w:pPr>
+      <w:r>
+        <w:rPr>
+          <w:b w:val="0"/>
+        </w:rPr>
+        <w:t xml:space="preserve">Close your notes. Explain this goal in your own words: Separate a </w:t>
+      </w:r>
+      <w:r>
+        <w:rPr>
+          <w:b/>
+        </w:rPr>
+        <w:t>weight penalty</w:t>
+      </w:r>
+      <w:r>
+        <w:rPr>
+          <w:b w:val="0"/>
+        </w:rPr>
+        <w:t xml:space="preserve"> from </w:t>
+      </w:r>
+      <w:r>
+        <w:rPr>
+          <w:b/>
+        </w:rPr>
+        <w:t>prediction</w:t>
+      </w:r>
+      <w:r>
+        <w:rPr>
+          <w:b w:val="0"/>
+        </w:rPr>
+        <w:t xml:space="preserve"> error</w:t>
       </w:r>
     </w:p>
     <w:p>
@@ -2445,13 +4176,61 @@
       </w:r>
     </w:p>
     <w:p>
-      <w:r>
-        <w:t>If you are unsure, return to the worked picture and explain one arrow. If you are ready, change an input or assumption and justify your prediction.</w:t>
-      </w:r>
-    </w:p>
-    <w:p>
-      <w:r>
-        <w:t>Save your workbook evidence. At the next review, try a different case before opening your old answer.</w:t>
+      <w:pPr>
+        <w:spacing w:line="336" w:lineRule="auto" w:after="180"/>
+      </w:pPr>
+      <w:r>
+        <w:rPr>
+          <w:b w:val="0"/>
+        </w:rPr>
+        <w:t xml:space="preserve">If you are unsure, return to the worked picture and explain one arrow. If you are ready, change an </w:t>
+      </w:r>
+      <w:r>
+        <w:rPr>
+          <w:b/>
+        </w:rPr>
+        <w:t>input</w:t>
+      </w:r>
+      <w:r>
+        <w:rPr>
+          <w:b w:val="0"/>
+        </w:rPr>
+        <w:t xml:space="preserve"> or assumption and justify your </w:t>
+      </w:r>
+      <w:r>
+        <w:rPr>
+          <w:b/>
+        </w:rPr>
+        <w:t>prediction</w:t>
+      </w:r>
+      <w:r>
+        <w:rPr>
+          <w:b w:val="0"/>
+        </w:rPr>
+        <w:t>.</w:t>
+      </w:r>
+    </w:p>
+    <w:p>
+      <w:pPr>
+        <w:spacing w:line="336" w:lineRule="auto" w:after="180"/>
+      </w:pPr>
+      <w:r>
+        <w:rPr>
+          <w:b w:val="0"/>
+        </w:rPr>
+        <w:t xml:space="preserve">Save your workbook </w:t>
+      </w:r>
+      <w:r>
+        <w:rPr>
+          <w:b/>
+        </w:rPr>
+        <w:t>evidence</w:t>
+      </w:r>
+      <w:r>
+        <w:rPr>
+          <w:b w:val="0"/>
+        </w:rPr>
+        <w:t>. At the next review, try a different case before opening your old answer.</w:t>
       </w:r>
     </w:p>
     <w:p>
@@ -2464,12 +4243,53 @@
     </w:p>
     <w:p>
       <w:r>
+        <w:t>Attempt supported questions before using hints or feedback. Review a missing building block, then keep the completed work.</w:t>
+      </w:r>
+    </w:p>
+    <w:p>
+      <w:pPr>
+        <w:spacing w:line="336" w:lineRule="auto" w:after="180"/>
+      </w:pPr>
+      <w:r>
+        <w:rPr>
+          <w:b w:val="0"/>
+        </w:rPr>
         <w:t>Use this supported practice once, in the browser or on paper. Keep the reserved independent assessment for a separate first attempt before teacher feedback.</w:t>
       </w:r>
     </w:p>
     <w:p>
-      <w:r>
-        <w:t>Separate a regularisation penalty from prediction loss and an early-stopping rule.</w:t>
+      <w:pPr>
+        <w:spacing w:line="336" w:lineRule="auto" w:after="180"/>
+      </w:pPr>
+      <w:r>
+        <w:rPr>
+          <w:b w:val="0"/>
+        </w:rPr>
+        <w:t xml:space="preserve">Separate a </w:t>
+      </w:r>
+      <w:r>
+        <w:rPr>
+          <w:b/>
+        </w:rPr>
+        <w:t>regularisation</w:t>
+      </w:r>
+      <w:r>
+        <w:rPr>
+          <w:b w:val="0"/>
+        </w:rPr>
+        <w:t xml:space="preserve"> penalty from </w:t>
+      </w:r>
+      <w:r>
+        <w:rPr>
+          <w:b/>
+        </w:rPr>
+        <w:t>prediction</w:t>
+      </w:r>
+      <w:r>
+        <w:rPr>
+          <w:b w:val="0"/>
+        </w:rPr>
+        <w:t xml:space="preserve"> loss and an early-stopping rule.</w:t>
       </w:r>
     </w:p>
     <w:p>
@@ -2481,22 +4301,49 @@
       </w:r>
     </w:p>
     <w:p>
-      <w:r>
+      <w:pPr>
+        <w:spacing w:line="336" w:lineRule="auto" w:after="180"/>
+      </w:pPr>
+      <w:r>
+        <w:rPr>
+          <w:b w:val="0"/>
+        </w:rPr>
         <w:t>Which labelled step matches this detail? Best validation checkpoint is 2 with loss 3; checkpoint 3 is no improvement, so stop at 3.</w:t>
       </w:r>
     </w:p>
     <w:p>
-      <w:r>
+      <w:pPr>
+        <w:spacing w:line="336" w:lineRule="auto" w:after="180"/>
+        <w:shd w:fill="F4F9FC"/>
+      </w:pPr>
+      <w:r>
+        <w:rPr>
+          <w:b w:val="0"/>
+        </w:rPr>
         <w:t>1. Split objective</w:t>
       </w:r>
     </w:p>
     <w:p>
-      <w:r>
+      <w:pPr>
+        <w:spacing w:line="336" w:lineRule="auto" w:after="180"/>
+        <w:shd w:fill="F4F9FC"/>
+      </w:pPr>
+      <w:r>
+        <w:rPr>
+          <w:b w:val="0"/>
+        </w:rPr>
         <w:t>2. Early-stop separately</w:t>
       </w:r>
     </w:p>
     <w:p>
-      <w:r>
+      <w:pPr>
+        <w:spacing w:line="336" w:lineRule="auto" w:after="180"/>
+        <w:shd w:fill="F4F9FC"/>
+      </w:pPr>
+      <w:r>
+        <w:rPr>
+          <w:b w:val="0"/>
+        </w:rPr>
         <w:t>3. Regularised update</w:t>
       </w:r>
     </w:p>
@@ -2534,48 +4381,240 @@
       </w:r>
     </w:p>
     <w:p>
-      <w:r>
+      <w:pPr>
+        <w:pStyle w:val="Heading3"/>
+      </w:pPr>
+      <w:r>
+        <w:t>Hint · try first</w:t>
+      </w:r>
+    </w:p>
+    <w:p>
+      <w:pPr>
+        <w:spacing w:line="336" w:lineRule="auto" w:after="180"/>
+        <w:shd w:fill="F1F6F8"/>
+      </w:pPr>
+      <w:r>
+        <w:rPr>
+          <w:b w:val="0"/>
+        </w:rPr>
         <w:t>Hint if needed: Read the steps in the pictorial case. Match the supplied detail to the stage that performs or records it.</w:t>
       </w:r>
     </w:p>
     <w:p>
-      <w:r>
-        <w:t>After your attempt, compare with the supported explanation: Early-stop separately Best validation checkpoint is 2 with loss 3; checkpoint 3 is no improvement, so stop at 3. Regularisation adds a parameter penalty to the training objective. Here it discourages large a, so the objective balances prediction error against that penalty. Early stopping is a different decision based on the supplied validation sequence. A tied validation loss is not improvement under this policy; stop when the patience allowance is used and restore the best checkpoint.</w:t>
-      </w:r>
-    </w:p>
-    <w:p>
       <w:pPr>
         <w:pStyle w:val="Heading3"/>
       </w:pPr>
       <w:r>
+        <w:t>Feedback · compare after trying</w:t>
+      </w:r>
+    </w:p>
+    <w:p>
+      <w:pPr>
+        <w:spacing w:line="336" w:lineRule="auto" w:after="180"/>
+        <w:shd w:fill="F1F6FC"/>
+      </w:pPr>
+      <w:r>
+        <w:rPr>
+          <w:b w:val="0"/>
+        </w:rPr>
+        <w:t>After your attempt, compare with the supported explanation: Early-stop separately Best validation checkpoint is 2 with loss 3; checkpoint 3 is no improvement, so stop at 3.</w:t>
+      </w:r>
+    </w:p>
+    <w:p>
+      <w:pPr>
+        <w:spacing w:line="336" w:lineRule="auto" w:after="180"/>
+        <w:shd w:fill="F1F6FC"/>
+      </w:pPr>
+      <w:r>
+        <w:rPr>
+          <w:b/>
+        </w:rPr>
+        <w:t>Regularisation</w:t>
+      </w:r>
+      <w:r>
+        <w:rPr>
+          <w:b w:val="0"/>
+        </w:rPr>
+        <w:t xml:space="preserve"> adds a parameter penalty to the </w:t>
+      </w:r>
+      <w:r>
+        <w:rPr>
+          <w:b/>
+        </w:rPr>
+        <w:t>training</w:t>
+      </w:r>
+      <w:r>
+        <w:rPr>
+          <w:b w:val="0"/>
+        </w:rPr>
+        <w:t xml:space="preserve"> objective. Here it discourages large a, so the objective balances </w:t>
+      </w:r>
+      <w:r>
+        <w:rPr>
+          <w:b/>
+        </w:rPr>
+        <w:t>prediction</w:t>
+      </w:r>
+      <w:r>
+        <w:rPr>
+          <w:b w:val="0"/>
+        </w:rPr>
+        <w:t xml:space="preserve"> error against that penalty.</w:t>
+      </w:r>
+    </w:p>
+    <w:p>
+      <w:pPr>
+        <w:spacing w:line="336" w:lineRule="auto" w:after="180"/>
+        <w:shd w:fill="F1F6FC"/>
+      </w:pPr>
+      <w:r>
+        <w:rPr>
+          <w:b w:val="0"/>
+        </w:rPr>
+        <w:t xml:space="preserve">Early stopping is a different decision based on the supplied validation sequence. A tied validation loss is not improvement under this policy; stop when the </w:t>
+      </w:r>
+      <w:r>
+        <w:rPr>
+          <w:b/>
+        </w:rPr>
+        <w:t>patience</w:t>
+      </w:r>
+      <w:r>
+        <w:rPr>
+          <w:b w:val="0"/>
+        </w:rPr>
+        <w:t xml:space="preserve"> allowance is used and </w:t>
+      </w:r>
+      <w:r>
+        <w:rPr>
+          <w:b/>
+        </w:rPr>
+        <w:t>restore</w:t>
+      </w:r>
+      <w:r>
+        <w:rPr>
+          <w:b w:val="0"/>
+        </w:rPr>
+        <w:t xml:space="preserve"> the best checkpoint.</w:t>
+      </w:r>
+    </w:p>
+    <w:p>
+      <w:pPr>
+        <w:pStyle w:val="Heading3"/>
+      </w:pPr>
+      <w:r>
         <w:t>Practice 2: explain the deciding evidence</w:t>
       </w:r>
     </w:p>
     <w:p>
-      <w:r>
-        <w:t>Changed-case practice: Change patience from 1 to2 under the same tie rule. Which conclusion is supported by the supplied facts?</w:t>
-      </w:r>
-    </w:p>
-    <w:p>
-      <w:r>
-        <w:t>1. We can decide the result without examining the changed input or the procedure.</w:t>
-      </w:r>
-    </w:p>
-    <w:p>
-      <w:r>
-        <w:t>2. Stop at checkpoint 4; still restore checkpoint 2.</w:t>
-      </w:r>
-    </w:p>
-    <w:p>
-      <w:r>
-        <w:t>3. This one example guarantees correct results for every future input.</w:t>
-      </w:r>
-    </w:p>
-    <w:p>
       <w:pPr>
         <w:pStyle w:val="Heading3"/>
       </w:pPr>
       <w:r>
+        <w:t>Changed case · predict first</w:t>
+      </w:r>
+    </w:p>
+    <w:p>
+      <w:pPr>
+        <w:spacing w:line="336" w:lineRule="auto" w:after="180"/>
+        <w:shd w:fill="F5F1FB"/>
+      </w:pPr>
+      <w:r>
+        <w:rPr>
+          <w:b w:val="0"/>
+        </w:rPr>
+        <w:t xml:space="preserve">Changed-case practice: Change </w:t>
+      </w:r>
+      <w:r>
+        <w:rPr>
+          <w:b/>
+        </w:rPr>
+        <w:t>patience</w:t>
+      </w:r>
+      <w:r>
+        <w:rPr>
+          <w:b w:val="0"/>
+        </w:rPr>
+        <w:t xml:space="preserve"> from 1 to2 under the same tie rule. Which conclusion is supported by the supplied facts?</w:t>
+      </w:r>
+    </w:p>
+    <w:p>
+      <w:pPr>
+        <w:spacing w:line="336" w:lineRule="auto" w:after="180"/>
+        <w:shd w:fill="F4F9FC"/>
+      </w:pPr>
+      <w:r>
+        <w:rPr>
+          <w:b w:val="0"/>
+        </w:rPr>
+        <w:t xml:space="preserve">1. We can decide the result without examining the changed </w:t>
+      </w:r>
+      <w:r>
+        <w:rPr>
+          <w:b/>
+        </w:rPr>
+        <w:t>input</w:t>
+      </w:r>
+      <w:r>
+        <w:rPr>
+          <w:b w:val="0"/>
+        </w:rPr>
+        <w:t xml:space="preserve"> or the procedure.</w:t>
+      </w:r>
+    </w:p>
+    <w:p>
+      <w:pPr>
+        <w:spacing w:line="336" w:lineRule="auto" w:after="180"/>
+        <w:shd w:fill="F4F9FC"/>
+      </w:pPr>
+      <w:r>
+        <w:rPr>
+          <w:b w:val="0"/>
+        </w:rPr>
+        <w:t xml:space="preserve">2. Stop at checkpoint 4; still </w:t>
+      </w:r>
+      <w:r>
+        <w:rPr>
+          <w:b/>
+        </w:rPr>
+        <w:t>restore</w:t>
+      </w:r>
+      <w:r>
+        <w:rPr>
+          <w:b w:val="0"/>
+        </w:rPr>
+        <w:t xml:space="preserve"> checkpoint 2.</w:t>
+      </w:r>
+    </w:p>
+    <w:p>
+      <w:pPr>
+        <w:spacing w:line="336" w:lineRule="auto" w:after="180"/>
+        <w:shd w:fill="F4F9FC"/>
+      </w:pPr>
+      <w:r>
+        <w:rPr>
+          <w:b w:val="0"/>
+        </w:rPr>
+        <w:t xml:space="preserve">3. This one example guarantees correct results for every future </w:t>
+      </w:r>
+      <w:r>
+        <w:rPr>
+          <w:b/>
+        </w:rPr>
+        <w:t>input</w:t>
+      </w:r>
+      <w:r>
+        <w:rPr>
+          <w:b w:val="0"/>
+        </w:rPr>
+        <w:t>.</w:t>
+      </w:r>
+    </w:p>
+    <w:p>
+      <w:pPr>
+        <w:pStyle w:val="Heading3"/>
+      </w:pPr>
+      <w:r>
         <w:t>My selected conclusion, deciding fact and explanation</w:t>
       </w:r>
     </w:p>
@@ -2605,36 +4644,201 @@
       </w:r>
     </w:p>
     <w:p>
-      <w:r>
+      <w:pPr>
+        <w:pStyle w:val="Heading3"/>
+      </w:pPr>
+      <w:r>
+        <w:t>Hint · try first</w:t>
+      </w:r>
+    </w:p>
+    <w:p>
+      <w:pPr>
+        <w:spacing w:line="336" w:lineRule="auto" w:after="180"/>
+        <w:shd w:fill="F1F6F8"/>
+      </w:pPr>
+      <w:r>
+        <w:rPr>
+          <w:b w:val="0"/>
+        </w:rPr>
         <w:t>Hint if needed: Use the changed condition and the deciding step in the pictorial trace. The answer must say what follows from those facts.</w:t>
       </w:r>
     </w:p>
     <w:p>
-      <w:r>
-        <w:t>After your attempt, compare with the supported explanation: Stop at checkpoint 4; still restore checkpoint 2. Checkpoints 3 and 4 are two consecutive non-improvements; a later stop does not redefine the best checkpoint.</w:t>
-      </w:r>
-    </w:p>
-    <w:p>
       <w:pPr>
         <w:pStyle w:val="Heading3"/>
       </w:pPr>
       <w:r>
+        <w:t>Feedback · compare after trying</w:t>
+      </w:r>
+    </w:p>
+    <w:p>
+      <w:pPr>
+        <w:spacing w:line="336" w:lineRule="auto" w:after="180"/>
+        <w:shd w:fill="F1F6FC"/>
+      </w:pPr>
+      <w:r>
+        <w:rPr>
+          <w:b w:val="0"/>
+        </w:rPr>
+        <w:t xml:space="preserve">After your attempt, compare with the supported explanation: Stop at checkpoint 4; still </w:t>
+      </w:r>
+      <w:r>
+        <w:rPr>
+          <w:b/>
+        </w:rPr>
+        <w:t>restore</w:t>
+      </w:r>
+      <w:r>
+        <w:rPr>
+          <w:b w:val="0"/>
+        </w:rPr>
+        <w:t xml:space="preserve"> checkpoint 2. Checkpoints 3 and 4 are two consecutive non-improvements; a later stop does not redefine the best checkpoint.</w:t>
+      </w:r>
+    </w:p>
+    <w:p>
+      <w:pPr>
+        <w:pStyle w:val="Heading3"/>
+      </w:pPr>
+      <w:r>
         <w:t>Repair a missing building block</w:t>
       </w:r>
     </w:p>
     <w:p>
-      <w:r>
-        <w:t>Review Training and validation curves (ai-5/15). Goal: Compute comparable training and validation losses at saved checkpoints. Short practice: Can the original epoch 3 training loss 1 justify claiming best generalisation? Point to the relevant step in the picture, then write the changed result and the rule or evidence that supports it.. Return to this week and explain what you changed.</w:t>
-      </w:r>
-    </w:p>
-    <w:p>
-      <w:r>
-        <w:t>Review Batching and epochs (ai-5/13). Goal: Distinguish an example a batch an update and an epoch. Short practice: Why do the single-example orders finish at different weights? Point to the relevant step in the picture, then write the changed result and the rule or evidence that supports it.. Return to this week and explain what you changed.</w:t>
-      </w:r>
-    </w:p>
-    <w:p>
-      <w:r>
-        <w:t>Review Gradients with a numerical check (ai-5/10). Goal: Estimate one partial derivative while other parameters stay fixed. Short practice: Why should the numerical checks perturb one coordinate at a time? Point to the relevant step in the picture, then write the changed result and the rule or evidence that supports it.. Return to this week and explain what you changed.</w:t>
+      <w:pPr>
+        <w:spacing w:line="336" w:lineRule="auto" w:after="180"/>
+      </w:pPr>
+      <w:r>
+        <w:rPr>
+          <w:b w:val="0"/>
+        </w:rPr>
+        <w:t xml:space="preserve">Review </w:t>
+      </w:r>
+      <w:r>
+        <w:rPr>
+          <w:b/>
+        </w:rPr>
+        <w:t>Training</w:t>
+      </w:r>
+      <w:r>
+        <w:rPr>
+          <w:b w:val="0"/>
+        </w:rPr>
+        <w:t xml:space="preserve"> and validation curves (ai-5/15). Goal: Compute comparable </w:t>
+      </w:r>
+      <w:r>
+        <w:rPr>
+          <w:b/>
+        </w:rPr>
+        <w:t>training</w:t>
+      </w:r>
+      <w:r>
+        <w:rPr>
+          <w:b w:val="0"/>
+        </w:rPr>
+        <w:t xml:space="preserve"> and validation losses at saved checkpoints. Short practice: Can the original epoch 3 </w:t>
+      </w:r>
+      <w:r>
+        <w:rPr>
+          <w:b/>
+        </w:rPr>
+        <w:t>training</w:t>
+      </w:r>
+      <w:r>
+        <w:rPr>
+          <w:b w:val="0"/>
+        </w:rPr>
+        <w:t xml:space="preserve"> loss 1 justify claiming best generalisation?</w:t>
+      </w:r>
+    </w:p>
+    <w:p>
+      <w:pPr>
+        <w:spacing w:line="336" w:lineRule="auto" w:after="180"/>
+      </w:pPr>
+      <w:r>
+        <w:rPr>
+          <w:b w:val="0"/>
+        </w:rPr>
+        <w:t xml:space="preserve">Point to the relevant step in the picture, then write the changed result and the rule or </w:t>
+      </w:r>
+      <w:r>
+        <w:rPr>
+          <w:b/>
+        </w:rPr>
+        <w:t>evidence</w:t>
+      </w:r>
+      <w:r>
+        <w:rPr>
+          <w:b w:val="0"/>
+        </w:rPr>
+        <w:t xml:space="preserve"> that supports it.. Return to this week and explain what you changed.</w:t>
+      </w:r>
+    </w:p>
+    <w:p>
+      <w:pPr>
+        <w:spacing w:line="336" w:lineRule="auto" w:after="180"/>
+      </w:pPr>
+      <w:r>
+        <w:rPr>
+          <w:b w:val="0"/>
+        </w:rPr>
+        <w:t>Review Batching and epochs (ai-5/13). Goal: Distinguish an example a batch an update and an epoch. Short practice: Why do the single-example orders finish at different weights?</w:t>
+      </w:r>
+    </w:p>
+    <w:p>
+      <w:pPr>
+        <w:spacing w:line="336" w:lineRule="auto" w:after="180"/>
+      </w:pPr>
+      <w:r>
+        <w:rPr>
+          <w:b w:val="0"/>
+        </w:rPr>
+        <w:t xml:space="preserve">Point to the relevant step in the picture, then write the changed result and the rule or </w:t>
+      </w:r>
+      <w:r>
+        <w:rPr>
+          <w:b/>
+        </w:rPr>
+        <w:t>evidence</w:t>
+      </w:r>
+      <w:r>
+        <w:rPr>
+          <w:b w:val="0"/>
+        </w:rPr>
+        <w:t xml:space="preserve"> that supports it.. Return to this week and explain what you changed.</w:t>
+      </w:r>
+    </w:p>
+    <w:p>
+      <w:pPr>
+        <w:spacing w:line="336" w:lineRule="auto" w:after="180"/>
+      </w:pPr>
+      <w:r>
+        <w:rPr>
+          <w:b w:val="0"/>
+        </w:rPr>
+        <w:t>Review Gradients with a numerical check (ai-5/10). Goal: Estimate one partial derivative while other parameters stay fixed. Short practice: Why should the numerical checks perturb one coordinate at a time?</w:t>
+      </w:r>
+    </w:p>
+    <w:p>
+      <w:pPr>
+        <w:spacing w:line="336" w:lineRule="auto" w:after="180"/>
+      </w:pPr>
+      <w:r>
+        <w:rPr>
+          <w:b w:val="0"/>
+        </w:rPr>
+        <w:t xml:space="preserve">Point to the relevant step in the picture, then write the changed result and the rule or </w:t>
+      </w:r>
+      <w:r>
+        <w:rPr>
+          <w:b/>
+        </w:rPr>
+        <w:t>evidence</w:t>
+      </w:r>
+      <w:r>
+        <w:rPr>
+          <w:b w:val="0"/>
+        </w:rPr>
+        <w:t xml:space="preserve"> that supports it.. Return to this week and explain what you changed.</w:t>
       </w:r>
     </w:p>
     <w:p>
@@ -2646,8 +4850,61 @@
       </w:r>
     </w:p>
     <w:p>
-      <w:r>
-        <w:t>The browser lab lets you edit the supported Python examples already included in this lesson. Predict first, run, inspect the actual output or error, change one input, then run again. Keep code, predictions, actual results and a reasoned revision together. On paper, label your result as a trace rather than an execution.</w:t>
+      <w:pPr>
+        <w:spacing w:line="336" w:lineRule="auto" w:after="180"/>
+      </w:pPr>
+      <w:r>
+        <w:rPr>
+          <w:b w:val="0"/>
+        </w:rPr>
+        <w:t xml:space="preserve">The browser lab lets you edit the supported Python examples already included in this lesson. Predict first, run, inspect the actual </w:t>
+      </w:r>
+      <w:r>
+        <w:rPr>
+          <w:b/>
+        </w:rPr>
+        <w:t>output</w:t>
+      </w:r>
+      <w:r>
+        <w:rPr>
+          <w:b w:val="0"/>
+        </w:rPr>
+        <w:t xml:space="preserve"> or error, change one </w:t>
+      </w:r>
+      <w:r>
+        <w:rPr>
+          <w:b/>
+        </w:rPr>
+        <w:t>input</w:t>
+      </w:r>
+      <w:r>
+        <w:rPr>
+          <w:b w:val="0"/>
+        </w:rPr>
+        <w:t>, then run again.</w:t>
+      </w:r>
+    </w:p>
+    <w:p>
+      <w:pPr>
+        <w:spacing w:line="336" w:lineRule="auto" w:after="180"/>
+      </w:pPr>
+      <w:r>
+        <w:rPr>
+          <w:b w:val="0"/>
+        </w:rPr>
+        <w:t xml:space="preserve">Keep code, </w:t>
+      </w:r>
+      <w:r>
+        <w:rPr>
+          <w:b/>
+        </w:rPr>
+        <w:t>prediction</w:t>
+      </w:r>
+      <w:r>
+        <w:rPr>
+          <w:b w:val="0"/>
+        </w:rPr>
+        <w:t>s, actual results and a reasoned revision together. On paper, label your result as a trace rather than an execution.</w:t>
       </w:r>
     </w:p>
     <w:p>
@@ -2659,8 +4916,734 @@
       </w:r>
     </w:p>
     <w:p>
-      <w:r>
-        <w:t>Use Download completed work in the hosted lesson to export your answers, reflections, practice feedback and code-run evidence. Open the HTML copy to read or print it. Drafts stay in this browser when storage is available; clear drafts on a shared device.</w:t>
+      <w:pPr>
+        <w:spacing w:line="336" w:lineRule="auto" w:after="180"/>
+      </w:pPr>
+      <w:r>
+        <w:rPr>
+          <w:b w:val="0"/>
+        </w:rPr>
+        <w:t xml:space="preserve">Use Download completed work in the hosted lesson to export your answers, reflections, practice feedback and code-run </w:t>
+      </w:r>
+      <w:r>
+        <w:rPr>
+          <w:b/>
+        </w:rPr>
+        <w:t>evidence</w:t>
+      </w:r>
+      <w:r>
+        <w:rPr>
+          <w:b w:val="0"/>
+        </w:rPr>
+        <w:t>. Open the HTML copy to read or print it.</w:t>
+      </w:r>
+    </w:p>
+    <w:p>
+      <w:pPr>
+        <w:spacing w:line="336" w:lineRule="auto" w:after="180"/>
+      </w:pPr>
+      <w:r>
+        <w:rPr>
+          <w:b w:val="0"/>
+        </w:rPr>
+        <w:t>Drafts stay in this browser when storage is available; clear drafts on a shared device.</w:t>
+      </w:r>
+    </w:p>
+    <w:p>
+      <w:pPr>
+        <w:pStyle w:val="Heading1"/>
+      </w:pPr>
+      <w:r>
+        <w:t>18. Visual concept journey</w:t>
+      </w:r>
+    </w:p>
+    <w:p>
+      <w:r>
+        <w:t>Explain each Regularisation and early stopping graphic using its labels, deciding evidence and relevant limitation.</w:t>
+      </w:r>
+    </w:p>
+    <w:p>
+      <w:pPr>
+        <w:pStyle w:val="Heading3"/>
+      </w:pPr>
+      <w:r>
+        <w:t>01. Regularisation and early stopping: the case</w:t>
+      </w:r>
+    </w:p>
+    <w:p>
+      <w:r>
+        <w:drawing>
+          <wp:inline xmlns:a="http://schemas.openxmlformats.org/drawingml/2006/main" xmlns:pic="http://schemas.openxmlformats.org/drawingml/2006/picture">
+            <wp:extent cx="5486400" cy="3291840"/>
+            <wp:docPr id="2" name="Picture 2" descr="Separate a regularisation penalty from prediction loss and an early-stopping rule. Supplied facts: Toy objective J(a)=(a-3)²+2a²; start a = 0; gradient 6a-6; rate 1/6. Separate validation losses:[5, 3, 3, 4], patience 1, no ties as improvement. All inputs and outcomes in this worked example are invented classroom data; no real model run is claimed."/>
+            <wp:cNvGraphicFramePr>
+              <a:graphicFrameLocks noChangeAspect="1"/>
+            </wp:cNvGraphicFramePr>
+            <a:graphic>
+              <a:graphicData uri="http://schemas.openxmlformats.org/drawingml/2006/picture">
+                <pic:pic>
+                  <pic:nvPicPr>
+                    <pic:cNvPr id="0" name="academy-story-ai-5-16-01.png"/>
+                    <pic:cNvPicPr/>
+                  </pic:nvPicPr>
+                  <pic:blipFill>
+                    <a:blip r:embed="rId10"/>
+                    <a:stretch>
+                      <a:fillRect/>
+                    </a:stretch>
+                  </pic:blipFill>
+                  <pic:spPr>
+                    <a:xfrm>
+                      <a:off x="0" y="0"/>
+                      <a:ext cx="5486400" cy="3291840"/>
+                    </a:xfrm>
+                    <a:prstGeom prst="rect"/>
+                  </pic:spPr>
+                </pic:pic>
+              </a:graphicData>
+            </a:graphic>
+          </wp:inline>
+        </w:drawing>
+      </w:r>
+    </w:p>
+    <w:p>
+      <w:pPr>
+        <w:spacing w:line="336" w:lineRule="auto" w:after="180"/>
+      </w:pPr>
+      <w:r>
+        <w:rPr>
+          <w:b w:val="0"/>
+        </w:rPr>
+        <w:t xml:space="preserve">Separate a </w:t>
+      </w:r>
+      <w:r>
+        <w:rPr>
+          <w:b/>
+        </w:rPr>
+        <w:t>regularisation</w:t>
+      </w:r>
+      <w:r>
+        <w:rPr>
+          <w:b w:val="0"/>
+        </w:rPr>
+        <w:t xml:space="preserve"> penalty from </w:t>
+      </w:r>
+      <w:r>
+        <w:rPr>
+          <w:b/>
+        </w:rPr>
+        <w:t>prediction</w:t>
+      </w:r>
+      <w:r>
+        <w:rPr>
+          <w:b w:val="0"/>
+        </w:rPr>
+        <w:t xml:space="preserve"> loss and an early-stopping rule. Supplied facts: Toy objective J(a)=(a-3)²+2a²; start a = 0; gradient 6a-6; rate 1/6.</w:t>
+      </w:r>
+    </w:p>
+    <w:p>
+      <w:pPr>
+        <w:spacing w:line="336" w:lineRule="auto" w:after="180"/>
+      </w:pPr>
+      <w:r>
+        <w:rPr>
+          <w:b w:val="0"/>
+        </w:rPr>
+        <w:t xml:space="preserve">Separate validation losses:[5, 3, 3, 4], </w:t>
+      </w:r>
+      <w:r>
+        <w:rPr>
+          <w:b/>
+        </w:rPr>
+        <w:t>patience</w:t>
+      </w:r>
+      <w:r>
+        <w:rPr>
+          <w:b w:val="0"/>
+        </w:rPr>
+        <w:t xml:space="preserve"> 1, no ties as improvement. All </w:t>
+      </w:r>
+      <w:r>
+        <w:rPr>
+          <w:b/>
+        </w:rPr>
+        <w:t>input</w:t>
+      </w:r>
+      <w:r>
+        <w:rPr>
+          <w:b w:val="0"/>
+        </w:rPr>
+        <w:t>s and outcomes in this worked example are invented classroom data; no real model run is claimed.</w:t>
+      </w:r>
+    </w:p>
+    <w:p>
+      <w:pPr>
+        <w:spacing w:line="336" w:lineRule="auto" w:after="180"/>
+        <w:shd w:fill="F5F1FB"/>
+      </w:pPr>
+      <w:r>
+        <w:rPr>
+          <w:b w:val="0"/>
+        </w:rPr>
+        <w:t>Point to the given fact that matters most. Explain why it matters.</w:t>
+      </w:r>
+    </w:p>
+    <w:p>
+      <w:pPr>
+        <w:pStyle w:val="Heading3"/>
+      </w:pPr>
+      <w:r>
+        <w:t>02. Follow the deciding steps</w:t>
+      </w:r>
+    </w:p>
+    <w:p>
+      <w:r>
+        <w:drawing>
+          <wp:inline xmlns:a="http://schemas.openxmlformats.org/drawingml/2006/main" xmlns:pic="http://schemas.openxmlformats.org/drawingml/2006/picture">
+            <wp:extent cx="5486400" cy="3337560"/>
+            <wp:docPr id="3" name="Picture 3" descr="Regularised update: At 0 gradient -6; update gives a = 1. → Split objective: At 1 prediction term 4, penalty 2, total 6; at 0 total 9. → Early-stop separately: Best validation checkpoint is 2 with loss 3; checkpoint 3 is no improvement, so stop at 3."/>
+            <wp:cNvGraphicFramePr>
+              <a:graphicFrameLocks noChangeAspect="1"/>
+            </wp:cNvGraphicFramePr>
+            <a:graphic>
+              <a:graphicData uri="http://schemas.openxmlformats.org/drawingml/2006/picture">
+                <pic:pic>
+                  <pic:nvPicPr>
+                    <pic:cNvPr id="0" name="academy-story-ai-5-16-02.png"/>
+                    <pic:cNvPicPr/>
+                  </pic:nvPicPr>
+                  <pic:blipFill>
+                    <a:blip r:embed="rId11"/>
+                    <a:stretch>
+                      <a:fillRect/>
+                    </a:stretch>
+                  </pic:blipFill>
+                  <pic:spPr>
+                    <a:xfrm>
+                      <a:off x="0" y="0"/>
+                      <a:ext cx="5486400" cy="3337560"/>
+                    </a:xfrm>
+                    <a:prstGeom prst="rect"/>
+                  </pic:spPr>
+                </pic:pic>
+              </a:graphicData>
+            </a:graphic>
+          </wp:inline>
+        </w:drawing>
+      </w:r>
+    </w:p>
+    <w:p>
+      <w:pPr>
+        <w:spacing w:line="336" w:lineRule="auto" w:after="180"/>
+      </w:pPr>
+      <w:r>
+        <w:rPr>
+          <w:b w:val="0"/>
+        </w:rPr>
+        <w:t xml:space="preserve">Regularised update: At 0 gradient -6; update gives a = 1. → Split objective: At 1 </w:t>
+      </w:r>
+      <w:r>
+        <w:rPr>
+          <w:b/>
+        </w:rPr>
+        <w:t>prediction</w:t>
+      </w:r>
+      <w:r>
+        <w:rPr>
+          <w:b w:val="0"/>
+        </w:rPr>
+        <w:t xml:space="preserve"> term 4, penalty 2, total 6; at 0 total 9. → Early-stop separately: Best validation checkpoint is 2 with loss 3; checkpoint 3 is no improvement, so stop at 3.</w:t>
+      </w:r>
+    </w:p>
+    <w:p>
+      <w:pPr>
+        <w:spacing w:line="336" w:lineRule="auto" w:after="180"/>
+        <w:shd w:fill="F5F1FB"/>
+      </w:pPr>
+      <w:r>
+        <w:rPr>
+          <w:b w:val="0"/>
+        </w:rPr>
+        <w:t xml:space="preserve">Point to each numbered stage and explain which recorded </w:t>
+      </w:r>
+      <w:r>
+        <w:rPr>
+          <w:b/>
+        </w:rPr>
+        <w:t>input</w:t>
+      </w:r>
+      <w:r>
+        <w:rPr>
+          <w:b w:val="0"/>
+        </w:rPr>
+        <w:t xml:space="preserve"> it uses.</w:t>
+      </w:r>
+    </w:p>
+    <w:p>
+      <w:pPr>
+        <w:pStyle w:val="Heading3"/>
+      </w:pPr>
+      <w:r>
+        <w:t>03. Patience two with strict improvement</w:t>
+      </w:r>
+    </w:p>
+    <w:p>
+      <w:r>
+        <w:drawing>
+          <wp:inline xmlns:a="http://schemas.openxmlformats.org/drawingml/2006/main" xmlns:pic="http://schemas.openxmlformats.org/drawingml/2006/picture">
+            <wp:extent cx="5486400" cy="2834640"/>
+            <wp:docPr id="4" name="Picture 4" descr="Patience two with strict improvement. 0 then 1 then 2 | 4 then 2 then 1.5 | Save each improved state. 3 then 4 | 1.6 then 1.4 | Wait once then reset. 5 then 6 | 1.45 then 1.46 | Two misses so stop at 6"/>
+            <wp:cNvGraphicFramePr>
+              <a:graphicFrameLocks noChangeAspect="1"/>
+            </wp:cNvGraphicFramePr>
+            <a:graphic>
+              <a:graphicData uri="http://schemas.openxmlformats.org/drawingml/2006/picture">
+                <pic:pic>
+                  <pic:nvPicPr>
+                    <pic:cNvPr id="0" name="academy-story-ai-5-16-03.png"/>
+                    <pic:cNvPicPr/>
+                  </pic:nvPicPr>
+                  <pic:blipFill>
+                    <a:blip r:embed="rId12"/>
+                    <a:stretch>
+                      <a:fillRect/>
+                    </a:stretch>
+                  </pic:blipFill>
+                  <pic:spPr>
+                    <a:xfrm>
+                      <a:off x="0" y="0"/>
+                      <a:ext cx="5486400" cy="2834640"/>
+                    </a:xfrm>
+                    <a:prstGeom prst="rect"/>
+                  </pic:spPr>
+                </pic:pic>
+              </a:graphicData>
+            </a:graphic>
+          </wp:inline>
+        </w:drawing>
+      </w:r>
+    </w:p>
+    <w:p>
+      <w:pPr>
+        <w:spacing w:line="336" w:lineRule="auto" w:after="180"/>
+      </w:pPr>
+      <w:r>
+        <w:rPr>
+          <w:b/>
+        </w:rPr>
+        <w:t>Patience</w:t>
+      </w:r>
+      <w:r>
+        <w:rPr>
+          <w:b w:val="0"/>
+        </w:rPr>
+        <w:t xml:space="preserve"> two with strict improvement. 0 then 1 then 2 | 4 then 2 then 1.5 | Save each improved state. 3 then 4 | 1.6 then 1.4 | Wait once then reset. 5 then 6 | 1.45 then 1.46 | Two misses so stop at 6</w:t>
+      </w:r>
+    </w:p>
+    <w:p>
+      <w:pPr>
+        <w:spacing w:line="336" w:lineRule="auto" w:after="180"/>
+        <w:shd w:fill="F5F1FB"/>
+      </w:pPr>
+      <w:r>
+        <w:rPr>
+          <w:b w:val="0"/>
+        </w:rPr>
+        <w:t>Read the labels and values. Explain the relationship the model shows.</w:t>
+      </w:r>
+    </w:p>
+    <w:p>
+      <w:pPr>
+        <w:pStyle w:val="Heading3"/>
+      </w:pPr>
+      <w:r>
+        <w:t>04. Change one thing. Trace what follows.</w:t>
+      </w:r>
+    </w:p>
+    <w:p>
+      <w:r>
+        <w:drawing>
+          <wp:inline xmlns:a="http://schemas.openxmlformats.org/drawingml/2006/main" xmlns:pic="http://schemas.openxmlformats.org/drawingml/2006/picture">
+            <wp:extent cx="5486400" cy="3191256"/>
+            <wp:docPr id="5" name="Picture 5" descr="Original case: Best validation checkpoint is 2 with loss 3; checkpoint 3 is no improvement, so stop at 3. Changed condition: Change patience from 1 to2 under the same tie rule. Expected result: Stop at checkpoint 4; still restore checkpoint 2. Reason: Checkpoints 3 and 4 are two consecutive non-improvements; a later stop does not redefine the best checkpoint."/>
+            <wp:cNvGraphicFramePr>
+              <a:graphicFrameLocks noChangeAspect="1"/>
+            </wp:cNvGraphicFramePr>
+            <a:graphic>
+              <a:graphicData uri="http://schemas.openxmlformats.org/drawingml/2006/picture">
+                <pic:pic>
+                  <pic:nvPicPr>
+                    <pic:cNvPr id="0" name="academy-story-ai-5-16-04.png"/>
+                    <pic:cNvPicPr/>
+                  </pic:nvPicPr>
+                  <pic:blipFill>
+                    <a:blip r:embed="rId13"/>
+                    <a:stretch>
+                      <a:fillRect/>
+                    </a:stretch>
+                  </pic:blipFill>
+                  <pic:spPr>
+                    <a:xfrm>
+                      <a:off x="0" y="0"/>
+                      <a:ext cx="5486400" cy="3191256"/>
+                    </a:xfrm>
+                    <a:prstGeom prst="rect"/>
+                  </pic:spPr>
+                </pic:pic>
+              </a:graphicData>
+            </a:graphic>
+          </wp:inline>
+        </w:drawing>
+      </w:r>
+    </w:p>
+    <w:p>
+      <w:pPr>
+        <w:spacing w:line="336" w:lineRule="auto" w:after="180"/>
+      </w:pPr>
+      <w:r>
+        <w:rPr>
+          <w:b w:val="0"/>
+        </w:rPr>
+        <w:t xml:space="preserve">Original case: Best validation checkpoint is 2 with loss 3; checkpoint 3 is no improvement, so stop at 3. Changed condition: Change </w:t>
+      </w:r>
+      <w:r>
+        <w:rPr>
+          <w:b/>
+        </w:rPr>
+        <w:t>patience</w:t>
+      </w:r>
+      <w:r>
+        <w:rPr>
+          <w:b w:val="0"/>
+        </w:rPr>
+        <w:t xml:space="preserve"> from 1 to2 under the same tie rule.</w:t>
+      </w:r>
+    </w:p>
+    <w:p>
+      <w:pPr>
+        <w:spacing w:line="336" w:lineRule="auto" w:after="180"/>
+      </w:pPr>
+      <w:r>
+        <w:rPr>
+          <w:b w:val="0"/>
+        </w:rPr>
+        <w:t xml:space="preserve">Expected result: Stop at checkpoint 4; still </w:t>
+      </w:r>
+      <w:r>
+        <w:rPr>
+          <w:b/>
+        </w:rPr>
+        <w:t>restore</w:t>
+      </w:r>
+      <w:r>
+        <w:rPr>
+          <w:b w:val="0"/>
+        </w:rPr>
+        <w:t xml:space="preserve"> checkpoint 2. Reason: Checkpoints 3 and 4 are two consecutive non-improvements; a later stop does not redefine the best checkpoint.</w:t>
+      </w:r>
+    </w:p>
+    <w:p>
+      <w:pPr>
+        <w:spacing w:line="336" w:lineRule="auto" w:after="180"/>
+        <w:shd w:fill="F5F1FB"/>
+      </w:pPr>
+      <w:r>
+        <w:rPr>
+          <w:b w:val="0"/>
+        </w:rPr>
+        <w:t>Predict before checking the worked changed-case result. Name what changed and what the supplied facts allow you to conclude.</w:t>
+      </w:r>
+    </w:p>
+    <w:p>
+      <w:pPr>
+        <w:pStyle w:val="Heading3"/>
+      </w:pPr>
+      <w:r>
+        <w:t>05. Connect the explanation to its limit</w:t>
+      </w:r>
+    </w:p>
+    <w:p>
+      <w:r>
+        <w:drawing>
+          <wp:inline xmlns:a="http://schemas.openxmlformats.org/drawingml/2006/main" xmlns:pic="http://schemas.openxmlformats.org/drawingml/2006/picture">
+            <wp:extent cx="5486400" cy="2834640"/>
+            <wp:docPr id="6" name="Picture 6" descr="Regularisation adds a parameter penalty to the training objective. Here it discourages large a, so the objective balances prediction error against that penalty. Early stopping is a different decision based on the supplied validation sequence. A tied validation loss is not improvement under this policy; stop when the patience allowance is used and restore the best checkpoint. Limit: Regularisation and early stopping are different tools; neither guarantees better performance in every dataset."/>
+            <wp:cNvGraphicFramePr>
+              <a:graphicFrameLocks noChangeAspect="1"/>
+            </wp:cNvGraphicFramePr>
+            <a:graphic>
+              <a:graphicData uri="http://schemas.openxmlformats.org/drawingml/2006/picture">
+                <pic:pic>
+                  <pic:nvPicPr>
+                    <pic:cNvPr id="0" name="academy-story-ai-5-16-05.png"/>
+                    <pic:cNvPicPr/>
+                  </pic:nvPicPr>
+                  <pic:blipFill>
+                    <a:blip r:embed="rId14"/>
+                    <a:stretch>
+                      <a:fillRect/>
+                    </a:stretch>
+                  </pic:blipFill>
+                  <pic:spPr>
+                    <a:xfrm>
+                      <a:off x="0" y="0"/>
+                      <a:ext cx="5486400" cy="2834640"/>
+                    </a:xfrm>
+                    <a:prstGeom prst="rect"/>
+                  </pic:spPr>
+                </pic:pic>
+              </a:graphicData>
+            </a:graphic>
+          </wp:inline>
+        </w:drawing>
+      </w:r>
+    </w:p>
+    <w:p>
+      <w:pPr>
+        <w:spacing w:line="336" w:lineRule="auto" w:after="180"/>
+      </w:pPr>
+      <w:r>
+        <w:rPr>
+          <w:b/>
+        </w:rPr>
+        <w:t>Regularisation</w:t>
+      </w:r>
+      <w:r>
+        <w:rPr>
+          <w:b w:val="0"/>
+        </w:rPr>
+        <w:t xml:space="preserve"> adds a parameter penalty to the </w:t>
+      </w:r>
+      <w:r>
+        <w:rPr>
+          <w:b/>
+        </w:rPr>
+        <w:t>training</w:t>
+      </w:r>
+      <w:r>
+        <w:rPr>
+          <w:b w:val="0"/>
+        </w:rPr>
+        <w:t xml:space="preserve"> objective. Here it discourages large a, so the objective balances </w:t>
+      </w:r>
+      <w:r>
+        <w:rPr>
+          <w:b/>
+        </w:rPr>
+        <w:t>prediction</w:t>
+      </w:r>
+      <w:r>
+        <w:rPr>
+          <w:b w:val="0"/>
+        </w:rPr>
+        <w:t xml:space="preserve"> error against that penalty.</w:t>
+      </w:r>
+    </w:p>
+    <w:p>
+      <w:pPr>
+        <w:spacing w:line="336" w:lineRule="auto" w:after="180"/>
+      </w:pPr>
+      <w:r>
+        <w:rPr>
+          <w:b w:val="0"/>
+        </w:rPr>
+        <w:t xml:space="preserve">Early stopping is a different decision based on the supplied validation sequence. A tied validation loss is not improvement under this policy; stop when the </w:t>
+      </w:r>
+      <w:r>
+        <w:rPr>
+          <w:b/>
+        </w:rPr>
+        <w:t>patience</w:t>
+      </w:r>
+      <w:r>
+        <w:rPr>
+          <w:b w:val="0"/>
+        </w:rPr>
+        <w:t xml:space="preserve"> allowance is used and </w:t>
+      </w:r>
+      <w:r>
+        <w:rPr>
+          <w:b/>
+        </w:rPr>
+        <w:t>restore</w:t>
+      </w:r>
+      <w:r>
+        <w:rPr>
+          <w:b w:val="0"/>
+        </w:rPr>
+        <w:t xml:space="preserve"> the best checkpoint.</w:t>
+      </w:r>
+    </w:p>
+    <w:p>
+      <w:pPr>
+        <w:spacing w:line="336" w:lineRule="auto" w:after="180"/>
+      </w:pPr>
+      <w:r>
+        <w:rPr>
+          <w:b w:val="0"/>
+        </w:rPr>
+        <w:t xml:space="preserve">Limit: </w:t>
+      </w:r>
+      <w:r>
+        <w:rPr>
+          <w:b/>
+        </w:rPr>
+        <w:t>Regularisation</w:t>
+      </w:r>
+      <w:r>
+        <w:rPr>
+          <w:b w:val="0"/>
+        </w:rPr>
+        <w:t xml:space="preserve"> and early stopping are different tools; neither guarantees better performance in every dataset.</w:t>
+      </w:r>
+    </w:p>
+    <w:p>
+      <w:pPr>
+        <w:spacing w:line="336" w:lineRule="auto" w:after="180"/>
+        <w:shd w:fill="F5F1FB"/>
+      </w:pPr>
+      <w:r>
+        <w:rPr>
+          <w:b w:val="0"/>
+        </w:rPr>
+        <w:t>Explain the case, then point to a limit on the claim.</w:t>
+      </w:r>
+    </w:p>
+    <w:p>
+      <w:pPr>
+        <w:pStyle w:val="Heading3"/>
+      </w:pPr>
+      <w:r>
+        <w:t>06. Make the idea visible in your project</w:t>
+      </w:r>
+    </w:p>
+    <w:p>
+      <w:r>
+        <w:drawing>
+          <wp:inline xmlns:a="http://schemas.openxmlformats.org/drawingml/2006/main" xmlns:pic="http://schemas.openxmlformats.org/drawingml/2006/picture">
+            <wp:extent cx="5486400" cy="3681984"/>
+            <wp:docPr id="7" name="Picture 7" descr="For your Image-pattern Network Investigation, save the input, procedure, observed result and limitation of this check. Label this worked example as practice; use a different, previously unreviewed case when checking independent understanding. Draw your input, deciding step, result and limit. Supported question: Why should the penalty value not be reported as validation error? Point to the relevant step in the picture, then write the changed result and the rule or evidence that supports it."/>
+            <wp:cNvGraphicFramePr>
+              <a:graphicFrameLocks noChangeAspect="1"/>
+            </wp:cNvGraphicFramePr>
+            <a:graphic>
+              <a:graphicData uri="http://schemas.openxmlformats.org/drawingml/2006/picture">
+                <pic:pic>
+                  <pic:nvPicPr>
+                    <pic:cNvPr id="0" name="academy-story-ai-5-16-06.png"/>
+                    <pic:cNvPicPr/>
+                  </pic:nvPicPr>
+                  <pic:blipFill>
+                    <a:blip r:embed="rId15"/>
+                    <a:stretch>
+                      <a:fillRect/>
+                    </a:stretch>
+                  </pic:blipFill>
+                  <pic:spPr>
+                    <a:xfrm>
+                      <a:off x="0" y="0"/>
+                      <a:ext cx="5486400" cy="3681984"/>
+                    </a:xfrm>
+                    <a:prstGeom prst="rect"/>
+                  </pic:spPr>
+                </pic:pic>
+              </a:graphicData>
+            </a:graphic>
+          </wp:inline>
+        </w:drawing>
+      </w:r>
+    </w:p>
+    <w:p>
+      <w:pPr>
+        <w:spacing w:line="336" w:lineRule="auto" w:after="180"/>
+      </w:pPr>
+      <w:r>
+        <w:rPr>
+          <w:b w:val="0"/>
+        </w:rPr>
+        <w:t xml:space="preserve">For your Image-pattern Network Investigation, save the </w:t>
+      </w:r>
+      <w:r>
+        <w:rPr>
+          <w:b/>
+        </w:rPr>
+        <w:t>input</w:t>
+      </w:r>
+      <w:r>
+        <w:rPr>
+          <w:b w:val="0"/>
+        </w:rPr>
+        <w:t>, procedure, observed result and limitation of this check.</w:t>
+      </w:r>
+    </w:p>
+    <w:p>
+      <w:pPr>
+        <w:spacing w:line="336" w:lineRule="auto" w:after="180"/>
+      </w:pPr>
+      <w:r>
+        <w:rPr>
+          <w:b w:val="0"/>
+        </w:rPr>
+        <w:t xml:space="preserve">Label this worked example as practice; use a different, previously unreviewed case when checking independent understanding. Draw your </w:t>
+      </w:r>
+      <w:r>
+        <w:rPr>
+          <w:b/>
+        </w:rPr>
+        <w:t>input</w:t>
+      </w:r>
+      <w:r>
+        <w:rPr>
+          <w:b w:val="0"/>
+        </w:rPr>
+        <w:t>, deciding step, result and limit.</w:t>
+      </w:r>
+    </w:p>
+    <w:p>
+      <w:pPr>
+        <w:spacing w:line="336" w:lineRule="auto" w:after="180"/>
+      </w:pPr>
+      <w:r>
+        <w:rPr>
+          <w:b w:val="0"/>
+        </w:rPr>
+        <w:t xml:space="preserve">Supported question: Why should the penalty value not be reported as validation error? Point to the relevant step in the picture, then write the changed result and the rule or </w:t>
+      </w:r>
+      <w:r>
+        <w:rPr>
+          <w:b/>
+        </w:rPr>
+        <w:t>evidence</w:t>
+      </w:r>
+      <w:r>
+        <w:rPr>
+          <w:b w:val="0"/>
+        </w:rPr>
+        <w:t xml:space="preserve"> that supports it.</w:t>
+      </w:r>
+    </w:p>
+    <w:p>
+      <w:pPr>
+        <w:spacing w:line="336" w:lineRule="auto" w:after="180"/>
+        <w:shd w:fill="F5F1FB"/>
+      </w:pPr>
+      <w:r>
+        <w:rPr>
+          <w:b w:val="0"/>
+        </w:rPr>
+        <w:t xml:space="preserve">Draw your project trace and justify the deciding step using </w:t>
+      </w:r>
+      <w:r>
+        <w:rPr>
+          <w:b/>
+        </w:rPr>
+        <w:t>evidence</w:t>
+      </w:r>
+      <w:r>
+        <w:rPr>
+          <w:b w:val="0"/>
+        </w:rPr>
+        <w:t>.</w:t>
       </w:r>
     </w:p>
     <w:sectPr>

--- a/downloads/student/ai-5-week-16.docx
+++ b/downloads/student/ai-5-week-16.docx
@@ -25,12 +25,17 @@
         <w:pStyle w:val="Heading1"/>
       </w:pPr>
       <w:r>
-        <w:t>Before you start</w:t>
-      </w:r>
-    </w:p>
-    <w:p>
-      <w:r>
-        <w:t>If validation chooses an earlier checkpoint, which parameters should be used after selection?</w:t>
+        <w:t>Separate the penalty. Replay the rule. Restore the saved model.</w:t>
+      </w:r>
+    </w:p>
+    <w:p>
+      <w:r>
+        <w:t>Trace regularized updates and strict-improvement stopping without conflating losses or inventing restoration evidence.</w:t>
+      </w:r>
+    </w:p>
+    <w:p>
+      <w:r>
+        <w:t>Complete penalty terms → pictured separate exercises → full observed-prefix ledger → executable policy replay → independent new objective/log.</w:t>
       </w:r>
     </w:p>
     <w:p>
@@ -38,20 +43,20 @@
         <w:pStyle w:val="Heading1"/>
       </w:pPr>
       <w:r>
-        <w:t>01. Your mission</w:t>
-      </w:r>
-    </w:p>
-    <w:p>
-      <w:r>
-        <w:t>Start with the target: Separate a weight penalty from prediction error. Try the recall before opening notes.</w:t>
-      </w:r>
-    </w:p>
-    <w:p>
-      <w:pPr>
-        <w:pStyle w:val="Heading3"/>
-      </w:pPr>
-      <w:r>
-        <w:t>Your learning target</w:t>
+        <w:t>01. What changes the training objective,and what decides when to stop?</w:t>
+      </w:r>
+    </w:p>
+    <w:p>
+      <w:r>
+        <w:t>Keep prediction loss,weight cost and checkpoint selection in separate records.</w:t>
+      </w:r>
+    </w:p>
+    <w:p>
+      <w:pPr>
+        <w:pStyle w:val="Heading2"/>
+      </w:pPr>
+      <w:r>
+        <w:t>Learning goals</w:t>
       </w:r>
     </w:p>
     <w:p>
@@ -125,10 +130,10 @@
     </w:p>
     <w:p>
       <w:pPr>
-        <w:pStyle w:val="Heading3"/>
-      </w:pPr>
-      <w:r>
-        <w:t>Remember before reading</w:t>
+        <w:pStyle w:val="Heading2"/>
+      </w:pPr>
+      <w:r>
+        <w:t>Retrieve saved-state validation selection</w:t>
       </w:r>
     </w:p>
     <w:p>
@@ -212,6 +217,100 @@
     </w:p>
     <w:p>
       <w:pPr>
+        <w:pStyle w:val="Heading2"/>
+      </w:pPr>
+      <w:r>
+        <w:t>Prerequisite and starting response</w:t>
+      </w:r>
+    </w:p>
+    <w:p>
+      <w:pPr>
+        <w:pStyle w:val="ListBullet"/>
+      </w:pPr>
+      <w:r>
+        <w:t>If validation chooses an earlier checkpoint, which parameters should be used after selection?</w:t>
+      </w:r>
+    </w:p>
+    <w:p>
+      <w:pPr>
+        <w:pStyle w:val="Heading3"/>
+      </w:pPr>
+      <w:r>
+        <w:t>My starting explanation</w:t>
+      </w:r>
+    </w:p>
+    <w:p>
+      <w:r>
+        <w:t>________________________________________________________________</w:t>
+      </w:r>
+    </w:p>
+    <w:p>
+      <w:r>
+        <w:t>________________________________________________________________</w:t>
+      </w:r>
+    </w:p>
+    <w:p>
+      <w:r>
+        <w:t>________________________________________________________________</w:t>
+      </w:r>
+    </w:p>
+    <w:p>
+      <w:pPr>
+        <w:pStyle w:val="Heading2"/>
+      </w:pPr>
+      <w:r>
+        <w:t>End goal</w:t>
+      </w:r>
+    </w:p>
+    <w:p>
+      <w:pPr>
+        <w:spacing w:line="336" w:lineRule="auto" w:after="180"/>
+      </w:pPr>
+      <w:r>
+        <w:rPr>
+          <w:b w:val="0"/>
+        </w:rPr>
+        <w:t xml:space="preserve">By the end, I can explain </w:t>
+      </w:r>
+      <w:r>
+        <w:rPr>
+          <w:b/>
+        </w:rPr>
+        <w:t>regularisation</w:t>
+      </w:r>
+      <w:r>
+        <w:rPr>
+          <w:b w:val="0"/>
+        </w:rPr>
+        <w:t xml:space="preserve"> and early stopping using a traced example and a stated limitation.</w:t>
+      </w:r>
+    </w:p>
+    <w:p>
+      <w:pPr>
+        <w:pStyle w:val="Heading2"/>
+      </w:pPr>
+      <w:r>
+        <w:t>Earlier wording, alternatives and picture transcripts · reference / check after trying</w:t>
+      </w:r>
+    </w:p>
+    <w:p>
+      <w:pPr>
+        <w:pStyle w:val="Heading3"/>
+      </w:pPr>
+      <w:r>
+        <w:t>Your learning target</w:t>
+      </w:r>
+    </w:p>
+    <w:p>
+      <w:pPr>
+        <w:pStyle w:val="Heading3"/>
+      </w:pPr>
+      <w:r>
+        <w:t>Remember before reading</w:t>
+      </w:r>
+    </w:p>
+    <w:p>
+      <w:pPr>
         <w:spacing w:line="336" w:lineRule="auto" w:after="180"/>
       </w:pPr>
       <w:r>
@@ -300,81 +399,31 @@
     </w:p>
     <w:p>
       <w:pPr>
-        <w:spacing w:line="336" w:lineRule="auto" w:after="180"/>
-        <w:shd w:fill="F5F1FB"/>
-      </w:pPr>
-      <w:r>
-        <w:rPr>
-          <w:b w:val="0"/>
-        </w:rPr>
-        <w:t>If validation chooses an earlier checkpoint, which parameters should be used after selection?</w:t>
-      </w:r>
-    </w:p>
-    <w:p>
-      <w:pPr>
         <w:pStyle w:val="Heading3"/>
       </w:pPr>
       <w:r>
-        <w:t>My starting explanation</w:t>
-      </w:r>
-    </w:p>
-    <w:p>
-      <w:r>
-        <w:t>________________________________________________________________</w:t>
-      </w:r>
-    </w:p>
-    <w:p>
-      <w:r>
-        <w:t>________________________________________________________________</w:t>
-      </w:r>
-    </w:p>
-    <w:p>
-      <w:r>
-        <w:t>________________________________________________________________</w:t>
-      </w:r>
-    </w:p>
-    <w:p>
-      <w:pPr>
-        <w:pStyle w:val="Heading3"/>
-      </w:pPr>
-      <w:r>
         <w:t>This week’s end goal</w:t>
       </w:r>
     </w:p>
     <w:p>
       <w:pPr>
-        <w:spacing w:line="336" w:lineRule="auto" w:after="180"/>
-      </w:pPr>
-      <w:r>
-        <w:rPr>
-          <w:b w:val="0"/>
-        </w:rPr>
-        <w:t xml:space="preserve">By the end, I can explain </w:t>
-      </w:r>
-      <w:r>
-        <w:rPr>
-          <w:b/>
-        </w:rPr>
-        <w:t>regularisation</w:t>
-      </w:r>
-      <w:r>
-        <w:rPr>
-          <w:b w:val="0"/>
-        </w:rPr>
-        <w:t xml:space="preserve"> and early stopping using a traced example and a stated limitation.</w:t>
-      </w:r>
-    </w:p>
-    <w:p>
-      <w:pPr>
         <w:pStyle w:val="Heading1"/>
       </w:pPr>
       <w:r>
-        <w:t>02. Notice the evidence</w:t>
-      </w:r>
-    </w:p>
-    <w:p>
-      <w:r>
-        <w:t>Investigate the supplied Regularisation and early stopping case. Separate observations, given facts and assumptions before choosing an explanation.</w:t>
+        <w:t>02. Add a declared cost to one specified weight</w:t>
+      </w:r>
+    </w:p>
+    <w:p>
+      <w:r>
+        <w:t>The penalty changes the objective;it is not another prediction error.</w:t>
+      </w:r>
+    </w:p>
+    <w:p>
+      <w:pPr>
+        <w:pStyle w:val="Heading2"/>
+      </w:pPr>
+      <w:r>
+        <w:t>Complete restricted model and penalty definition</w:t>
       </w:r>
     </w:p>
     <w:p>
@@ -479,6 +528,14 @@
           <w:b w:val="0"/>
         </w:rPr>
         <w:t xml:space="preserve"> error.</w:t>
+      </w:r>
+    </w:p>
+    <w:p>
+      <w:pPr>
+        <w:pStyle w:val="Heading2"/>
+      </w:pPr>
+      <w:r>
+        <w:t>Separate data loss,weight cost and total</w:t>
       </w:r>
     </w:p>
     <w:tbl>
@@ -667,6 +724,14 @@
     </w:tbl>
     <w:p>
       <w:pPr>
+        <w:pStyle w:val="Heading2"/>
+      </w:pPr>
+      <w:r>
+        <w:t>Bound the three-candidate comparison</w:t>
+      </w:r>
+    </w:p>
+    <w:p>
+      <w:pPr>
         <w:spacing w:line="336" w:lineRule="auto" w:after="180"/>
       </w:pPr>
       <w:r>
@@ -701,6 +766,14 @@
     </w:p>
     <w:p>
       <w:pPr>
+        <w:pStyle w:val="Heading2"/>
+      </w:pPr>
+      <w:r>
+        <w:t>Name given and missing facts</w:t>
+      </w:r>
+    </w:p>
+    <w:p>
+      <w:pPr>
         <w:pStyle w:val="Heading3"/>
       </w:pPr>
       <w:r>
@@ -727,12 +800,20 @@
         <w:pStyle w:val="Heading1"/>
       </w:pPr>
       <w:r>
-        <w:t>03. See how it works</w:t>
-      </w:r>
-    </w:p>
-    <w:p>
-      <w:r>
-        <w:t>Follow the mechanism for Regularisation and early stopping. Connect each labelled input, deciding step and result.</w:t>
+        <w:t>03. Trace the data and penalty contributions into one update</w:t>
+      </w:r>
+    </w:p>
+    <w:p>
+      <w:r>
+        <w:t>A change in total objective must not be mislabeled as validation prediction loss.</w:t>
+      </w:r>
+    </w:p>
+    <w:p>
+      <w:pPr>
+        <w:pStyle w:val="Heading2"/>
+      </w:pPr>
+      <w:r>
+        <w:t>Complete gradient derivation</w:t>
       </w:r>
     </w:p>
     <w:p>
@@ -755,6 +836,357 @@
           <w:b w:val="0"/>
         </w:rPr>
         <w:t>A rate 0.1 step gives v = 1.6.</w:t>
+      </w:r>
+    </w:p>
+    <w:p>
+      <w:pPr>
+        <w:pStyle w:val="Heading2"/>
+      </w:pPr>
+      <w:r>
+        <w:t>Two complete penalty-aware updates</w:t>
+      </w:r>
+    </w:p>
+    <w:tbl>
+      <w:tblPr>
+        <w:tblStyle w:val="LightShading-Accent1"/>
+        <w:tblW w:type="auto" w:w="0"/>
+        <w:tblLook w:firstColumn="1" w:firstRow="1" w:lastColumn="0" w:lastRow="0" w:noHBand="0" w:noVBand="1" w:val="04A0"/>
+      </w:tblPr>
+      <w:tblGrid>
+        <w:gridCol w:w="3408"/>
+        <w:gridCol w:w="3408"/>
+        <w:gridCol w:w="3408"/>
+      </w:tblGrid>
+      <w:tr>
+        <w:trPr>
+          <w:tblHeader/>
+        </w:trPr>
+        <w:tc>
+          <w:tcPr>
+            <w:tcW w:type="dxa" w:w="3408"/>
+          </w:tcPr>
+          <w:p>
+            <w:r>
+              <w:t>Main lambda.5, rate.1</w:t>
+            </w:r>
+          </w:p>
+        </w:tc>
+        <w:tc>
+          <w:tcPr>
+            <w:tcW w:type="dxa" w:w="3408"/>
+          </w:tcPr>
+          <w:p>
+            <w:r>
+              <w:t>Start v1.5</w:t>
+            </w:r>
+          </w:p>
+        </w:tc>
+        <w:tc>
+          <w:tcPr>
+            <w:tcW w:type="dxa" w:w="3408"/>
+          </w:tcPr>
+          <w:p>
+            <w:r>
+              <w:t>Next start v1.6</w:t>
+            </w:r>
+          </w:p>
+        </w:tc>
+      </w:tr>
+      <w:tr>
+        <w:tc>
+          <w:tcPr>
+            <w:tcW w:type="dxa" w:w="3408"/>
+          </w:tcPr>
+          <w:p>
+            <w:r>
+              <w:t>Data gradient 5(v−2)</w:t>
+            </w:r>
+          </w:p>
+        </w:tc>
+        <w:tc>
+          <w:tcPr>
+            <w:tcW w:type="dxa" w:w="3408"/>
+          </w:tcPr>
+          <w:p>
+            <w:r>
+              <w:t>-2.5</w:t>
+            </w:r>
+          </w:p>
+        </w:tc>
+        <w:tc>
+          <w:tcPr>
+            <w:tcW w:type="dxa" w:w="3408"/>
+          </w:tcPr>
+          <w:p>
+            <w:r>
+              <w:t>-2</w:t>
+            </w:r>
+          </w:p>
+        </w:tc>
+      </w:tr>
+      <w:tr>
+        <w:tc>
+          <w:tcPr>
+            <w:tcW w:type="dxa" w:w="3408"/>
+          </w:tcPr>
+          <w:p>
+            <w:r>
+              <w:t>Penalty gradient 2 lambda v</w:t>
+            </w:r>
+          </w:p>
+        </w:tc>
+        <w:tc>
+          <w:tcPr>
+            <w:tcW w:type="dxa" w:w="3408"/>
+          </w:tcPr>
+          <w:p>
+            <w:r>
+              <w:t>1.5</w:t>
+            </w:r>
+          </w:p>
+        </w:tc>
+        <w:tc>
+          <w:tcPr>
+            <w:tcW w:type="dxa" w:w="3408"/>
+          </w:tcPr>
+          <w:p>
+            <w:r>
+              <w:t>1.6</w:t>
+            </w:r>
+          </w:p>
+        </w:tc>
+      </w:tr>
+      <w:tr>
+        <w:tc>
+          <w:tcPr>
+            <w:tcW w:type="dxa" w:w="3408"/>
+          </w:tcPr>
+          <w:p>
+            <w:r>
+              <w:t>Total gradient</w:t>
+            </w:r>
+          </w:p>
+        </w:tc>
+        <w:tc>
+          <w:tcPr>
+            <w:tcW w:type="dxa" w:w="3408"/>
+          </w:tcPr>
+          <w:p>
+            <w:r>
+              <w:t>-1</w:t>
+            </w:r>
+          </w:p>
+        </w:tc>
+        <w:tc>
+          <w:tcPr>
+            <w:tcW w:type="dxa" w:w="3408"/>
+          </w:tcPr>
+          <w:p>
+            <w:r>
+              <w:t>-0.4</w:t>
+            </w:r>
+          </w:p>
+        </w:tc>
+      </w:tr>
+      <w:tr>
+        <w:tc>
+          <w:tcPr>
+            <w:tcW w:type="dxa" w:w="3408"/>
+          </w:tcPr>
+          <w:p>
+            <w:r>
+              <w:t>New vafter one update</w:t>
+            </w:r>
+          </w:p>
+        </w:tc>
+        <w:tc>
+          <w:tcPr>
+            <w:tcW w:type="dxa" w:w="3408"/>
+          </w:tcPr>
+          <w:p>
+            <w:r>
+              <w:t>1.6</w:t>
+            </w:r>
+          </w:p>
+        </w:tc>
+        <w:tc>
+          <w:tcPr>
+            <w:tcW w:type="dxa" w:w="3408"/>
+          </w:tcPr>
+          <w:p>
+            <w:r>
+              <w:t>1.64</w:t>
+            </w:r>
+          </w:p>
+        </w:tc>
+      </w:tr>
+      <w:tr>
+        <w:tc>
+          <w:tcPr>
+            <w:tcW w:type="dxa" w:w="3408"/>
+          </w:tcPr>
+          <w:p>
+            <w:r>
+              <w:t>New prediction MSE</w:t>
+            </w:r>
+          </w:p>
+        </w:tc>
+        <w:tc>
+          <w:tcPr>
+            <w:tcW w:type="dxa" w:w="3408"/>
+          </w:tcPr>
+          <w:p>
+            <w:r>
+              <w:t>0.4</w:t>
+            </w:r>
+          </w:p>
+        </w:tc>
+        <w:tc>
+          <w:tcPr>
+            <w:tcW w:type="dxa" w:w="3408"/>
+          </w:tcPr>
+          <w:p>
+            <w:r>
+              <w:t>0.324</w:t>
+            </w:r>
+          </w:p>
+        </w:tc>
+      </w:tr>
+      <w:tr>
+        <w:tc>
+          <w:tcPr>
+            <w:tcW w:type="dxa" w:w="3408"/>
+          </w:tcPr>
+          <w:p>
+            <w:r>
+              <w:t>New penalty</w:t>
+            </w:r>
+          </w:p>
+        </w:tc>
+        <w:tc>
+          <w:tcPr>
+            <w:tcW w:type="dxa" w:w="3408"/>
+          </w:tcPr>
+          <w:p>
+            <w:r>
+              <w:t>1.28</w:t>
+            </w:r>
+          </w:p>
+        </w:tc>
+        <w:tc>
+          <w:tcPr>
+            <w:tcW w:type="dxa" w:w="3408"/>
+          </w:tcPr>
+          <w:p>
+            <w:r>
+              <w:t>1.3448</w:t>
+            </w:r>
+          </w:p>
+        </w:tc>
+      </w:tr>
+      <w:tr>
+        <w:tc>
+          <w:tcPr>
+            <w:tcW w:type="dxa" w:w="3408"/>
+          </w:tcPr>
+          <w:p>
+            <w:r>
+              <w:t>New total objective</w:t>
+            </w:r>
+          </w:p>
+        </w:tc>
+        <w:tc>
+          <w:tcPr>
+            <w:tcW w:type="dxa" w:w="3408"/>
+          </w:tcPr>
+          <w:p>
+            <w:r>
+              <w:t>1.68</w:t>
+            </w:r>
+          </w:p>
+        </w:tc>
+        <w:tc>
+          <w:tcPr>
+            <w:tcW w:type="dxa" w:w="3408"/>
+          </w:tcPr>
+          <w:p>
+            <w:r>
+              <w:t>1.6688</w:t>
+            </w:r>
+          </w:p>
+        </w:tc>
+      </w:tr>
+    </w:tbl>
+    <w:p>
+      <w:pPr>
+        <w:pStyle w:val="Heading2"/>
+      </w:pPr>
+      <w:r>
+        <w:t>Objective convention and helper contract</w:t>
+      </w:r>
+    </w:p>
+    <w:p>
+      <w:pPr>
+        <w:spacing w:line="336" w:lineRule="auto" w:after="180"/>
+      </w:pPr>
+      <w:r>
+        <w:rPr>
+          <w:b w:val="0"/>
+        </w:rPr>
+        <w:t>Both gradient contributions are evaluated at the same old v. Keep the data term L=2.5(v−2)²and penalty lambda v²separate before adding them. The one-step code assumes finite numbers and nonnegative lambda; it is not a validator or a search for the best penalty. Comparing total Jvalues across different lambdas changes the measure being compared.</w:t>
+      </w:r>
+    </w:p>
+    <w:p>
+      <w:pPr>
+        <w:spacing w:line="336" w:lineRule="auto" w:after="180"/>
+      </w:pPr>
+      <w:r>
+        <w:rPr>
+          <w:b w:val="0"/>
+        </w:rPr>
+        <w:t>Use the same declared validation prediction metric for development choices. The early-stopping log later is a separate paper-policy exercise, not a training run generated by these steps.</w:t>
+      </w:r>
+    </w:p>
+    <w:p>
+      <w:pPr>
+        <w:spacing w:line="336" w:lineRule="auto" w:after="180"/>
+      </w:pPr>
+      <w:r>
+        <w:rPr>
+          <w:b w:val="0"/>
+        </w:rPr>
+        <w:t>Assume finite numeric values and nonnegative penalty. At the new v, data loss is 0.4, penalty 1.28 and total 1.68.</w:t>
+      </w:r>
+    </w:p>
+    <w:p>
+      <w:pPr>
+        <w:spacing w:line="336" w:lineRule="auto" w:after="180"/>
+      </w:pPr>
+      <w:r>
+        <w:rPr>
+          <w:b w:val="0"/>
+        </w:rPr>
+        <w:t xml:space="preserve">Choose penalty strength using a declared validation </w:t>
+      </w:r>
+      <w:r>
+        <w:rPr>
+          <w:b/>
+        </w:rPr>
+        <w:t>prediction</w:t>
+      </w:r>
+      <w:r>
+        <w:rPr>
+          <w:b w:val="0"/>
+        </w:rPr>
+        <w:t xml:space="preserve"> metric, not by comparing total objectives with different lambdas as if they were the same measure.</w:t>
+      </w:r>
+    </w:p>
+    <w:p>
+      <w:pPr>
+        <w:pStyle w:val="Heading2"/>
+      </w:pPr>
+      <w:r>
+        <w:t>Runnable separated-term calculation</w:t>
       </w:r>
     </w:p>
     <w:p>
@@ -791,24 +1223,243 @@
     </w:p>
     <w:p>
       <w:pPr>
+        <w:pStyle w:val="Heading2"/>
+      </w:pPr>
+      <w:r>
+        <w:t>Connect visual values to their named term</w:t>
+      </w:r>
+    </w:p>
+    <w:p>
+      <w:pPr>
         <w:spacing w:line="336" w:lineRule="auto" w:after="180"/>
       </w:pPr>
       <w:r>
         <w:rPr>
           <w:b w:val="0"/>
         </w:rPr>
-        <w:t>Assume finite numeric values and nonnegative penalty. At the new v, data loss is 0.4, penalty 1.28 and total 1.68.</w:t>
-      </w:r>
-    </w:p>
-    <w:p>
-      <w:pPr>
-        <w:spacing w:line="336" w:lineRule="auto" w:after="180"/>
-      </w:pPr>
+        <w:t xml:space="preserve">Point to the </w:t>
+      </w:r>
+      <w:r>
+        <w:rPr>
+          <w:b/>
+        </w:rPr>
+        <w:t>input</w:t>
+      </w:r>
       <w:r>
         <w:rPr>
           <w:b w:val="0"/>
         </w:rPr>
-        <w:t xml:space="preserve">Choose penalty strength using a declared validation </w:t>
+        <w:t>, the deciding step and the result in this week’s visual. Explain the same step in ordinary words. A picture helps when you can say what each part represents.</w:t>
+      </w:r>
+    </w:p>
+    <w:p>
+      <w:pPr>
+        <w:pStyle w:val="Heading2"/>
+      </w:pPr>
+      <w:r>
+        <w:t>Earlier wording, alternatives and picture transcripts · reference / check after trying</w:t>
+      </w:r>
+    </w:p>
+    <w:p>
+      <w:pPr>
+        <w:pStyle w:val="Heading3"/>
+      </w:pPr>
+      <w:r>
+        <w:t>Connect the picture and the explanation</w:t>
+      </w:r>
+    </w:p>
+    <w:p>
+      <w:pPr>
+        <w:pStyle w:val="Heading1"/>
+      </w:pPr>
+      <w:r>
+        <w:t>04. Separate a changed penalty from a changed stopping policy</w:t>
+      </w:r>
+    </w:p>
+    <w:p>
+      <w:r>
+        <w:t>They act at different places in the experiment.</w:t>
+      </w:r>
+    </w:p>
+    <w:p>
+      <w:pPr>
+        <w:pStyle w:val="Heading2"/>
+      </w:pPr>
+      <w:r>
+        <w:t>Current next-update task</w:t>
+      </w:r>
+    </w:p>
+    <w:p>
+      <w:pPr>
+        <w:pStyle w:val="ListBullet"/>
+      </w:pPr>
+      <w:r>
+        <w:t>Start v = 1.6 with lambda = 0.5 and rate 0.1. Calculate both gradient contributions, new v and new prediction MSE.</w:t>
+      </w:r>
+    </w:p>
+    <w:p>
+      <w:pPr>
+        <w:pStyle w:val="Heading3"/>
+      </w:pPr>
+      <w:r>
+        <w:t>Keep the procedure fixed. Explain what changed in the inputs and result.</w:t>
+      </w:r>
+    </w:p>
+    <w:p>
+      <w:r>
+        <w:t>________________________________________________________________</w:t>
+      </w:r>
+    </w:p>
+    <w:p>
+      <w:r>
+        <w:t>________________________________________________________________</w:t>
+      </w:r>
+    </w:p>
+    <w:p>
+      <w:r>
+        <w:t>________________________________________________________________</w:t>
+      </w:r>
+    </w:p>
+    <w:p>
+      <w:r>
+        <w:t>________________________________________________________________</w:t>
+      </w:r>
+    </w:p>
+    <w:p>
+      <w:r>
+        <w:t>________________________________________________________________</w:t>
+      </w:r>
+    </w:p>
+    <w:p>
+      <w:pPr>
+        <w:pStyle w:val="Heading2"/>
+      </w:pPr>
+      <w:r>
+        <w:t>Predict the pictured patience change</w:t>
+      </w:r>
+    </w:p>
+    <w:p>
+      <w:pPr>
+        <w:pStyle w:val="ListBullet"/>
+      </w:pPr>
+      <w:r>
+        <w:t>Change: Change patience from 1 to2 under the same tie rule.</w:t>
+      </w:r>
+    </w:p>
+    <w:p>
+      <w:pPr>
+        <w:pStyle w:val="Heading2"/>
+      </w:pPr>
+      <w:r>
+        <w:t>Check after predicting · reference / check after trying</w:t>
+      </w:r>
+    </w:p>
+    <w:p>
+      <w:pPr>
+        <w:spacing w:line="336" w:lineRule="auto" w:after="180"/>
+      </w:pPr>
+      <w:r>
+        <w:rPr>
+          <w:b/>
+        </w:rPr>
+        <w:t>Prediction</w:t>
+      </w:r>
+      <w:r>
+        <w:rPr>
+          <w:b w:val="0"/>
+        </w:rPr>
+        <w:t xml:space="preserve">: Stop at checkpoint 4; still </w:t>
+      </w:r>
+      <w:r>
+        <w:rPr>
+          <w:b/>
+        </w:rPr>
+        <w:t>restore</w:t>
+      </w:r>
+      <w:r>
+        <w:rPr>
+          <w:b w:val="0"/>
+        </w:rPr>
+        <w:t xml:space="preserve"> checkpoint 2.</w:t>
+      </w:r>
+    </w:p>
+    <w:p>
+      <w:pPr>
+        <w:spacing w:line="336" w:lineRule="auto" w:after="180"/>
+      </w:pPr>
+      <w:r>
+        <w:rPr>
+          <w:b w:val="0"/>
+        </w:rPr>
+        <w:t>Reason: Checkpoints 3 and 4 are two consecutive non-improvements; a later stop does not redefine the best checkpoint.</w:t>
+      </w:r>
+    </w:p>
+    <w:p>
+      <w:pPr>
+        <w:pStyle w:val="Heading2"/>
+      </w:pPr>
+      <w:r>
+        <w:t>Earlier wording, alternatives and picture transcripts · reference / check after trying</w:t>
+      </w:r>
+    </w:p>
+    <w:p>
+      <w:pPr>
+        <w:pStyle w:val="Heading3"/>
+      </w:pPr>
+      <w:r>
+        <w:t>Compare a familiar case with a changed case</w:t>
+      </w:r>
+    </w:p>
+    <w:p>
+      <w:pPr>
+        <w:pStyle w:val="Heading3"/>
+      </w:pPr>
+      <w:r>
+        <w:t>Change one thing in the pictured case</w:t>
+      </w:r>
+    </w:p>
+    <w:p>
+      <w:pPr>
+        <w:pStyle w:val="Heading1"/>
+      </w:pPr>
+      <w:r>
+        <w:t>06. See the objective update and the policy replay as different mechanisms</w:t>
+      </w:r>
+    </w:p>
+    <w:p>
+      <w:r>
+        <w:t>Keep each log’s checkpoint numbering beside its values.</w:t>
+      </w:r>
+    </w:p>
+    <w:p>
+      <w:pPr>
+        <w:pStyle w:val="Heading2"/>
+      </w:pPr>
+      <w:r>
+        <w:t>Complete pictured objective,log and separate scope</w:t>
+      </w:r>
+    </w:p>
+    <w:p>
+      <w:pPr>
+        <w:spacing w:line="336" w:lineRule="auto" w:after="180"/>
+      </w:pPr>
+      <w:r>
+        <w:rPr>
+          <w:b w:val="0"/>
+        </w:rPr>
+        <w:t xml:space="preserve">Separate a </w:t>
+      </w:r>
+      <w:r>
+        <w:rPr>
+          <w:b/>
+        </w:rPr>
+        <w:t>regularisation</w:t>
+      </w:r>
+      <w:r>
+        <w:rPr>
+          <w:b w:val="0"/>
+        </w:rPr>
+        <w:t xml:space="preserve"> penalty from </w:t>
       </w:r>
       <w:r>
         <w:rPr>
@@ -820,15 +1471,7 @@
         <w:rPr>
           <w:b w:val="0"/>
         </w:rPr>
-        <w:t xml:space="preserve"> metric, not by comparing total objectives with different lambdas as if they were the same measure.</w:t>
-      </w:r>
-    </w:p>
-    <w:p>
-      <w:pPr>
-        <w:pStyle w:val="Heading3"/>
-      </w:pPr>
-      <w:r>
-        <w:t>Connect the picture and the explanation</w:t>
+        <w:t xml:space="preserve"> loss and an early-stopping rule.</w:t>
       </w:r>
     </w:p>
     <w:p>
@@ -839,7 +1482,30 @@
         <w:rPr>
           <w:b w:val="0"/>
         </w:rPr>
-        <w:t xml:space="preserve">Point to the </w:t>
+        <w:t xml:space="preserve">Toy objective J(a)=(a-3)²+2a²; start a = 0; gradient 6a-6; rate 1/6. Separate validation losses:[5, 3, 3, 4], </w:t>
+      </w:r>
+      <w:r>
+        <w:rPr>
+          <w:b/>
+        </w:rPr>
+        <w:t>patience</w:t>
+      </w:r>
+      <w:r>
+        <w:rPr>
+          <w:b w:val="0"/>
+        </w:rPr>
+        <w:t xml:space="preserve"> 1, no ties as improvement.</w:t>
+      </w:r>
+    </w:p>
+    <w:p>
+      <w:pPr>
+        <w:spacing w:line="336" w:lineRule="auto" w:after="180"/>
+      </w:pPr>
+      <w:r>
+        <w:rPr>
+          <w:b w:val="0"/>
+        </w:rPr>
+        <w:t xml:space="preserve">All </w:t>
       </w:r>
       <w:r>
         <w:rPr>
@@ -851,28 +1517,7 @@
         <w:rPr>
           <w:b w:val="0"/>
         </w:rPr>
-        <w:t>, the deciding step and the result in this week’s visual. Explain the same step in ordinary words. A picture helps when you can say what each part represents.</w:t>
-      </w:r>
-    </w:p>
-    <w:p>
-      <w:pPr>
-        <w:pStyle w:val="Heading1"/>
-      </w:pPr>
-      <w:r>
-        <w:t>04. Compare the cases</w:t>
-      </w:r>
-    </w:p>
-    <w:p>
-      <w:r>
-        <w:t>Compare the supplied cases for Regularisation and early stopping. Identify the detail that changes the conclusion.</w:t>
-      </w:r>
-    </w:p>
-    <w:p>
-      <w:pPr>
-        <w:pStyle w:val="Heading3"/>
-      </w:pPr>
-      <w:r>
-        <w:t>Compare a familiar case with a changed case</w:t>
+        <w:t>s and outcomes in this worked example are invented classroom data; no real model run is claimed.</w:t>
       </w:r>
     </w:p>
     <w:p>
@@ -883,19 +1528,62 @@
         <w:rPr>
           <w:b w:val="0"/>
         </w:rPr>
-        <w:t xml:space="preserve">Start v = 1.6 with lambda = 0.5 and rate 0.1. Calculate both gradient contributions, new v and new </w:t>
-      </w:r>
-      <w:r>
-        <w:rPr>
-          <w:b/>
-        </w:rPr>
-        <w:t>prediction</w:t>
-      </w:r>
+        <w:t>The picture has two separate exercises. Its penalized objective J(a)=(a−3)²+2a², gradient 6a−6, start 0, rate 1/6 gives a1:prediction term 4, penalty 2, total 6 instead of9. Its independent supplied validation log[5, 3, 3, 4]uses checkpoint numbers 1–4. With strict improvement and patience 1, checkpoint 2is best, checkpoint 3is the first tie/miss, so stop 3 and select saved 2.</w:t>
+      </w:r>
+    </w:p>
+    <w:p>
+      <w:pPr>
+        <w:spacing w:line="336" w:lineRule="auto" w:after="180"/>
+      </w:pPr>
       <w:r>
         <w:rPr>
           <w:b w:val="0"/>
         </w:rPr>
-        <w:t xml:space="preserve"> MSE.</w:t>
+        <w:t>With patience 2, stop 4 and still select 2. Those losses are supplied, not computed from this one update. The main stopping log uses epochs 0–7 instead.</w:t>
+      </w:r>
+    </w:p>
+    <w:p>
+      <w:pPr>
+        <w:pStyle w:val="Heading2"/>
+      </w:pPr>
+      <w:r>
+        <w:t>Trace the penalty terms and supplied stopping choice</w:t>
+      </w:r>
+    </w:p>
+    <w:p>
+      <w:r>
+        <w:drawing>
+          <wp:inline xmlns:a="http://schemas.openxmlformats.org/drawingml/2006/main" xmlns:pic="http://schemas.openxmlformats.org/drawingml/2006/picture">
+            <wp:extent cx="5486400" cy="3337560"/>
+            <wp:docPr id="1" name="Picture 1" descr="Regularised update: At 0 gradient -6; update gives a = 1. → Split objective: At 1 prediction term 4, penalty 2, total 6; at 0 total 9. → Early-stop separately: Best validation checkpoint is 2 with loss 3; checkpoint 3 is no improvement, so stop at 3."/>
+            <wp:cNvGraphicFramePr>
+              <a:graphicFrameLocks noChangeAspect="1"/>
+            </wp:cNvGraphicFramePr>
+            <a:graphic>
+              <a:graphicData uri="http://schemas.openxmlformats.org/drawingml/2006/picture">
+                <pic:pic>
+                  <pic:nvPicPr>
+                    <pic:cNvPr id="0" name="academy-story-ai-5-16-02.png"/>
+                    <pic:cNvPicPr/>
+                  </pic:nvPicPr>
+                  <pic:blipFill>
+                    <a:blip r:embed="rId9"/>
+                    <a:stretch>
+                      <a:fillRect/>
+                    </a:stretch>
+                  </pic:blipFill>
+                  <pic:spPr>
+                    <a:xfrm>
+                      <a:off x="0" y="0"/>
+                      <a:ext cx="5486400" cy="3337560"/>
+                    </a:xfrm>
+                    <a:prstGeom prst="rect"/>
+                  </pic:spPr>
+                </pic:pic>
+              </a:graphicData>
+            </a:graphic>
+          </wp:inline>
+        </w:drawing>
       </w:r>
     </w:p>
     <w:p>
@@ -903,143 +1591,7 @@
         <w:pStyle w:val="Heading3"/>
       </w:pPr>
       <w:r>
-        <w:t>Keep the procedure fixed. Explain what changed in the inputs and result.</w:t>
-      </w:r>
-    </w:p>
-    <w:p>
-      <w:r>
-        <w:t>________________________________________________________________</w:t>
-      </w:r>
-    </w:p>
-    <w:p>
-      <w:r>
-        <w:t>________________________________________________________________</w:t>
-      </w:r>
-    </w:p>
-    <w:p>
-      <w:r>
-        <w:t>________________________________________________________________</w:t>
-      </w:r>
-    </w:p>
-    <w:p>
-      <w:r>
-        <w:t>________________________________________________________________</w:t>
-      </w:r>
-    </w:p>
-    <w:p>
-      <w:r>
-        <w:t>________________________________________________________________</w:t>
-      </w:r>
-    </w:p>
-    <w:p>
-      <w:pPr>
-        <w:pStyle w:val="Heading3"/>
-      </w:pPr>
-      <w:r>
-        <w:t>Change one thing in the pictured case</w:t>
-      </w:r>
-    </w:p>
-    <w:p>
-      <w:pPr>
-        <w:pStyle w:val="Heading3"/>
-      </w:pPr>
-      <w:r>
-        <w:t>Change one thing</w:t>
-      </w:r>
-    </w:p>
-    <w:p>
-      <w:pPr>
-        <w:spacing w:line="336" w:lineRule="auto" w:after="180"/>
-        <w:shd w:fill="F5F1FB"/>
-      </w:pPr>
-      <w:r>
-        <w:rPr>
-          <w:b w:val="0"/>
-        </w:rPr>
-        <w:t xml:space="preserve">Change: Change </w:t>
-      </w:r>
-      <w:r>
-        <w:rPr>
-          <w:b/>
-        </w:rPr>
-        <w:t>patience</w:t>
-      </w:r>
-      <w:r>
-        <w:rPr>
-          <w:b w:val="0"/>
-        </w:rPr>
-        <w:t xml:space="preserve"> from 1 to2 under the same tie rule.</w:t>
-      </w:r>
-    </w:p>
-    <w:p>
-      <w:pPr>
-        <w:pStyle w:val="Heading3"/>
-      </w:pPr>
-      <w:r>
-        <w:t>Predicted result</w:t>
-      </w:r>
-    </w:p>
-    <w:p>
-      <w:pPr>
-        <w:spacing w:line="336" w:lineRule="auto" w:after="180"/>
-        <w:shd w:fill="F1F6FC"/>
-      </w:pPr>
-      <w:r>
-        <w:rPr>
-          <w:b/>
-        </w:rPr>
-        <w:t>Prediction</w:t>
-      </w:r>
-      <w:r>
-        <w:rPr>
-          <w:b w:val="0"/>
-        </w:rPr>
-        <w:t xml:space="preserve">: Stop at checkpoint 4; still </w:t>
-      </w:r>
-      <w:r>
-        <w:rPr>
-          <w:b/>
-        </w:rPr>
-        <w:t>restore</w:t>
-      </w:r>
-      <w:r>
-        <w:rPr>
-          <w:b w:val="0"/>
-        </w:rPr>
-        <w:t xml:space="preserve"> checkpoint 2.</w:t>
-      </w:r>
-    </w:p>
-    <w:p>
-      <w:pPr>
-        <w:pStyle w:val="Heading3"/>
-      </w:pPr>
-      <w:r>
-        <w:t>Why the result follows</w:t>
-      </w:r>
-    </w:p>
-    <w:p>
-      <w:pPr>
-        <w:spacing w:line="336" w:lineRule="auto" w:after="180"/>
-        <w:shd w:fill="F1F6FC"/>
-      </w:pPr>
-      <w:r>
-        <w:rPr>
-          <w:b w:val="0"/>
-        </w:rPr>
-        <w:t>Reason: Checkpoints 3 and 4 are two consecutive non-improvements; a later stop does not redefine the best checkpoint.</w:t>
-      </w:r>
-    </w:p>
-    <w:p>
-      <w:pPr>
-        <w:pStyle w:val="Heading1"/>
-      </w:pPr>
-      <w:r>
-        <w:t>05. Words that unlock the idea</w:t>
-      </w:r>
-    </w:p>
-    <w:p>
-      <w:r>
-        <w:t>Use the vocabulary of Regularisation and early stopping to explain a concrete decision, rather than only memorising definitions.</w:t>
+        <w:t>Read the picture one step at a time</w:t>
       </w:r>
     </w:p>
     <w:tbl>
@@ -1062,7 +1614,7 @@
           </w:tcPr>
           <w:p>
             <w:r>
-              <w:t>Word</w:t>
+              <w:t>Step</w:t>
             </w:r>
           </w:p>
         </w:tc>
@@ -1072,7 +1624,7 @@
           </w:tcPr>
           <w:p>
             <w:r>
-              <w:t>Meaning</w:t>
+              <w:t>What happens and why</w:t>
             </w:r>
           </w:p>
         </w:tc>
@@ -1084,7 +1636,7 @@
           </w:tcPr>
           <w:p>
             <w:r>
-              <w:t>Regularisation</w:t>
+              <w:t>1. Regularised update</w:t>
             </w:r>
           </w:p>
         </w:tc>
@@ -1094,7 +1646,7 @@
           </w:tcPr>
           <w:p>
             <w:r>
-              <w:t>A constraint or training procedure intended to limit fitting choices and improve generalisation</w:t>
+              <w:t>At 0 gradient -6; update gives a = 1.</w:t>
             </w:r>
           </w:p>
         </w:tc>
@@ -1106,7 +1658,7 @@
           </w:tcPr>
           <w:p>
             <w:r>
-              <w:t>Weight penalty</w:t>
+              <w:t>2. Split objective</w:t>
             </w:r>
           </w:p>
         </w:tc>
@@ -1116,7 +1668,7 @@
           </w:tcPr>
           <w:p>
             <w:r>
-              <w:t>An added objective term that discourages specified large parameter values</w:t>
+              <w:t>At 1 prediction term 4, penalty 2, total 6; at 0 total 9.</w:t>
             </w:r>
           </w:p>
         </w:tc>
@@ -1128,7 +1680,7 @@
           </w:tcPr>
           <w:p>
             <w:r>
-              <w:t>Patience</w:t>
+              <w:t>3. Early-stop separately</w:t>
             </w:r>
           </w:p>
         </w:tc>
@@ -1138,68 +1690,183 @@
           </w:tcPr>
           <w:p>
             <w:r>
-              <w:t>The allowed run of consecutive non-improving evaluations before stopping under a stated rule</w:t>
-            </w:r>
-          </w:p>
-        </w:tc>
-      </w:tr>
-      <w:tr>
-        <w:tc>
-          <w:tcPr>
-            <w:tcW w:type="dxa" w:w="5112"/>
-          </w:tcPr>
-          <w:p>
-            <w:r>
-              <w:t>Restore</w:t>
-            </w:r>
-          </w:p>
-        </w:tc>
-        <w:tc>
-          <w:tcPr>
-            <w:tcW w:type="dxa" w:w="5112"/>
-          </w:tcPr>
-          <w:p>
-            <w:r>
-              <w:t>Reload the parameters saved at the selected checkpoint</w:t>
+              <w:t>Best validation checkpoint is 2 with loss 3; checkpoint 3 is no improvement, so stop at 3.</w:t>
             </w:r>
           </w:p>
         </w:tc>
       </w:tr>
     </w:tbl>
     <w:p>
-      <w:pPr>
-        <w:pStyle w:val="Heading3"/>
-      </w:pPr>
-      <w:r>
-        <w:t>Use two terms to explain a step in this week’s example.</w:t>
-      </w:r>
-    </w:p>
-    <w:p>
-      <w:r>
-        <w:t>________________________________________________________________</w:t>
-      </w:r>
-    </w:p>
-    <w:p>
-      <w:r>
-        <w:t>________________________________________________________________</w:t>
-      </w:r>
-    </w:p>
-    <w:p>
-      <w:r>
-        <w:t>________________________________________________________________</w:t>
-      </w:r>
-    </w:p>
-    <w:p>
-      <w:pPr>
-        <w:pStyle w:val="Heading1"/>
-      </w:pPr>
-      <w:r>
-        <w:t>06. Follow a worked example</w:t>
-      </w:r>
-    </w:p>
-    <w:p>
-      <w:r>
-        <w:t>Follow the worked trace for Regularisation and early stopping, predict a step, then compare with its explanation.</w:t>
+      <w:r>
+        <w:t>Match each pictured step to the supplied facts. This is a worked teaching case, not an independent assessment.</w:t>
+      </w:r>
+    </w:p>
+    <w:p>
+      <w:pPr>
+        <w:spacing w:line="336" w:lineRule="auto" w:after="180"/>
+      </w:pPr>
+      <w:r>
+        <w:rPr>
+          <w:b/>
+        </w:rPr>
+        <w:t>Regularisation</w:t>
+      </w:r>
+      <w:r>
+        <w:rPr>
+          <w:b w:val="0"/>
+        </w:rPr>
+        <w:t xml:space="preserve"> adds a parameter penalty to the </w:t>
+      </w:r>
+      <w:r>
+        <w:rPr>
+          <w:b/>
+        </w:rPr>
+        <w:t>training</w:t>
+      </w:r>
+      <w:r>
+        <w:rPr>
+          <w:b w:val="0"/>
+        </w:rPr>
+        <w:t xml:space="preserve"> objective. Here it discourages large a, so the objective balances </w:t>
+      </w:r>
+      <w:r>
+        <w:rPr>
+          <w:b/>
+        </w:rPr>
+        <w:t>prediction</w:t>
+      </w:r>
+      <w:r>
+        <w:rPr>
+          <w:b w:val="0"/>
+        </w:rPr>
+        <w:t xml:space="preserve"> error against that penalty.</w:t>
+      </w:r>
+    </w:p>
+    <w:p>
+      <w:pPr>
+        <w:spacing w:line="336" w:lineRule="auto" w:after="180"/>
+      </w:pPr>
+      <w:r>
+        <w:rPr>
+          <w:b w:val="0"/>
+        </w:rPr>
+        <w:t xml:space="preserve">Early stopping is a different decision based on the supplied validation sequence. A tied validation loss is not improvement under this policy; stop when the </w:t>
+      </w:r>
+      <w:r>
+        <w:rPr>
+          <w:b/>
+        </w:rPr>
+        <w:t>patience</w:t>
+      </w:r>
+      <w:r>
+        <w:rPr>
+          <w:b w:val="0"/>
+        </w:rPr>
+        <w:t xml:space="preserve"> allowance is used and </w:t>
+      </w:r>
+      <w:r>
+        <w:rPr>
+          <w:b/>
+        </w:rPr>
+        <w:t>restore</w:t>
+      </w:r>
+      <w:r>
+        <w:rPr>
+          <w:b w:val="0"/>
+        </w:rPr>
+        <w:t xml:space="preserve"> the best checkpoint.</w:t>
+      </w:r>
+    </w:p>
+    <w:p>
+      <w:pPr>
+        <w:pStyle w:val="Heading2"/>
+      </w:pPr>
+      <w:r>
+        <w:t>Predict the patience2policy</w:t>
+      </w:r>
+    </w:p>
+    <w:p>
+      <w:pPr>
+        <w:pStyle w:val="ListBullet"/>
+      </w:pPr>
+      <w:r>
+        <w:t>Change one thing: Change patience from 1 to2 under the same tie rule. Predict the result before checking the explanation. What remains the same?</w:t>
+      </w:r>
+    </w:p>
+    <w:p>
+      <w:pPr>
+        <w:pStyle w:val="Heading2"/>
+      </w:pPr>
+      <w:r>
+        <w:t>Check after predicting · reference / check after trying</w:t>
+      </w:r>
+    </w:p>
+    <w:p>
+      <w:r>
+        <w:drawing>
+          <wp:inline xmlns:a="http://schemas.openxmlformats.org/drawingml/2006/main" xmlns:pic="http://schemas.openxmlformats.org/drawingml/2006/picture">
+            <wp:extent cx="5486400" cy="3191256"/>
+            <wp:docPr id="2" name="Picture 2" descr="Original case: Best validation checkpoint is 2 with loss 3; checkpoint 3 is no improvement, so stop at 3. Changed condition: Change patience from 1 to2 under the same tie rule. Expected result: Stop at checkpoint 4; still restore checkpoint 2. Reason: Checkpoints 3 and 4 are two consecutive non-improvements; a later stop does not redefine the best checkpoint."/>
+            <wp:cNvGraphicFramePr>
+              <a:graphicFrameLocks noChangeAspect="1"/>
+            </wp:cNvGraphicFramePr>
+            <a:graphic>
+              <a:graphicData uri="http://schemas.openxmlformats.org/drawingml/2006/picture">
+                <pic:pic>
+                  <pic:nvPicPr>
+                    <pic:cNvPr id="0" name="academy-story-ai-5-16-04.png"/>
+                    <pic:cNvPicPr/>
+                  </pic:nvPicPr>
+                  <pic:blipFill>
+                    <a:blip r:embed="rId10"/>
+                    <a:stretch>
+                      <a:fillRect/>
+                    </a:stretch>
+                  </pic:blipFill>
+                  <pic:spPr>
+                    <a:xfrm>
+                      <a:off x="0" y="0"/>
+                      <a:ext cx="5486400" cy="3191256"/>
+                    </a:xfrm>
+                    <a:prstGeom prst="rect"/>
+                  </pic:spPr>
+                </pic:pic>
+              </a:graphicData>
+            </a:graphic>
+          </wp:inline>
+        </w:drawing>
+      </w:r>
+    </w:p>
+    <w:p>
+      <w:pPr>
+        <w:pStyle w:val="Heading2"/>
+      </w:pPr>
+      <w:r>
+        <w:t>Explain metric separation and tool limits</w:t>
+      </w:r>
+    </w:p>
+    <w:p>
+      <w:pPr>
+        <w:pStyle w:val="ListBullet"/>
+      </w:pPr>
+      <w:r>
+        <w:t>Regularisation and early stopping are different tools; neither guarantees better performance in every dataset.</w:t>
+      </w:r>
+    </w:p>
+    <w:p>
+      <w:pPr>
+        <w:pStyle w:val="ListBullet"/>
+      </w:pPr>
+      <w:r>
+        <w:t>Read the labelled picture: Why should the penalty value not be reported as validation error? Point to the relevant step in the picture, then write the changed result and the rule or evidence that supports it.</w:t>
+      </w:r>
+    </w:p>
+    <w:p>
+      <w:pPr>
+        <w:pStyle w:val="Heading2"/>
+      </w:pPr>
+      <w:r>
+        <w:t>Try the main log’s miss counts</w:t>
       </w:r>
     </w:p>
     <w:p>
@@ -1388,6 +2055,14 @@
     </w:p>
     <w:p>
       <w:pPr>
+        <w:pStyle w:val="Heading2"/>
+      </w:pPr>
+      <w:r>
+        <w:t>Earlier wording, alternatives and picture transcripts · reference / check after trying</w:t>
+      </w:r>
+    </w:p>
+    <w:p>
+      <w:pPr>
         <w:pStyle w:val="Heading3"/>
       </w:pPr>
       <w:r>
@@ -1415,109 +2090,10 @@
     </w:p>
     <w:p>
       <w:pPr>
-        <w:spacing w:line="336" w:lineRule="auto" w:after="180"/>
-      </w:pPr>
-      <w:r>
-        <w:rPr>
-          <w:b w:val="0"/>
-        </w:rPr>
-        <w:t xml:space="preserve">Separate a </w:t>
-      </w:r>
-      <w:r>
-        <w:rPr>
-          <w:b/>
-        </w:rPr>
-        <w:t>regularisation</w:t>
-      </w:r>
-      <w:r>
-        <w:rPr>
-          <w:b w:val="0"/>
-        </w:rPr>
-        <w:t xml:space="preserve"> penalty from </w:t>
-      </w:r>
-      <w:r>
-        <w:rPr>
-          <w:b/>
-        </w:rPr>
-        <w:t>prediction</w:t>
-      </w:r>
-      <w:r>
-        <w:rPr>
-          <w:b w:val="0"/>
-        </w:rPr>
-        <w:t xml:space="preserve"> loss and an early-stopping rule.</w:t>
-      </w:r>
-    </w:p>
-    <w:p>
-      <w:pPr>
         <w:pStyle w:val="Heading3"/>
       </w:pPr>
       <w:r>
         <w:t>The facts we will use</w:t>
-      </w:r>
-    </w:p>
-    <w:p>
-      <w:pPr>
-        <w:pStyle w:val="Heading3"/>
-      </w:pPr>
-      <w:r>
-        <w:t>Supplied facts</w:t>
-      </w:r>
-    </w:p>
-    <w:p>
-      <w:pPr>
-        <w:spacing w:line="336" w:lineRule="auto" w:after="180"/>
-        <w:shd w:fill="F1F6FC"/>
-      </w:pPr>
-      <w:r>
-        <w:rPr>
-          <w:b w:val="0"/>
-        </w:rPr>
-        <w:t xml:space="preserve">Toy objective J(a)=(a-3)²+2a²; start a = 0; gradient 6a-6; rate 1/6. Separate validation losses:[5, 3, 3, 4], </w:t>
-      </w:r>
-      <w:r>
-        <w:rPr>
-          <w:b/>
-        </w:rPr>
-        <w:t>patience</w:t>
-      </w:r>
-      <w:r>
-        <w:rPr>
-          <w:b w:val="0"/>
-        </w:rPr>
-        <w:t xml:space="preserve"> 1, no ties as improvement.</w:t>
-      </w:r>
-    </w:p>
-    <w:p>
-      <w:pPr>
-        <w:pStyle w:val="Heading3"/>
-      </w:pPr>
-      <w:r>
-        <w:t>Supplied facts</w:t>
-      </w:r>
-    </w:p>
-    <w:p>
-      <w:pPr>
-        <w:spacing w:line="336" w:lineRule="auto" w:after="180"/>
-        <w:shd w:fill="F1F6FC"/>
-      </w:pPr>
-      <w:r>
-        <w:rPr>
-          <w:b w:val="0"/>
-        </w:rPr>
-        <w:t xml:space="preserve">All </w:t>
-      </w:r>
-      <w:r>
-        <w:rPr>
-          <w:b/>
-        </w:rPr>
-        <w:t>input</w:t>
-      </w:r>
-      <w:r>
-        <w:rPr>
-          <w:b w:val="0"/>
-        </w:rPr>
-        <w:t>s and outcomes in this worked example are invented classroom data; no real model run is claimed.</w:t>
       </w:r>
     </w:p>
     <w:p>
@@ -1525,7 +2101,7 @@
         <w:drawing>
           <wp:inline xmlns:a="http://schemas.openxmlformats.org/drawingml/2006/main" xmlns:pic="http://schemas.openxmlformats.org/drawingml/2006/picture">
             <wp:extent cx="5486400" cy="5185229"/>
-            <wp:docPr id="1" name="Picture 1" descr="Regularisation and early stopping. Regularised update: At 0 gradient -6; update gives a = 1.. Split objective: At 1 prediction term 4, penalty 2, total 6; at 0 total 9.. Early-stop separately: Best validation checkpoint is 2 with loss 3; checkpoint 3 is no improvement, so stop at 3."/>
+            <wp:docPr id="3" name="Picture 3" descr="Regularisation and early stopping. Regularised update: At 0 gradient -6; update gives a = 1.. Split objective: At 1 prediction term 4, penalty 2, total 6; at 0 total 9.. Early-stop separately: Best validation checkpoint is 2 with loss 3; checkpoint 3 is no improvement, so stop at 3."/>
             <wp:cNvGraphicFramePr>
               <a:graphicFrameLocks noChangeAspect="1"/>
             </wp:cNvGraphicFramePr>
@@ -1537,7 +2113,7 @@
                     <pic:cNvPicPr/>
                   </pic:nvPicPr>
                   <pic:blipFill>
-                    <a:blip r:embed="rId9"/>
+                    <a:blip r:embed="rId11"/>
                     <a:stretch>
                       <a:fillRect/>
                     </a:stretch>
@@ -1561,7 +2137,182 @@
         <w:pStyle w:val="Heading3"/>
       </w:pPr>
       <w:r>
-        <w:t>Read the picture one step at a time</w:t>
+        <w:t>Why this result follows</w:t>
+      </w:r>
+    </w:p>
+    <w:p>
+      <w:pPr>
+        <w:pStyle w:val="Heading3"/>
+      </w:pPr>
+      <w:r>
+        <w:t>What this example does not establish</w:t>
+      </w:r>
+    </w:p>
+    <w:p>
+      <w:pPr>
+        <w:pStyle w:val="Heading1"/>
+      </w:pPr>
+      <w:r>
+        <w:t>07. Stop when the rule fires,then restore the best observed model</w:t>
+      </w:r>
+    </w:p>
+    <w:p>
+      <w:r>
+        <w:t>A later value in a paper log cannot rewrite what a live run observed.</w:t>
+      </w:r>
+    </w:p>
+    <w:p>
+      <w:pPr>
+        <w:pStyle w:val="Heading2"/>
+      </w:pPr>
+      <w:r>
+        <w:t>Complete policy,finite budget and saved-state requirements</w:t>
+      </w:r>
+    </w:p>
+    <w:p>
+      <w:pPr>
+        <w:spacing w:line="336" w:lineRule="auto" w:after="180"/>
+      </w:pPr>
+      <w:r>
+        <w:rPr>
+          <w:b w:val="0"/>
+        </w:rPr>
+        <w:t xml:space="preserve">Early stopping limits the </w:t>
+      </w:r>
+      <w:r>
+        <w:rPr>
+          <w:b/>
+        </w:rPr>
+        <w:t>training</w:t>
+      </w:r>
+      <w:r>
+        <w:rPr>
+          <w:b w:val="0"/>
+        </w:rPr>
+        <w:t xml:space="preserve"> duration using development </w:t>
+      </w:r>
+      <w:r>
+        <w:rPr>
+          <w:b/>
+        </w:rPr>
+        <w:t>evidence</w:t>
+      </w:r>
+      <w:r>
+        <w:rPr>
+          <w:b w:val="0"/>
+        </w:rPr>
+        <w:t>; it does not add a weight term to the objective. For this policy, initialise the best checkpoint to epoch 0 and the miss count to zero.</w:t>
+      </w:r>
+    </w:p>
+    <w:p>
+      <w:pPr>
+        <w:spacing w:line="336" w:lineRule="auto" w:after="180"/>
+      </w:pPr>
+      <w:r>
+        <w:rPr>
+          <w:b w:val="0"/>
+        </w:rPr>
+        <w:t xml:space="preserve">After each later evaluation, save and reset only on a strict improvement; otherwise increment the count. Stop as soon as the count reaches </w:t>
+      </w:r>
+      <w:r>
+        <w:rPr>
+          <w:b/>
+        </w:rPr>
+        <w:t>patience</w:t>
+      </w:r>
+      <w:r>
+        <w:rPr>
+          <w:b w:val="0"/>
+        </w:rPr>
+        <w:t>, then reload the best checkpoint.</w:t>
+      </w:r>
+    </w:p>
+    <w:p>
+      <w:pPr>
+        <w:spacing w:line="336" w:lineRule="auto" w:after="180"/>
+      </w:pPr>
+      <w:r>
+        <w:rPr>
+          <w:b w:val="0"/>
+        </w:rPr>
+        <w:t>Suppose a pre-recorded demonstration also lists epoch 7 loss 1.3. A live run following the rule has already stopped at 6 and does not observe 7. Do not use future values to rewrite the stopping decision.</w:t>
+      </w:r>
+    </w:p>
+    <w:p>
+      <w:pPr>
+        <w:spacing w:line="336" w:lineRule="auto" w:after="180"/>
+      </w:pPr>
+      <w:r>
+        <w:rPr>
+          <w:b w:val="0"/>
+        </w:rPr>
+        <w:t xml:space="preserve">The policy can miss a later improvement; </w:t>
+      </w:r>
+      <w:r>
+        <w:rPr>
+          <w:b/>
+        </w:rPr>
+        <w:t>patience</w:t>
+      </w:r>
+      <w:r>
+        <w:rPr>
+          <w:b w:val="0"/>
+        </w:rPr>
+        <w:t xml:space="preserve"> balances waiting against a </w:t>
+      </w:r>
+      <w:r>
+        <w:rPr>
+          <w:b/>
+        </w:rPr>
+        <w:t>training</w:t>
+      </w:r>
+      <w:r>
+        <w:rPr>
+          <w:b w:val="0"/>
+        </w:rPr>
+        <w:t xml:space="preserve"> budget and must be specified in advance.</w:t>
+      </w:r>
+    </w:p>
+    <w:p>
+      <w:pPr>
+        <w:spacing w:line="336" w:lineRule="auto" w:after="180"/>
+      </w:pPr>
+      <w:r>
+        <w:rPr>
+          <w:b w:val="0"/>
+        </w:rPr>
+        <w:t xml:space="preserve">Save actual model parameters with the checkpoint, not just its epoch number or loss. With a fixed maximum epoch budget, stop when either limit is reached and </w:t>
+      </w:r>
+      <w:r>
+        <w:rPr>
+          <w:b/>
+        </w:rPr>
+        <w:t>restore</w:t>
+      </w:r>
+      <w:r>
+        <w:rPr>
+          <w:b w:val="0"/>
+        </w:rPr>
+        <w:t xml:space="preserve"> the best observed state.</w:t>
+      </w:r>
+    </w:p>
+    <w:p>
+      <w:pPr>
+        <w:spacing w:line="336" w:lineRule="auto" w:after="180"/>
+      </w:pPr>
+      <w:r>
+        <w:rPr>
+          <w:b w:val="0"/>
+        </w:rPr>
+        <w:t>An exact tie keeps the earlier checkpoint under our rule. Different minimum-improvement thresholds are possible, but would be different declared policies.</w:t>
+      </w:r>
+    </w:p>
+    <w:p>
+      <w:pPr>
+        <w:pStyle w:val="Heading2"/>
+      </w:pPr>
+      <w:r>
+        <w:t>Every main-log decision,including unobserved future</w:t>
       </w:r>
     </w:p>
     <w:tbl>
@@ -1571,8 +2322,11 @@
         <w:tblLook w:firstColumn="1" w:firstRow="1" w:lastColumn="0" w:lastRow="0" w:noHBand="0" w:noVBand="1" w:val="04A0"/>
       </w:tblPr>
       <w:tblGrid>
-        <w:gridCol w:w="5112"/>
-        <w:gridCol w:w="5112"/>
+        <w:gridCol w:w="2045"/>
+        <w:gridCol w:w="2045"/>
+        <w:gridCol w:w="2045"/>
+        <w:gridCol w:w="2045"/>
+        <w:gridCol w:w="2045"/>
       </w:tblGrid>
       <w:tr>
         <w:trPr>
@@ -1580,21 +2334,51 @@
         </w:trPr>
         <w:tc>
           <w:tcPr>
-            <w:tcW w:type="dxa" w:w="5112"/>
+            <w:tcW w:type="dxa" w:w="2045"/>
           </w:tcPr>
           <w:p>
             <w:r>
-              <w:t>Step</w:t>
+              <w:t>Main supplied epoch</w:t>
             </w:r>
           </w:p>
         </w:tc>
         <w:tc>
           <w:tcPr>
-            <w:tcW w:type="dxa" w:w="5112"/>
+            <w:tcW w:type="dxa" w:w="2045"/>
           </w:tcPr>
           <w:p>
             <w:r>
-              <w:t>What happens and why</w:t>
+              <w:t>Validation MSE</w:t>
+            </w:r>
+          </w:p>
+        </w:tc>
+        <w:tc>
+          <w:tcPr>
+            <w:tcW w:type="dxa" w:w="2045"/>
+          </w:tcPr>
+          <w:p>
+            <w:r>
+              <w:t>Consecutive misses after evaluation</w:t>
+            </w:r>
+          </w:p>
+        </w:tc>
+        <w:tc>
+          <w:tcPr>
+            <w:tcW w:type="dxa" w:w="2045"/>
+          </w:tcPr>
+          <w:p>
+            <w:r>
+              <w:t>Best observed epoch</w:t>
+            </w:r>
+          </w:p>
+        </w:tc>
+        <w:tc>
+          <w:tcPr>
+            <w:tcW w:type="dxa" w:w="2045"/>
+          </w:tcPr>
+          <w:p>
+            <w:r>
+              <w:t>Policy action; patience 2</w:t>
             </w:r>
           </w:p>
         </w:tc>
@@ -1602,21 +2386,51 @@
       <w:tr>
         <w:tc>
           <w:tcPr>
-            <w:tcW w:type="dxa" w:w="5112"/>
+            <w:tcW w:type="dxa" w:w="2045"/>
           </w:tcPr>
           <w:p>
             <w:r>
-              <w:t>1. Regularised update</w:t>
+              <w:t>0</w:t>
             </w:r>
           </w:p>
         </w:tc>
         <w:tc>
           <w:tcPr>
-            <w:tcW w:type="dxa" w:w="5112"/>
+            <w:tcW w:type="dxa" w:w="2045"/>
           </w:tcPr>
           <w:p>
             <w:r>
-              <w:t>At 0 gradient -6; update gives a = 1.</w:t>
+              <w:t>4</w:t>
+            </w:r>
+          </w:p>
+        </w:tc>
+        <w:tc>
+          <w:tcPr>
+            <w:tcW w:type="dxa" w:w="2045"/>
+          </w:tcPr>
+          <w:p>
+            <w:r>
+              <w:t>0</w:t>
+            </w:r>
+          </w:p>
+        </w:tc>
+        <w:tc>
+          <w:tcPr>
+            <w:tcW w:type="dxa" w:w="2045"/>
+          </w:tcPr>
+          <w:p>
+            <w:r>
+              <w:t>0</w:t>
+            </w:r>
+          </w:p>
+        </w:tc>
+        <w:tc>
+          <w:tcPr>
+            <w:tcW w:type="dxa" w:w="2045"/>
+          </w:tcPr>
+          <w:p>
+            <w:r>
+              <w:t>Save initial best</w:t>
             </w:r>
           </w:p>
         </w:tc>
@@ -1624,21 +2438,51 @@
       <w:tr>
         <w:tc>
           <w:tcPr>
-            <w:tcW w:type="dxa" w:w="5112"/>
+            <w:tcW w:type="dxa" w:w="2045"/>
           </w:tcPr>
           <w:p>
             <w:r>
-              <w:t>2. Split objective</w:t>
+              <w:t>1</w:t>
             </w:r>
           </w:p>
         </w:tc>
         <w:tc>
           <w:tcPr>
-            <w:tcW w:type="dxa" w:w="5112"/>
+            <w:tcW w:type="dxa" w:w="2045"/>
           </w:tcPr>
           <w:p>
             <w:r>
-              <w:t>At 1 prediction term 4, penalty 2, total 6; at 0 total 9.</w:t>
+              <w:t>2</w:t>
+            </w:r>
+          </w:p>
+        </w:tc>
+        <w:tc>
+          <w:tcPr>
+            <w:tcW w:type="dxa" w:w="2045"/>
+          </w:tcPr>
+          <w:p>
+            <w:r>
+              <w:t>0</w:t>
+            </w:r>
+          </w:p>
+        </w:tc>
+        <w:tc>
+          <w:tcPr>
+            <w:tcW w:type="dxa" w:w="2045"/>
+          </w:tcPr>
+          <w:p>
+            <w:r>
+              <w:t>1</w:t>
+            </w:r>
+          </w:p>
+        </w:tc>
+        <w:tc>
+          <w:tcPr>
+            <w:tcW w:type="dxa" w:w="2045"/>
+          </w:tcPr>
+          <w:p>
+            <w:r>
+              <w:t>Strict improvement:save/reset</w:t>
             </w:r>
           </w:p>
         </w:tc>
@@ -1646,29 +2490,330 @@
       <w:tr>
         <w:tc>
           <w:tcPr>
-            <w:tcW w:type="dxa" w:w="5112"/>
+            <w:tcW w:type="dxa" w:w="2045"/>
           </w:tcPr>
           <w:p>
             <w:r>
-              <w:t>3. Early-stop separately</w:t>
+              <w:t>2</w:t>
             </w:r>
           </w:p>
         </w:tc>
         <w:tc>
           <w:tcPr>
-            <w:tcW w:type="dxa" w:w="5112"/>
+            <w:tcW w:type="dxa" w:w="2045"/>
           </w:tcPr>
           <w:p>
             <w:r>
-              <w:t>Best validation checkpoint is 2 with loss 3; checkpoint 3 is no improvement, so stop at 3.</w:t>
+              <w:t>1.5</w:t>
+            </w:r>
+          </w:p>
+        </w:tc>
+        <w:tc>
+          <w:tcPr>
+            <w:tcW w:type="dxa" w:w="2045"/>
+          </w:tcPr>
+          <w:p>
+            <w:r>
+              <w:t>0</w:t>
+            </w:r>
+          </w:p>
+        </w:tc>
+        <w:tc>
+          <w:tcPr>
+            <w:tcW w:type="dxa" w:w="2045"/>
+          </w:tcPr>
+          <w:p>
+            <w:r>
+              <w:t>2</w:t>
+            </w:r>
+          </w:p>
+        </w:tc>
+        <w:tc>
+          <w:tcPr>
+            <w:tcW w:type="dxa" w:w="2045"/>
+          </w:tcPr>
+          <w:p>
+            <w:r>
+              <w:t>Strict improvement:save/reset</w:t>
+            </w:r>
+          </w:p>
+        </w:tc>
+      </w:tr>
+      <w:tr>
+        <w:tc>
+          <w:tcPr>
+            <w:tcW w:type="dxa" w:w="2045"/>
+          </w:tcPr>
+          <w:p>
+            <w:r>
+              <w:t>3</w:t>
+            </w:r>
+          </w:p>
+        </w:tc>
+        <w:tc>
+          <w:tcPr>
+            <w:tcW w:type="dxa" w:w="2045"/>
+          </w:tcPr>
+          <w:p>
+            <w:r>
+              <w:t>1.6</w:t>
+            </w:r>
+          </w:p>
+        </w:tc>
+        <w:tc>
+          <w:tcPr>
+            <w:tcW w:type="dxa" w:w="2045"/>
+          </w:tcPr>
+          <w:p>
+            <w:r>
+              <w:t>1</w:t>
+            </w:r>
+          </w:p>
+        </w:tc>
+        <w:tc>
+          <w:tcPr>
+            <w:tcW w:type="dxa" w:w="2045"/>
+          </w:tcPr>
+          <w:p>
+            <w:r>
+              <w:t>2</w:t>
+            </w:r>
+          </w:p>
+        </w:tc>
+        <w:tc>
+          <w:tcPr>
+            <w:tcW w:type="dxa" w:w="2045"/>
+          </w:tcPr>
+          <w:p>
+            <w:r>
+              <w:t>Wait</w:t>
+            </w:r>
+          </w:p>
+        </w:tc>
+      </w:tr>
+      <w:tr>
+        <w:tc>
+          <w:tcPr>
+            <w:tcW w:type="dxa" w:w="2045"/>
+          </w:tcPr>
+          <w:p>
+            <w:r>
+              <w:t>4</w:t>
+            </w:r>
+          </w:p>
+        </w:tc>
+        <w:tc>
+          <w:tcPr>
+            <w:tcW w:type="dxa" w:w="2045"/>
+          </w:tcPr>
+          <w:p>
+            <w:r>
+              <w:t>1.4</w:t>
+            </w:r>
+          </w:p>
+        </w:tc>
+        <w:tc>
+          <w:tcPr>
+            <w:tcW w:type="dxa" w:w="2045"/>
+          </w:tcPr>
+          <w:p>
+            <w:r>
+              <w:t>0</w:t>
+            </w:r>
+          </w:p>
+        </w:tc>
+        <w:tc>
+          <w:tcPr>
+            <w:tcW w:type="dxa" w:w="2045"/>
+          </w:tcPr>
+          <w:p>
+            <w:r>
+              <w:t>4</w:t>
+            </w:r>
+          </w:p>
+        </w:tc>
+        <w:tc>
+          <w:tcPr>
+            <w:tcW w:type="dxa" w:w="2045"/>
+          </w:tcPr>
+          <w:p>
+            <w:r>
+              <w:t>Strict improvement:save/reset</w:t>
+            </w:r>
+          </w:p>
+        </w:tc>
+      </w:tr>
+      <w:tr>
+        <w:tc>
+          <w:tcPr>
+            <w:tcW w:type="dxa" w:w="2045"/>
+          </w:tcPr>
+          <w:p>
+            <w:r>
+              <w:t>5</w:t>
+            </w:r>
+          </w:p>
+        </w:tc>
+        <w:tc>
+          <w:tcPr>
+            <w:tcW w:type="dxa" w:w="2045"/>
+          </w:tcPr>
+          <w:p>
+            <w:r>
+              <w:t>1.45</w:t>
+            </w:r>
+          </w:p>
+        </w:tc>
+        <w:tc>
+          <w:tcPr>
+            <w:tcW w:type="dxa" w:w="2045"/>
+          </w:tcPr>
+          <w:p>
+            <w:r>
+              <w:t>1</w:t>
+            </w:r>
+          </w:p>
+        </w:tc>
+        <w:tc>
+          <w:tcPr>
+            <w:tcW w:type="dxa" w:w="2045"/>
+          </w:tcPr>
+          <w:p>
+            <w:r>
+              <w:t>4</w:t>
+            </w:r>
+          </w:p>
+        </w:tc>
+        <w:tc>
+          <w:tcPr>
+            <w:tcW w:type="dxa" w:w="2045"/>
+          </w:tcPr>
+          <w:p>
+            <w:r>
+              <w:t>Wait</w:t>
+            </w:r>
+          </w:p>
+        </w:tc>
+      </w:tr>
+      <w:tr>
+        <w:tc>
+          <w:tcPr>
+            <w:tcW w:type="dxa" w:w="2045"/>
+          </w:tcPr>
+          <w:p>
+            <w:r>
+              <w:t>6</w:t>
+            </w:r>
+          </w:p>
+        </w:tc>
+        <w:tc>
+          <w:tcPr>
+            <w:tcW w:type="dxa" w:w="2045"/>
+          </w:tcPr>
+          <w:p>
+            <w:r>
+              <w:t>1.46</w:t>
+            </w:r>
+          </w:p>
+        </w:tc>
+        <w:tc>
+          <w:tcPr>
+            <w:tcW w:type="dxa" w:w="2045"/>
+          </w:tcPr>
+          <w:p>
+            <w:r>
+              <w:t>2</w:t>
+            </w:r>
+          </w:p>
+        </w:tc>
+        <w:tc>
+          <w:tcPr>
+            <w:tcW w:type="dxa" w:w="2045"/>
+          </w:tcPr>
+          <w:p>
+            <w:r>
+              <w:t>4</w:t>
+            </w:r>
+          </w:p>
+        </w:tc>
+        <w:tc>
+          <w:tcPr>
+            <w:tcW w:type="dxa" w:w="2045"/>
+          </w:tcPr>
+          <w:p>
+            <w:r>
+              <w:t>Stop; select saved epoch 4</w:t>
+            </w:r>
+          </w:p>
+        </w:tc>
+      </w:tr>
+      <w:tr>
+        <w:tc>
+          <w:tcPr>
+            <w:tcW w:type="dxa" w:w="2045"/>
+          </w:tcPr>
+          <w:p>
+            <w:r>
+              <w:t>7</w:t>
+            </w:r>
+          </w:p>
+        </w:tc>
+        <w:tc>
+          <w:tcPr>
+            <w:tcW w:type="dxa" w:w="2045"/>
+          </w:tcPr>
+          <w:p>
+            <w:r>
+              <w:t>1.3</w:t>
+            </w:r>
+          </w:p>
+        </w:tc>
+        <w:tc>
+          <w:tcPr>
+            <w:tcW w:type="dxa" w:w="2045"/>
+          </w:tcPr>
+          <w:p>
+            <w:r>
+              <w:t>Not observed</w:t>
+            </w:r>
+          </w:p>
+        </w:tc>
+        <w:tc>
+          <w:tcPr>
+            <w:tcW w:type="dxa" w:w="2045"/>
+          </w:tcPr>
+          <w:p>
+            <w:r>
+              <w:t>Not eligible</w:t>
+            </w:r>
+          </w:p>
+        </w:tc>
+        <w:tc>
+          <w:tcPr>
+            <w:tcW w:type="dxa" w:w="2045"/>
+          </w:tcPr>
+          <w:p>
+            <w:r>
+              <w:t>Pre-recorded future value; live policy already stopped</w:t>
             </w:r>
           </w:p>
         </w:tc>
       </w:tr>
     </w:tbl>
     <w:p>
-      <w:r>
-        <w:t>Match each pictured step to the supplied facts. This is a worked teaching case, not an independent assessment.</w:t>
+      <w:pPr>
+        <w:pStyle w:val="Heading2"/>
+      </w:pPr>
+      <w:r>
+        <w:t>Apply the full policy to the given log</w:t>
+      </w:r>
+    </w:p>
+    <w:p>
+      <w:pPr>
+        <w:pStyle w:val="ListBullet"/>
+      </w:pPr>
+      <w:r>
+        <w:t>Validation MSE at epochs 0 to 7 is [4, 2, 1.5, 1.6, 1.4, 1.45, 1.46, 1.3]. Apply the lesson policy with patience 2. Give the stop epoch, restored epoch and why the listed epoch 7 cannot change this decision.</w:t>
       </w:r>
     </w:p>
     <w:p>
@@ -1676,7 +2821,45 @@
         <w:pStyle w:val="Heading3"/>
       </w:pPr>
       <w:r>
-        <w:t>Why this result follows</w:t>
+        <w:t>State one repair and the checks you would rerun.</w:t>
+      </w:r>
+    </w:p>
+    <w:p>
+      <w:r>
+        <w:t>________________________________________________________________</w:t>
+      </w:r>
+    </w:p>
+    <w:p>
+      <w:r>
+        <w:t>________________________________________________________________</w:t>
+      </w:r>
+    </w:p>
+    <w:p>
+      <w:r>
+        <w:t>________________________________________________________________</w:t>
+      </w:r>
+    </w:p>
+    <w:p>
+      <w:r>
+        <w:t>________________________________________________________________</w:t>
+      </w:r>
+    </w:p>
+    <w:p>
+      <w:r>
+        <w:t>________________________________________________________________</w:t>
+      </w:r>
+    </w:p>
+    <w:p>
+      <w:r>
+        <w:t>________________________________________________________________</w:t>
+      </w:r>
+    </w:p>
+    <w:p>
+      <w:pPr>
+        <w:pStyle w:val="Heading2"/>
+      </w:pPr>
+      <w:r>
+        <w:t>Earlier wording, alternatives and picture transcripts · reference / check after trying</w:t>
       </w:r>
     </w:p>
     <w:p>
@@ -1684,85 +2867,36 @@
         <w:pStyle w:val="Heading3"/>
       </w:pPr>
       <w:r>
-        <w:t>Why the result follows</w:t>
-      </w:r>
-    </w:p>
-    <w:p>
-      <w:pPr>
-        <w:spacing w:line="336" w:lineRule="auto" w:after="180"/>
-        <w:shd w:fill="F1F6FC"/>
-      </w:pPr>
-      <w:r>
-        <w:rPr>
-          <w:b/>
-        </w:rPr>
-        <w:t>Regularisation</w:t>
-      </w:r>
-      <w:r>
-        <w:rPr>
-          <w:b w:val="0"/>
-        </w:rPr>
-        <w:t xml:space="preserve"> adds a parameter penalty to the </w:t>
-      </w:r>
-      <w:r>
-        <w:rPr>
-          <w:b/>
-        </w:rPr>
-        <w:t>training</w:t>
-      </w:r>
-      <w:r>
-        <w:rPr>
-          <w:b w:val="0"/>
-        </w:rPr>
-        <w:t xml:space="preserve"> objective. Here it discourages large a, so the objective balances </w:t>
-      </w:r>
-      <w:r>
-        <w:rPr>
-          <w:b/>
-        </w:rPr>
-        <w:t>prediction</w:t>
-      </w:r>
-      <w:r>
-        <w:rPr>
-          <w:b w:val="0"/>
-        </w:rPr>
-        <w:t xml:space="preserve"> error against that penalty.</w:t>
-      </w:r>
-    </w:p>
-    <w:p>
-      <w:pPr>
-        <w:spacing w:line="336" w:lineRule="auto" w:after="180"/>
-        <w:shd w:fill="F1F6FC"/>
-      </w:pPr>
-      <w:r>
-        <w:rPr>
-          <w:b w:val="0"/>
-        </w:rPr>
-        <w:t xml:space="preserve">Early stopping is a different decision based on the supplied validation sequence. A tied validation loss is not improvement under this policy; stop when the </w:t>
-      </w:r>
-      <w:r>
-        <w:rPr>
-          <w:b/>
-        </w:rPr>
-        <w:t>patience</w:t>
-      </w:r>
-      <w:r>
-        <w:rPr>
-          <w:b w:val="0"/>
-        </w:rPr>
-        <w:t xml:space="preserve"> allowance is used and </w:t>
-      </w:r>
-      <w:r>
-        <w:rPr>
-          <w:b/>
-        </w:rPr>
-        <w:t>restore</w:t>
-      </w:r>
-      <w:r>
-        <w:rPr>
-          <w:b w:val="0"/>
-        </w:rPr>
-        <w:t xml:space="preserve"> the best checkpoint.</w:t>
+        <w:t>Locate the earliest unsupported step</w:t>
+      </w:r>
+    </w:p>
+    <w:p>
+      <w:pPr>
+        <w:pStyle w:val="Heading1"/>
+      </w:pPr>
+      <w:r>
+        <w:t>08. Practise two mechanisms with less help</w:t>
+      </w:r>
+    </w:p>
+    <w:p>
+      <w:r>
+        <w:t>Explain which numerical quantity or decision changes.</w:t>
+      </w:r>
+    </w:p>
+    <w:p>
+      <w:pPr>
+        <w:pStyle w:val="Heading2"/>
+      </w:pPr>
+      <w:r>
+        <w:t>Current task and response</w:t>
+      </w:r>
+    </w:p>
+    <w:p>
+      <w:pPr>
+        <w:pStyle w:val="ListBullet"/>
+      </w:pPr>
+      <w:r>
+        <w:t>At v = 2 and lambda = 0.5 in the lesson, compute prediction MSE, penalty, total objective and total gradient. Does zero training MSE make this gradient zero?</w:t>
       </w:r>
     </w:p>
     <w:p>
@@ -1770,7 +2904,27 @@
         <w:pStyle w:val="Heading3"/>
       </w:pPr>
       <w:r>
-        <w:t>What this example does not establish</w:t>
+        <w:t>At epochs 3, 4, 5 and 6, record the miss count after evaluation. Which epoch stops training, and which epoch supplies the restored parameters?</w:t>
+      </w:r>
+    </w:p>
+    <w:p>
+      <w:r>
+        <w:t>________________________________________________________________</w:t>
+      </w:r>
+    </w:p>
+    <w:p>
+      <w:r>
+        <w:t>________________________________________________________________</w:t>
+      </w:r>
+    </w:p>
+    <w:p>
+      <w:r>
+        <w:t>________________________________________________________________</w:t>
+      </w:r>
+    </w:p>
+    <w:p>
+      <w:r>
+        <w:t>________________________________________________________________</w:t>
       </w:r>
     </w:p>
     <w:p>
@@ -1778,321 +2932,7 @@
         <w:pStyle w:val="Heading3"/>
       </w:pPr>
       <w:r>
-        <w:t>Keep the stated limit</w:t>
-      </w:r>
-    </w:p>
-    <w:p>
-      <w:pPr>
-        <w:spacing w:line="336" w:lineRule="auto" w:after="180"/>
-        <w:shd w:fill="FFF5E6"/>
-      </w:pPr>
-      <w:r>
-        <w:rPr>
-          <w:b/>
-        </w:rPr>
-        <w:t>Regularisation</w:t>
-      </w:r>
-      <w:r>
-        <w:rPr>
-          <w:b w:val="0"/>
-        </w:rPr>
-        <w:t xml:space="preserve"> and early stopping are different tools; neither guarantees better performance in every dataset.</w:t>
-      </w:r>
-    </w:p>
-    <w:p>
-      <w:pPr>
-        <w:pStyle w:val="Heading3"/>
-      </w:pPr>
-      <w:r>
-        <w:t>Keep the stated limit</w:t>
-      </w:r>
-    </w:p>
-    <w:p>
-      <w:pPr>
-        <w:spacing w:line="336" w:lineRule="auto" w:after="180"/>
-        <w:shd w:fill="FFF5E6"/>
-      </w:pPr>
-      <w:r>
-        <w:rPr>
-          <w:b w:val="0"/>
-        </w:rPr>
-        <w:t xml:space="preserve">Read the labelled picture: Why should the penalty value not be reported as validation error? Point to the relevant step in the picture, then write the changed result and the rule or </w:t>
-      </w:r>
-      <w:r>
-        <w:rPr>
-          <w:b/>
-        </w:rPr>
-        <w:t>evidence</w:t>
-      </w:r>
-      <w:r>
-        <w:rPr>
-          <w:b w:val="0"/>
-        </w:rPr>
-        <w:t xml:space="preserve"> that supports it.</w:t>
-      </w:r>
-    </w:p>
-    <w:p>
-      <w:pPr>
-        <w:pStyle w:val="Heading3"/>
-      </w:pPr>
-      <w:r>
-        <w:t>Keep the stated limit</w:t>
-      </w:r>
-    </w:p>
-    <w:p>
-      <w:pPr>
-        <w:spacing w:line="336" w:lineRule="auto" w:after="180"/>
-        <w:shd w:fill="FFF5E6"/>
-      </w:pPr>
-      <w:r>
-        <w:rPr>
-          <w:b w:val="0"/>
-        </w:rPr>
-        <w:t xml:space="preserve">Change one thing: Change </w:t>
-      </w:r>
-      <w:r>
-        <w:rPr>
-          <w:b/>
-        </w:rPr>
-        <w:t>patience</w:t>
-      </w:r>
-      <w:r>
-        <w:rPr>
-          <w:b w:val="0"/>
-        </w:rPr>
-        <w:t xml:space="preserve"> from 1 to2 under the same tie rule. Predict the result before checking the explanation. What remains the same?</w:t>
-      </w:r>
-    </w:p>
-    <w:p>
-      <w:pPr>
-        <w:pStyle w:val="Heading1"/>
-      </w:pPr>
-      <w:r>
-        <w:t>07. Find and repair a mistake</w:t>
-      </w:r>
-    </w:p>
-    <w:p>
-      <w:r>
-        <w:t>Find the unsupported step in the Regularisation and early stopping claim and explain a repair using the supplied evidence.</w:t>
-      </w:r>
-    </w:p>
-    <w:p>
-      <w:pPr>
-        <w:pStyle w:val="Heading3"/>
-      </w:pPr>
-      <w:r>
-        <w:t>Check the claim against the facts</w:t>
-      </w:r>
-    </w:p>
-    <w:p>
-      <w:pPr>
-        <w:spacing w:line="336" w:lineRule="auto" w:after="180"/>
-        <w:shd w:fill="FFF5E6"/>
-      </w:pPr>
-      <w:r>
-        <w:rPr>
-          <w:b w:val="0"/>
-        </w:rPr>
-        <w:t xml:space="preserve">Early stopping limits the </w:t>
-      </w:r>
-      <w:r>
-        <w:rPr>
-          <w:b/>
-        </w:rPr>
-        <w:t>training</w:t>
-      </w:r>
-      <w:r>
-        <w:rPr>
-          <w:b w:val="0"/>
-        </w:rPr>
-        <w:t xml:space="preserve"> duration using development </w:t>
-      </w:r>
-      <w:r>
-        <w:rPr>
-          <w:b/>
-        </w:rPr>
-        <w:t>evidence</w:t>
-      </w:r>
-      <w:r>
-        <w:rPr>
-          <w:b w:val="0"/>
-        </w:rPr>
-        <w:t>; it does not add a weight term to the objective. For this policy, initialise the best checkpoint to epoch 0 and the miss count to zero.</w:t>
-      </w:r>
-    </w:p>
-    <w:p>
-      <w:pPr>
-        <w:spacing w:line="336" w:lineRule="auto" w:after="180"/>
-        <w:shd w:fill="FFF5E6"/>
-      </w:pPr>
-      <w:r>
-        <w:rPr>
-          <w:b w:val="0"/>
-        </w:rPr>
-        <w:t xml:space="preserve">After each later evaluation, save and reset only on a strict improvement; otherwise increment the count. Stop as soon as the count reaches </w:t>
-      </w:r>
-      <w:r>
-        <w:rPr>
-          <w:b/>
-        </w:rPr>
-        <w:t>patience</w:t>
-      </w:r>
-      <w:r>
-        <w:rPr>
-          <w:b w:val="0"/>
-        </w:rPr>
-        <w:t>, then reload the best checkpoint.</w:t>
-      </w:r>
-    </w:p>
-    <w:p>
-      <w:pPr>
-        <w:pStyle w:val="Heading3"/>
-      </w:pPr>
-      <w:r>
-        <w:t>Check the claim against the facts</w:t>
-      </w:r>
-    </w:p>
-    <w:p>
-      <w:pPr>
-        <w:spacing w:line="336" w:lineRule="auto" w:after="180"/>
-        <w:shd w:fill="FFF5E6"/>
-      </w:pPr>
-      <w:r>
-        <w:rPr>
-          <w:b w:val="0"/>
-        </w:rPr>
-        <w:t>Suppose a pre-recorded demonstration also lists epoch 7 loss 1.3. A live run following the rule has already stopped at 6 and does not observe 7. Do not use future values to rewrite the stopping decision.</w:t>
-      </w:r>
-    </w:p>
-    <w:p>
-      <w:pPr>
-        <w:spacing w:line="336" w:lineRule="auto" w:after="180"/>
-        <w:shd w:fill="FFF5E6"/>
-      </w:pPr>
-      <w:r>
-        <w:rPr>
-          <w:b w:val="0"/>
-        </w:rPr>
-        <w:t xml:space="preserve">The policy can miss a later improvement; </w:t>
-      </w:r>
-      <w:r>
-        <w:rPr>
-          <w:b/>
-        </w:rPr>
-        <w:t>patience</w:t>
-      </w:r>
-      <w:r>
-        <w:rPr>
-          <w:b w:val="0"/>
-        </w:rPr>
-        <w:t xml:space="preserve"> balances waiting against a </w:t>
-      </w:r>
-      <w:r>
-        <w:rPr>
-          <w:b/>
-        </w:rPr>
-        <w:t>training</w:t>
-      </w:r>
-      <w:r>
-        <w:rPr>
-          <w:b w:val="0"/>
-        </w:rPr>
-        <w:t xml:space="preserve"> budget and must be specified in advance.</w:t>
-      </w:r>
-    </w:p>
-    <w:p>
-      <w:pPr>
-        <w:pStyle w:val="Heading3"/>
-      </w:pPr>
-      <w:r>
-        <w:t>Check the claim against the facts</w:t>
-      </w:r>
-    </w:p>
-    <w:p>
-      <w:pPr>
-        <w:spacing w:line="336" w:lineRule="auto" w:after="180"/>
-        <w:shd w:fill="FFF5E6"/>
-      </w:pPr>
-      <w:r>
-        <w:rPr>
-          <w:b w:val="0"/>
-        </w:rPr>
-        <w:t xml:space="preserve">Save actual model parameters with the checkpoint, not just its epoch number or loss. With a fixed maximum epoch budget, stop when either limit is reached and </w:t>
-      </w:r>
-      <w:r>
-        <w:rPr>
-          <w:b/>
-        </w:rPr>
-        <w:t>restore</w:t>
-      </w:r>
-      <w:r>
-        <w:rPr>
-          <w:b w:val="0"/>
-        </w:rPr>
-        <w:t xml:space="preserve"> the best observed state.</w:t>
-      </w:r>
-    </w:p>
-    <w:p>
-      <w:pPr>
-        <w:spacing w:line="336" w:lineRule="auto" w:after="180"/>
-        <w:shd w:fill="FFF5E6"/>
-      </w:pPr>
-      <w:r>
-        <w:rPr>
-          <w:b w:val="0"/>
-        </w:rPr>
-        <w:t>An exact tie keeps the earlier checkpoint under our rule. Different minimum-improvement thresholds are possible, but would be different declared policies.</w:t>
-      </w:r>
-    </w:p>
-    <w:p>
-      <w:pPr>
-        <w:pStyle w:val="Heading3"/>
-      </w:pPr>
-      <w:r>
-        <w:t>Locate the earliest unsupported step</w:t>
-      </w:r>
-    </w:p>
-    <w:p>
-      <w:pPr>
-        <w:spacing w:line="336" w:lineRule="auto" w:after="180"/>
-      </w:pPr>
-      <w:r>
-        <w:rPr>
-          <w:b w:val="0"/>
-        </w:rPr>
-        <w:t xml:space="preserve">Validation MSE at epochs 0 to 7 is [4, 2, 1.5, 1.6, 1.4, 1.45, 1.46, 1.3]. Apply the lesson policy with </w:t>
-      </w:r>
-      <w:r>
-        <w:rPr>
-          <w:b/>
-        </w:rPr>
-        <w:t>patience</w:t>
-      </w:r>
-      <w:r>
-        <w:rPr>
-          <w:b w:val="0"/>
-        </w:rPr>
-        <w:t xml:space="preserve"> 2. Give the stop epoch, </w:t>
-      </w:r>
-      <w:r>
-        <w:rPr>
-          <w:b/>
-        </w:rPr>
-        <w:t>restore</w:t>
-      </w:r>
-      <w:r>
-        <w:rPr>
-          <w:b w:val="0"/>
-        </w:rPr>
-        <w:t>d epoch and why the listed epoch 7 cannot change this decision.</w:t>
-      </w:r>
-    </w:p>
-    <w:p>
-      <w:pPr>
-        <w:pStyle w:val="Heading3"/>
-      </w:pPr>
-      <w:r>
-        <w:t>State one repair and the checks you would rerun.</w:t>
+        <w:t>Explain your prediction to a partner before comparing results.</w:t>
       </w:r>
     </w:p>
     <w:p>
@@ -2116,126 +2956,11 @@
       </w:r>
     </w:p>
     <w:p>
-      <w:r>
-        <w:t>________________________________________________________________</w:t>
-      </w:r>
-    </w:p>
-    <w:p>
-      <w:r>
-        <w:t>________________________________________________________________</w:t>
-      </w:r>
-    </w:p>
-    <w:p>
-      <w:pPr>
-        <w:pStyle w:val="Heading1"/>
-      </w:pPr>
-      <w:r>
-        <w:t>08. Practise together</w:t>
-      </w:r>
-    </w:p>
-    <w:p>
-      <w:r>
-        <w:t>Practise Regularisation and early stopping with support, then explain the deciding step in your own words.</w:t>
-      </w:r>
-    </w:p>
-    <w:p>
-      <w:pPr>
-        <w:spacing w:line="336" w:lineRule="auto" w:after="180"/>
-        <w:shd w:fill="F5F1FB"/>
-      </w:pPr>
-      <w:r>
-        <w:rPr>
-          <w:b w:val="0"/>
-        </w:rPr>
-        <w:t xml:space="preserve">At v = 2 and lambda = 0.5 in the lesson, compute </w:t>
-      </w:r>
-      <w:r>
-        <w:rPr>
-          <w:b/>
-        </w:rPr>
-        <w:t>prediction</w:t>
-      </w:r>
-      <w:r>
-        <w:rPr>
-          <w:b w:val="0"/>
-        </w:rPr>
-        <w:t xml:space="preserve"> MSE, penalty, total objective and total gradient. Does zero </w:t>
-      </w:r>
-      <w:r>
-        <w:rPr>
-          <w:b/>
-        </w:rPr>
-        <w:t>training</w:t>
-      </w:r>
-      <w:r>
-        <w:rPr>
-          <w:b w:val="0"/>
-        </w:rPr>
-        <w:t xml:space="preserve"> MSE make this gradient zero?</w:t>
-      </w:r>
-    </w:p>
-    <w:p>
-      <w:pPr>
-        <w:pStyle w:val="Heading3"/>
-      </w:pPr>
-      <w:r>
-        <w:t>At epochs 3, 4, 5 and 6, record the miss count after evaluation. Which epoch stops training, and which epoch supplies the restored parameters?</w:t>
-      </w:r>
-    </w:p>
-    <w:p>
-      <w:r>
-        <w:t>________________________________________________________________</w:t>
-      </w:r>
-    </w:p>
-    <w:p>
-      <w:r>
-        <w:t>________________________________________________________________</w:t>
-      </w:r>
-    </w:p>
-    <w:p>
-      <w:r>
-        <w:t>________________________________________________________________</w:t>
-      </w:r>
-    </w:p>
-    <w:p>
-      <w:r>
-        <w:t>________________________________________________________________</w:t>
-      </w:r>
-    </w:p>
-    <w:p>
-      <w:pPr>
-        <w:pStyle w:val="Heading3"/>
-      </w:pPr>
-      <w:r>
-        <w:t>Explain your prediction to a partner before comparing results.</w:t>
-      </w:r>
-    </w:p>
-    <w:p>
-      <w:r>
-        <w:t>________________________________________________________________</w:t>
-      </w:r>
-    </w:p>
-    <w:p>
-      <w:r>
-        <w:t>________________________________________________________________</w:t>
-      </w:r>
-    </w:p>
-    <w:p>
-      <w:r>
-        <w:t>________________________________________________________________</w:t>
-      </w:r>
-    </w:p>
-    <w:p>
-      <w:r>
-        <w:t>________________________________________________________________</w:t>
-      </w:r>
-    </w:p>
-    <w:p>
-      <w:pPr>
-        <w:pStyle w:val="Heading3"/>
-      </w:pPr>
-      <w:r>
-        <w:t>Practise with less help: Trace the next update</w:t>
+      <w:pPr>
+        <w:pStyle w:val="Heading2"/>
+      </w:pPr>
+      <w:r>
+        <w:t>Supported W2record</w:t>
       </w:r>
     </w:p>
     <w:p>
@@ -2365,105 +3090,49 @@
     </w:p>
     <w:p>
       <w:pPr>
+        <w:pStyle w:val="Heading2"/>
+      </w:pPr>
+      <w:r>
+        <w:t>Individual misconception check</w:t>
+      </w:r>
+    </w:p>
+    <w:p>
+      <w:pPr>
+        <w:pStyle w:val="ListBullet"/>
+      </w:pPr>
+      <w:r>
+        <w:t>Use the worked case for Regularisation and early stopping. Proposed explanation: “Zero prediction error means no regularised update”. Decide whether this explanation is supported. Point to the step or supplied fact that decides; explain your repair if needed.</w:t>
+      </w:r>
+    </w:p>
+    <w:p>
+      <w:pPr>
+        <w:pStyle w:val="ListBullet"/>
+      </w:pPr>
+      <w:r>
+        <w:t>Answer on your own before discussion. If you are unsure, say which step you need help with.</w:t>
+      </w:r>
+    </w:p>
+    <w:p>
+      <w:pPr>
+        <w:pStyle w:val="Heading2"/>
+      </w:pPr>
+      <w:r>
+        <w:t>Pictured penalty/metric reasoning</w:t>
+      </w:r>
+    </w:p>
+    <w:p>
+      <w:pPr>
+        <w:pStyle w:val="ListBullet"/>
+      </w:pPr>
+      <w:r>
+        <w:t>Why should the penalty value not be reported as validation error? Point to the relevant step in the picture, then write the changed result and the rule or evidence that supports it.</w:t>
+      </w:r>
+    </w:p>
+    <w:p>
+      <w:pPr>
         <w:pStyle w:val="Heading3"/>
       </w:pPr>
       <w:r>
-        <w:t>Check your reasoning</w:t>
-      </w:r>
-    </w:p>
-    <w:p>
-      <w:pPr>
-        <w:spacing w:line="336" w:lineRule="auto" w:after="180"/>
-      </w:pPr>
-      <w:r>
-        <w:rPr>
-          <w:b w:val="0"/>
-        </w:rPr>
-        <w:t xml:space="preserve">Use the worked case for </w:t>
-      </w:r>
-      <w:r>
-        <w:rPr>
-          <w:b/>
-        </w:rPr>
-        <w:t>Regularisation</w:t>
-      </w:r>
-      <w:r>
-        <w:rPr>
-          <w:b w:val="0"/>
-        </w:rPr>
-        <w:t xml:space="preserve"> and early stopping. Proposed explanation: “Zero </w:t>
-      </w:r>
-      <w:r>
-        <w:rPr>
-          <w:b/>
-        </w:rPr>
-        <w:t>prediction</w:t>
-      </w:r>
-      <w:r>
-        <w:rPr>
-          <w:b w:val="0"/>
-        </w:rPr>
-        <w:t xml:space="preserve"> error means no regularised update”. Decide whether this explanation is supported.</w:t>
-      </w:r>
-    </w:p>
-    <w:p>
-      <w:pPr>
-        <w:spacing w:line="336" w:lineRule="auto" w:after="180"/>
-      </w:pPr>
-      <w:r>
-        <w:rPr>
-          <w:b w:val="0"/>
-        </w:rPr>
-        <w:t>Point to the step or supplied fact that decides; explain your repair if needed.</w:t>
-      </w:r>
-    </w:p>
-    <w:p>
-      <w:pPr>
-        <w:spacing w:line="336" w:lineRule="auto" w:after="180"/>
-      </w:pPr>
-      <w:r>
-        <w:rPr>
-          <w:b w:val="0"/>
-        </w:rPr>
-        <w:t>Answer on your own before discussion. If you are unsure, say which step you need help with.</w:t>
-      </w:r>
-    </w:p>
-    <w:p>
-      <w:pPr>
-        <w:pStyle w:val="Heading3"/>
-      </w:pPr>
-      <w:r>
-        <w:t>Explain the picture</w:t>
-      </w:r>
-    </w:p>
-    <w:p>
-      <w:pPr>
-        <w:spacing w:line="336" w:lineRule="auto" w:after="180"/>
-      </w:pPr>
-      <w:r>
-        <w:rPr>
-          <w:b w:val="0"/>
-        </w:rPr>
-        <w:t xml:space="preserve">Why should the penalty value not be reported as validation error? Point to the relevant step in the picture, then write the changed result and the rule or </w:t>
-      </w:r>
-      <w:r>
-        <w:rPr>
-          <w:b/>
-        </w:rPr>
-        <w:t>evidence</w:t>
-      </w:r>
-      <w:r>
-        <w:rPr>
-          <w:b w:val="0"/>
-        </w:rPr>
-        <w:t xml:space="preserve"> that supports it.</w:t>
-      </w:r>
-    </w:p>
-    <w:p>
-      <w:pPr>
-        <w:pStyle w:val="Heading3"/>
-      </w:pPr>
-      <w:r>
         <w:t>My explanation using a pictured step and the given facts</w:t>
       </w:r>
     </w:p>
@@ -2485,6 +3154,14 @@
     <w:p>
       <w:r>
         <w:t>________________________________________________________________</w:t>
+      </w:r>
+    </w:p>
+    <w:p>
+      <w:pPr>
+        <w:pStyle w:val="Heading2"/>
+      </w:pPr>
+      <w:r>
+        <w:t>Reserve the independent new objective and log</w:t>
       </w:r>
     </w:p>
     <w:p>
@@ -2500,23 +3177,55 @@
     </w:p>
     <w:p>
       <w:pPr>
+        <w:pStyle w:val="Heading2"/>
+      </w:pPr>
+      <w:r>
+        <w:t>Earlier wording, alternatives and picture transcripts · reference / check after trying</w:t>
+      </w:r>
+    </w:p>
+    <w:p>
+      <w:pPr>
+        <w:pStyle w:val="Heading3"/>
+      </w:pPr>
+      <w:r>
+        <w:t>Practise with less help: Trace the next update</w:t>
+      </w:r>
+    </w:p>
+    <w:p>
+      <w:pPr>
+        <w:pStyle w:val="Heading3"/>
+      </w:pPr>
+      <w:r>
+        <w:t>Check your reasoning</w:t>
+      </w:r>
+    </w:p>
+    <w:p>
+      <w:pPr>
+        <w:pStyle w:val="Heading3"/>
+      </w:pPr>
+      <w:r>
+        <w:t>Explain the picture</w:t>
+      </w:r>
+    </w:p>
+    <w:p>
+      <w:pPr>
         <w:pStyle w:val="Heading1"/>
       </w:pPr>
       <w:r>
-        <w:t>09. Run the investigation</w:t>
-      </w:r>
-    </w:p>
-    <w:p>
-      <w:r>
-        <w:t>Investigate Regularisation and early stopping. Record the prediction, actual observation or labelled paper trace, explanation and next test separately.</w:t>
-      </w:r>
-    </w:p>
-    <w:p>
-      <w:pPr>
-        <w:pStyle w:val="Heading3"/>
-      </w:pPr>
-      <w:r>
-        <w:t>Predict, investigate and preserve the evidence</w:t>
+        <w:t>09. Run a complete penalty calculation and a separate policy replay</w:t>
+      </w:r>
+    </w:p>
+    <w:p>
+      <w:r>
+        <w:t>The code makes the observed prefix explicit and stops before future values.</w:t>
+      </w:r>
+    </w:p>
+    <w:p>
+      <w:pPr>
+        <w:pStyle w:val="Heading2"/>
+      </w:pPr>
+      <w:r>
+        <w:t>Current penalty task and original runnable terms helper</w:t>
       </w:r>
     </w:p>
     <w:p>
@@ -2572,6 +3281,368 @@
         <w:t>print([round(x, 6) for x in terms(v, penalty)])</w:t>
         <w:br/>
         <w:t># [0.4, 1.28, 1.68, -0.4]</w:t>
+      </w:r>
+    </w:p>
+    <w:p>
+      <w:pPr>
+        <w:pStyle w:val="Heading2"/>
+      </w:pPr>
+      <w:r>
+        <w:t>Complete runnable stopping-policy replay</w:t>
+      </w:r>
+    </w:p>
+    <w:p>
+      <w:r>
+        <w:rPr>
+          <w:rFonts w:ascii="Courier New" w:hAnsi="Courier New"/>
+          <w:sz w:val="18"/>
+        </w:rPr>
+        <w:t>from math import isfinite</w:t>
+        <w:br/>
+        <w:br/>
+        <w:t>def replay_stopping(losses, patience, first_epoch=0):</w:t>
+        <w:br/>
+        <w:t xml:space="preserve">    """Replay supplied validation observations; no training or real files are loaded."""</w:t>
+        <w:br/>
+        <w:t xml:space="preserve">    if not losses or type(patience) is not int or patience &lt; 1:</w:t>
+        <w:br/>
+        <w:t xml:space="preserve">        raise ValueError('Need observations and positive integer patience')</w:t>
+        <w:br/>
+        <w:t xml:space="preserve">    best_index = 0</w:t>
+        <w:br/>
+        <w:t xml:space="preserve">    misses = 0</w:t>
+        <w:br/>
+        <w:t xml:space="preserve">    trace = []</w:t>
+        <w:br/>
+        <w:t xml:space="preserve">    stop_index = len(losses) - 1  # finite supplied observation budget</w:t>
+        <w:br/>
+        <w:t xml:space="preserve">    for i, value in enumerate(losses):</w:t>
+        <w:br/>
+        <w:t xml:space="preserve">        if not isfinite(value) or value &lt; 0:</w:t>
+        <w:br/>
+        <w:t xml:space="preserve">            raise ValueError('Observed MSE must be finite and nonnegative')</w:t>
+        <w:br/>
+        <w:t xml:space="preserve">        if i == 0:</w:t>
+        <w:br/>
+        <w:t xml:space="preserve">            decision = 'save initial best'</w:t>
+        <w:br/>
+        <w:t xml:space="preserve">        elif value &lt; losses[best_index]:</w:t>
+        <w:br/>
+        <w:t xml:space="preserve">            best_index, misses = i, 0</w:t>
+        <w:br/>
+        <w:t xml:space="preserve">            decision = 'save improved best'</w:t>
+        <w:br/>
+        <w:t xml:space="preserve">        else:</w:t>
+        <w:br/>
+        <w:t xml:space="preserve">            misses += 1</w:t>
+        <w:br/>
+        <w:t xml:space="preserve">            decision = 'stop; select saved best' if misses &gt;= patience else 'wait'</w:t>
+        <w:br/>
+        <w:t xml:space="preserve">        trace.append((first_epoch + i, value, misses, first_epoch + best_index, decision))</w:t>
+        <w:br/>
+        <w:t xml:space="preserve">        if misses &gt;= patience:</w:t>
+        <w:br/>
+        <w:t xml:space="preserve">            stop_index = i</w:t>
+        <w:br/>
+        <w:t xml:space="preserve">            break  # do not inspect or select from later supplied observations</w:t>
+        <w:br/>
+        <w:t xml:space="preserve">    return first_epoch + stop_index, first_epoch + best_index, trace</w:t>
+        <w:br/>
+        <w:br/>
+        <w:t># Separate supplied paper logs; values are not generated by the penalty code.</w:t>
+        <w:br/>
+        <w:t>main = [4, 2, 1.5, 1.6, 1.4, 1.45, 1.46, 1.3]</w:t>
+        <w:br/>
+        <w:t>stop, best, observed = replay_stopping(main, patience=2)</w:t>
+        <w:br/>
+        <w:t>print('main stop / selected saved epoch', stop, best)</w:t>
+        <w:br/>
+        <w:t>print('observed trace: epoch, loss, misses, best epoch, action')</w:t>
+        <w:br/>
+        <w:t>for row in observed:</w:t>
+        <w:br/>
+        <w:t xml:space="preserve">    print(row)</w:t>
+        <w:br/>
+        <w:t>print('picture patience 1, checkpoints numbered from 1:', replay_stopping([5,3,3,4], 1, 1)[:2])</w:t>
+        <w:br/>
+        <w:t>print('picture patience 2, checkpoints numbered from 1:', replay_stopping([5,3,3,4], 2, 1)[:2])</w:t>
+        <w:br/>
+        <w:t>print('Policy decisions replayed. Actual saved model files are not supplied or restored by this program.')</w:t>
+        <w:br/>
+      </w:r>
+    </w:p>
+    <w:p>
+      <w:pPr>
+        <w:pStyle w:val="Heading2"/>
+      </w:pPr>
+      <w:r>
+        <w:t>Normal,boundary,missing-snapshot and future-evidence probes</w:t>
+      </w:r>
+    </w:p>
+    <w:tbl>
+      <w:tblPr>
+        <w:tblStyle w:val="LightShading-Accent1"/>
+        <w:tblW w:type="auto" w:w="0"/>
+        <w:tblLook w:firstColumn="1" w:firstRow="1" w:lastColumn="0" w:lastRow="0" w:noHBand="0" w:noVBand="1" w:val="04A0"/>
+      </w:tblPr>
+      <w:tblGrid>
+        <w:gridCol w:w="5112"/>
+        <w:gridCol w:w="5112"/>
+      </w:tblGrid>
+      <w:tr>
+        <w:trPr>
+          <w:tblHeader/>
+        </w:trPr>
+        <w:tc>
+          <w:tcPr>
+            <w:tcW w:type="dxa" w:w="5112"/>
+          </w:tcPr>
+          <w:p>
+            <w:r>
+              <w:t>Complete objective or stopping probe</w:t>
+            </w:r>
+          </w:p>
+        </w:tc>
+        <w:tc>
+          <w:tcPr>
+            <w:tcW w:type="dxa" w:w="5112"/>
+          </w:tcPr>
+          <w:p>
+            <w:r>
+              <w:t>Expected answer / action</w:t>
+            </w:r>
+          </w:p>
+        </w:tc>
+      </w:tr>
+      <w:tr>
+        <w:tc>
+          <w:tcPr>
+            <w:tcW w:type="dxa" w:w="5112"/>
+          </w:tcPr>
+          <w:p>
+            <w:r>
+              <w:t>Normal penalty update v1.6, lambda.5, rate.1</w:t>
+            </w:r>
+          </w:p>
+        </w:tc>
+        <w:tc>
+          <w:tcPr>
+            <w:tcW w:type="dxa" w:w="5112"/>
+          </w:tcPr>
+          <w:p>
+            <w:r>
+              <w:t>Data gradient−2, penalty 1.6, total−.4, newv 1.64, data MSE.324</w:t>
+            </w:r>
+          </w:p>
+        </w:tc>
+      </w:tr>
+      <w:tr>
+        <w:tc>
+          <w:tcPr>
+            <w:tcW w:type="dxa" w:w="5112"/>
+          </w:tcPr>
+          <w:p>
+            <w:r>
+              <w:t>Penalty boundary lambda 0</w:t>
+            </w:r>
+          </w:p>
+        </w:tc>
+        <w:tc>
+          <w:tcPr>
+            <w:tcW w:type="dxa" w:w="5112"/>
+          </w:tcPr>
+          <w:p>
+            <w:r>
+              <w:t>Jequals prediction MSE; penalty gradient 0</w:t>
+            </w:r>
+          </w:p>
+        </w:tc>
+      </w:tr>
+      <w:tr>
+        <w:tc>
+          <w:tcPr>
+            <w:tcW w:type="dxa" w:w="5112"/>
+          </w:tcPr>
+          <w:p>
+            <w:r>
+              <w:t>Main stopping logpatience 2</w:t>
+            </w:r>
+          </w:p>
+        </w:tc>
+        <w:tc>
+          <w:tcPr>
+            <w:tcW w:type="dxa" w:w="5112"/>
+          </w:tcPr>
+          <w:p>
+            <w:r>
+              <w:t>Stop6, select saved 4; misses at3/4/5/6 are1/0/1/2</w:t>
+            </w:r>
+          </w:p>
+        </w:tc>
+      </w:tr>
+      <w:tr>
+        <w:tc>
+          <w:tcPr>
+            <w:tcW w:type="dxa" w:w="5112"/>
+          </w:tcPr>
+          <w:p>
+            <w:r>
+              <w:t>Picture logcheckpointnumbers 1–4, patience 1</w:t>
+            </w:r>
+          </w:p>
+        </w:tc>
+        <w:tc>
+          <w:tcPr>
+            <w:tcW w:type="dxa" w:w="5112"/>
+          </w:tcPr>
+          <w:p>
+            <w:r>
+              <w:t>Stop3, select 2; ties are not improvement</w:t>
+            </w:r>
+          </w:p>
+        </w:tc>
+      </w:tr>
+      <w:tr>
+        <w:tc>
+          <w:tcPr>
+            <w:tcW w:type="dxa" w:w="5112"/>
+          </w:tcPr>
+          <w:p>
+            <w:r>
+              <w:t>No misses before finite log ends</w:t>
+            </w:r>
+          </w:p>
+        </w:tc>
+        <w:tc>
+          <w:tcPr>
+            <w:tcW w:type="dxa" w:w="5112"/>
+          </w:tcPr>
+          <w:p>
+            <w:r>
+              <w:t>End at supplied budget; select best observed state</w:t>
+            </w:r>
+          </w:p>
+        </w:tc>
+      </w:tr>
+      <w:tr>
+        <w:tc>
+          <w:tcPr>
+            <w:tcW w:type="dxa" w:w="5112"/>
+          </w:tcPr>
+          <w:p>
+            <w:r>
+              <w:t>Replay empty log or patience 0</w:t>
+            </w:r>
+          </w:p>
+        </w:tc>
+        <w:tc>
+          <w:tcPr>
+            <w:tcW w:type="dxa" w:w="5112"/>
+          </w:tcPr>
+          <w:p>
+            <w:r>
+              <w:t>ValueError:Need observations and positive integer patience</w:t>
+            </w:r>
+          </w:p>
+        </w:tc>
+      </w:tr>
+      <w:tr>
+        <w:tc>
+          <w:tcPr>
+            <w:tcW w:type="dxa" w:w="5112"/>
+          </w:tcPr>
+          <w:p>
+            <w:r>
+              <w:t>Missing actual model snapshot</w:t>
+            </w:r>
+          </w:p>
+        </w:tc>
+        <w:tc>
+          <w:tcPr>
+            <w:tcW w:type="dxa" w:w="5112"/>
+          </w:tcPr>
+          <w:p>
+            <w:r>
+              <w:t>Replay can select an epoch only; request/load its actual saved state before claiming restoration</w:t>
+            </w:r>
+          </w:p>
+        </w:tc>
+      </w:tr>
+      <w:tr>
+        <w:tc>
+          <w:tcPr>
+            <w:tcW w:type="dxa" w:w="5112"/>
+          </w:tcPr>
+          <w:p>
+            <w:r>
+              <w:t>Future epoch 7 loss1.3 after main stop 6</w:t>
+            </w:r>
+          </w:p>
+        </w:tc>
+        <w:tc>
+          <w:tcPr>
+            <w:tcW w:type="dxa" w:w="5112"/>
+          </w:tcPr>
+          <w:p>
+            <w:r>
+              <w:t>Not inspected or used to choose; do not substitute it for saved 4</w:t>
+            </w:r>
+          </w:p>
+        </w:tc>
+      </w:tr>
+      <w:tr>
+        <w:tc>
+          <w:tcPr>
+            <w:tcW w:type="dxa" w:w="5112"/>
+          </w:tcPr>
+          <w:p>
+            <w:r>
+              <w:t>Choose lambda/patience with final-test results</w:t>
+            </w:r>
+          </w:p>
+        </w:tc>
+        <w:tc>
+          <w:tcPr>
+            <w:tcW w:type="dxa" w:w="5112"/>
+          </w:tcPr>
+          <w:p>
+            <w:r>
+              <w:t>Settings become test-informed development choices; freeze a new policy and reserve fresh final evidence</w:t>
+            </w:r>
+          </w:p>
+        </w:tc>
+      </w:tr>
+    </w:tbl>
+    <w:p>
+      <w:pPr>
+        <w:pStyle w:val="Heading2"/>
+      </w:pPr>
+      <w:r>
+        <w:t>Predict,calculate,replay and retain actual status</w:t>
+      </w:r>
+    </w:p>
+    <w:p>
+      <w:pPr>
+        <w:pStyle w:val="ListNumber"/>
+      </w:pPr>
+      <w:r>
+        <w:t>First trace the complete separated-term update. Then predict the main and pictured stopping decisions before running or tracing the standalone policy program. Save the observed miss-count ledger and the selected epoch. The program replays supplied losses; it neither trains a network nor loads/restores actual model files, which are not provided with these logs. For your project, save and reload actual parameters and any required model state, then verify that restored version. Keep the independent new objective/log for a first attempt before feedback. Neither penalty nor stopping guarantees improved independent performance.</w:t>
+      </w:r>
+    </w:p>
+    <w:p>
+      <w:pPr>
+        <w:pStyle w:val="ListNumber"/>
+      </w:pPr>
+      <w:r>
+        <w:t>On paper, trace the supplied procedure. If code is provided, predict before running it in a local practice file. Never write an expected answer as though it were an observed run.</w:t>
+      </w:r>
+    </w:p>
+    <w:p>
+      <w:pPr>
+        <w:pStyle w:val="Heading2"/>
+      </w:pPr>
+      <w:r>
+        <w:t>Keep the evidence ledger</w:t>
       </w:r>
     </w:p>
     <w:tbl>
@@ -2718,7 +3789,15 @@
         <w:rPr>
           <w:b w:val="0"/>
         </w:rPr>
-        <w:t>On paper, trace the supplied procedure. If code is provided, predict before running it in a local practice file. Never write an expected answer as though it were an observed run.</w:t>
+        <w:t>Before trying: what do I expect, and why? While trying: which step could first go wrong? Afterwards: what did I actually observe, and what should change? Keep “not run” if you only traced the procedure.</w:t>
+      </w:r>
+    </w:p>
+    <w:p>
+      <w:pPr>
+        <w:pStyle w:val="Heading2"/>
+      </w:pPr>
+      <w:r>
+        <w:t>Earlier wording, alternatives and picture transcripts · reference / check after trying</w:t>
       </w:r>
     </w:p>
     <w:p>
@@ -2726,7 +3805,36 @@
         <w:pStyle w:val="Heading3"/>
       </w:pPr>
       <w:r>
+        <w:t>Predict, investigate and preserve the evidence</w:t>
+      </w:r>
+    </w:p>
+    <w:p>
+      <w:pPr>
+        <w:pStyle w:val="Heading3"/>
+      </w:pPr>
+      <w:r>
         <w:t>Plan → try → check</w:t>
+      </w:r>
+    </w:p>
+    <w:p>
+      <w:pPr>
+        <w:pStyle w:val="Heading1"/>
+      </w:pPr>
+      <w:r>
+        <w:t>14. Try alone: a new penalty objective and a separate stopping log</w:t>
+      </w:r>
+    </w:p>
+    <w:p>
+      <w:r>
+        <w:t>Use its supplied gradient and zero-based epochs;keep the two tasks distinct.</w:t>
+      </w:r>
+    </w:p>
+    <w:p>
+      <w:pPr>
+        <w:pStyle w:val="Heading2"/>
+      </w:pPr>
+      <w:r>
+        <w:t>Complete new independent objective and policy</w:t>
       </w:r>
     </w:p>
     <w:p>
@@ -2737,40 +3845,7 @@
         <w:rPr>
           <w:b w:val="0"/>
         </w:rPr>
-        <w:t>Before trying: what do I expect, and why? While trying: which step could first go wrong? Afterwards: what did I actually observe, and what should change? Keep “not run” if you only traced the procedure.</w:t>
-      </w:r>
-    </w:p>
-    <w:p>
-      <w:pPr>
-        <w:pStyle w:val="Heading1"/>
-      </w:pPr>
-      <w:r>
-        <w:t>10. Build your understanding</w:t>
-      </w:r>
-    </w:p>
-    <w:p>
-      <w:r>
-        <w:t>Move from recall to tracing, diagnosis and transfer in Regularisation and early stopping. Explain why each step is justified.</w:t>
-      </w:r>
-    </w:p>
-    <w:p>
-      <w:pPr>
-        <w:pStyle w:val="Heading3"/>
-      </w:pPr>
-      <w:r>
-        <w:t>Explain → apply → challenge</w:t>
-      </w:r>
-    </w:p>
-    <w:p>
-      <w:pPr>
-        <w:spacing w:line="336" w:lineRule="auto" w:after="180"/>
-        <w:shd w:fill="F5F1FB"/>
-      </w:pPr>
-      <w:r>
-        <w:rPr>
-          <w:b w:val="0"/>
-        </w:rPr>
-        <w:t xml:space="preserve">At v = 2 and lambda = 0.5 in the lesson, compute </w:t>
+        <w:t xml:space="preserve">For a new objective J(a) = (a - 2) squared + a squared, gradient 4a - 4, start a = 0 and take one step at rate 0.25. Give new a, </w:t>
       </w:r>
       <w:r>
         <w:rPr>
@@ -2782,30 +3857,18 @@
         <w:rPr>
           <w:b w:val="0"/>
         </w:rPr>
-        <w:t xml:space="preserve"> MSE, penalty, total objective and total gradient. Does zero </w:t>
-      </w:r>
-      <w:r>
-        <w:rPr>
-          <w:b/>
-        </w:rPr>
-        <w:t>training</w:t>
-      </w:r>
+        <w:t xml:space="preserve"> error term, penalty and total J.</w:t>
+      </w:r>
+    </w:p>
+    <w:p>
+      <w:pPr>
+        <w:spacing w:line="336" w:lineRule="auto" w:after="180"/>
+      </w:pPr>
       <w:r>
         <w:rPr>
           <w:b w:val="0"/>
         </w:rPr>
-        <w:t xml:space="preserve"> MSE make this gradient zero?</w:t>
-      </w:r>
-    </w:p>
-    <w:p>
-      <w:pPr>
-        <w:spacing w:line="336" w:lineRule="auto" w:after="180"/>
-      </w:pPr>
-      <w:r>
-        <w:rPr>
-          <w:b w:val="0"/>
-        </w:rPr>
-        <w:t xml:space="preserve">Validation MSE at epochs 0 to 7 is [4, 2, 1.5, 1.6, 1.4, 1.45, 1.46, 1.3]. Apply the lesson policy with </w:t>
+        <w:t xml:space="preserve">Separately apply </w:t>
       </w:r>
       <w:r>
         <w:rPr>
@@ -2817,7 +3880,7 @@
         <w:rPr>
           <w:b w:val="0"/>
         </w:rPr>
-        <w:t xml:space="preserve"> 2. Give the stop epoch, </w:t>
+        <w:t xml:space="preserve"> 2 with strict improvement to validation values [3, 2, 2, 2, 1] at epochs 0 to 4; report the stop and </w:t>
       </w:r>
       <w:r>
         <w:rPr>
@@ -2829,7 +3892,58 @@
         <w:rPr>
           <w:b w:val="0"/>
         </w:rPr>
-        <w:t>d epoch and why the listed epoch 7 cannot change this decision.</w:t>
+        <w:t>d epochs.</w:t>
+      </w:r>
+    </w:p>
+    <w:p>
+      <w:pPr>
+        <w:pStyle w:val="Heading2"/>
+      </w:pPr>
+      <w:r>
+        <w:t>First attempt and support record</w:t>
+      </w:r>
+    </w:p>
+    <w:p>
+      <w:pPr>
+        <w:pStyle w:val="Heading3"/>
+      </w:pPr>
+      <w:r>
+        <w:t>My independent explanation, trace and limits</w:t>
+      </w:r>
+    </w:p>
+    <w:p>
+      <w:r>
+        <w:t>________________________________________________________________</w:t>
+      </w:r>
+    </w:p>
+    <w:p>
+      <w:r>
+        <w:t>________________________________________________________________</w:t>
+      </w:r>
+    </w:p>
+    <w:p>
+      <w:r>
+        <w:t>________________________________________________________________</w:t>
+      </w:r>
+    </w:p>
+    <w:p>
+      <w:r>
+        <w:t>________________________________________________________________</w:t>
+      </w:r>
+    </w:p>
+    <w:p>
+      <w:r>
+        <w:t>________________________________________________________________</w:t>
+      </w:r>
+    </w:p>
+    <w:p>
+      <w:r>
+        <w:t>________________________________________________________________</w:t>
+      </w:r>
+    </w:p>
+    <w:p>
+      <w:r>
+        <w:t>________________________________________________________________</w:t>
       </w:r>
     </w:p>
     <w:p>
@@ -2840,19 +3954,72 @@
         <w:rPr>
           <w:b w:val="0"/>
         </w:rPr>
-        <w:t xml:space="preserve">A team compares lambda 0 and lambda 0.5 by choosing whichever has the smaller penalised </w:t>
-      </w:r>
-      <w:r>
-        <w:rPr>
-          <w:b/>
-        </w:rPr>
-        <w:t>training</w:t>
-      </w:r>
+        <w:t>Attempt this case before feedback. Record any help. Earlier examples below are further practice; a case already practised with feedback cannot establish fresh transfer.</w:t>
+      </w:r>
+    </w:p>
+    <w:p>
+      <w:pPr>
+        <w:pStyle w:val="Heading2"/>
+      </w:pPr>
+      <w:r>
+        <w:t>Use feedback after trying</w:t>
+      </w:r>
+    </w:p>
+    <w:p>
+      <w:pPr>
+        <w:spacing w:line="336" w:lineRule="auto" w:after="180"/>
+      </w:pPr>
       <w:r>
         <w:rPr>
           <w:b w:val="0"/>
         </w:rPr>
-        <w:t xml:space="preserve"> objective. Explain why this does not establish the better </w:t>
+        <w:t>Attempt the independent case before hints. Record whether you worked alone, used a hint or followed a model. After feedback, fix the first unsupported step and explain why it changed.</w:t>
+      </w:r>
+    </w:p>
+    <w:p>
+      <w:pPr>
+        <w:spacing w:line="336" w:lineRule="auto" w:after="180"/>
+      </w:pPr>
+      <w:r>
+        <w:rPr>
+          <w:b w:val="0"/>
+        </w:rPr>
+        <w:t>A later check uses a changed case, not a copied answer.</w:t>
+      </w:r>
+    </w:p>
+    <w:p>
+      <w:pPr>
+        <w:pStyle w:val="Heading2"/>
+      </w:pPr>
+      <w:r>
+        <w:t>Earlier wording, alternatives and picture transcripts · reference / check after trying</w:t>
+      </w:r>
+    </w:p>
+    <w:p>
+      <w:pPr>
+        <w:pStyle w:val="Heading3"/>
+      </w:pPr>
+      <w:r>
+        <w:t>Independent case: Transfer both rules independently</w:t>
+      </w:r>
+    </w:p>
+    <w:p>
+      <w:pPr>
+        <w:pStyle w:val="Heading3"/>
+      </w:pPr>
+      <w:r>
+        <w:t>Attempt this without hints</w:t>
+      </w:r>
+    </w:p>
+    <w:p>
+      <w:pPr>
+        <w:spacing w:line="336" w:lineRule="auto" w:after="180"/>
+      </w:pPr>
+      <w:r>
+        <w:rPr>
+          <w:b w:val="0"/>
+        </w:rPr>
+        <w:t xml:space="preserve">For a new objective J(a) = (a - 2) squared + a squared, gradient 4a - 4, start a = 0 and take one step at rate 0.25. Give new a, </w:t>
       </w:r>
       <w:r>
         <w:rPr>
@@ -2864,7 +4031,42 @@
         <w:rPr>
           <w:b w:val="0"/>
         </w:rPr>
-        <w:t xml:space="preserve"> model and name a suitable development comparison.</w:t>
+        <w:t xml:space="preserve"> error term, penalty and total J.</w:t>
+      </w:r>
+    </w:p>
+    <w:p>
+      <w:pPr>
+        <w:spacing w:line="336" w:lineRule="auto" w:after="180"/>
+      </w:pPr>
+      <w:r>
+        <w:rPr>
+          <w:b w:val="0"/>
+        </w:rPr>
+        <w:t xml:space="preserve">Separately apply </w:t>
+      </w:r>
+      <w:r>
+        <w:rPr>
+          <w:b/>
+        </w:rPr>
+        <w:t>patience</w:t>
+      </w:r>
+      <w:r>
+        <w:rPr>
+          <w:b w:val="0"/>
+        </w:rPr>
+        <w:t xml:space="preserve"> 2 with strict improvement to validation values [3, 2, 2, 2, 1] at epochs 0 to 4; report the stop and </w:t>
+      </w:r>
+      <w:r>
+        <w:rPr>
+          <w:b/>
+        </w:rPr>
+        <w:t>restore</w:t>
+      </w:r>
+      <w:r>
+        <w:rPr>
+          <w:b w:val="0"/>
+        </w:rPr>
+        <w:t>d epochs.</w:t>
       </w:r>
     </w:p>
     <w:p>
@@ -2872,7 +4074,7 @@
         <w:pStyle w:val="Heading3"/>
       </w:pPr>
       <w:r>
-        <w:t>Explain which evidence supports your conclusion and which claim remains unproved.</w:t>
+        <w:t>My independent procedure, result and limitation</w:t>
       </w:r>
     </w:p>
     <w:p>
@@ -2901,16 +4103,58 @@
       </w:r>
     </w:p>
     <w:p>
+      <w:r>
+        <w:t>________________________________________________________________</w:t>
+      </w:r>
+    </w:p>
+    <w:p>
+      <w:r>
+        <w:t>________________________________________________________________</w:t>
+      </w:r>
+    </w:p>
+    <w:p>
+      <w:r>
+        <w:t>________________________________________________________________</w:t>
+      </w:r>
+    </w:p>
+    <w:p>
+      <w:pPr>
+        <w:spacing w:line="336" w:lineRule="auto" w:after="180"/>
+      </w:pPr>
+      <w:r>
+        <w:rPr>
+          <w:b w:val="0"/>
+        </w:rPr>
+        <w:t>Record support used: none, hint or teacher explanation. After feedback, a different case is needed to demonstrate independence.</w:t>
+      </w:r>
+    </w:p>
+    <w:p>
+      <w:pPr>
+        <w:pStyle w:val="Heading3"/>
+      </w:pPr>
+      <w:r>
+        <w:t>Use feedback to improve</w:t>
+      </w:r>
+    </w:p>
+    <w:p>
       <w:pPr>
         <w:pStyle w:val="Heading1"/>
       </w:pPr>
       <w:r>
-        <w:t>11. Connect your project</w:t>
-      </w:r>
-    </w:p>
-    <w:p>
-      <w:r>
-        <w:t>Apply this week’s idea to Image-pattern Network Investigation. Keep an annotated decision and the evidence supporting it.</w:t>
+        <w:t>11. Save the objective and restoration policy with the project</w:t>
+      </w:r>
+    </w:p>
+    <w:p>
+      <w:r>
+        <w:t>A selected epoch number cannot replace the actual saved model state.</w:t>
+      </w:r>
+    </w:p>
+    <w:p>
+      <w:pPr>
+        <w:pStyle w:val="Heading2"/>
+      </w:pPr>
+      <w:r>
+        <w:t>Project artifact and evidence table</w:t>
       </w:r>
     </w:p>
     <w:p>
@@ -3125,10 +4369,10 @@
     </w:tbl>
     <w:p>
       <w:pPr>
-        <w:pStyle w:val="Heading3"/>
-      </w:pPr>
-      <w:r>
-        <w:t>Evidence for your project</w:t>
+        <w:pStyle w:val="Heading2"/>
+      </w:pPr>
+      <w:r>
+        <w:t>Actual run/trace and limits</w:t>
       </w:r>
     </w:p>
     <w:p>
@@ -3167,15 +4411,88 @@
     </w:p>
     <w:p>
       <w:pPr>
+        <w:pStyle w:val="Heading2"/>
+      </w:pPr>
+      <w:r>
+        <w:t>Earlier wording, alternatives and picture transcripts · reference / check after trying</w:t>
+      </w:r>
+    </w:p>
+    <w:p>
+      <w:pPr>
+        <w:pStyle w:val="Heading3"/>
+      </w:pPr>
+      <w:r>
+        <w:t>Evidence for your project</w:t>
+      </w:r>
+    </w:p>
+    <w:p>
+      <w:pPr>
         <w:pStyle w:val="Heading1"/>
       </w:pPr>
       <w:r>
-        <w:t>12. Show what you know</w:t>
-      </w:r>
-    </w:p>
-    <w:p>
-      <w:r>
-        <w:t>Use a genuinely new case for independent evidence. Previously discussed examples remain practice; use the separately named independent case before feedback.</w:t>
+        <w:t>16. Finish with separate loss terms and a justified saved-state choice</w:t>
+      </w:r>
+    </w:p>
+    <w:p>
+      <w:r>
+        <w:t>Name what was computed,selected and actually restored.</w:t>
+      </w:r>
+    </w:p>
+    <w:p>
+      <w:pPr>
+        <w:pStyle w:val="Heading2"/>
+      </w:pPr>
+      <w:r>
+        <w:t>Retrieve and explain</w:t>
+      </w:r>
+    </w:p>
+    <w:p>
+      <w:pPr>
+        <w:pStyle w:val="ListBullet"/>
+      </w:pPr>
+      <w:r>
+        <w:t>Close your notes. Explain this goal in your own words: Separate a weight penalty from prediction error</w:t>
+      </w:r>
+    </w:p>
+    <w:p>
+      <w:pPr>
+        <w:pStyle w:val="Heading3"/>
+      </w:pPr>
+      <w:r>
+        <w:t>My deciding step, evidence and one remaining question</w:t>
+      </w:r>
+    </w:p>
+    <w:p>
+      <w:r>
+        <w:t>________________________________________________________________</w:t>
+      </w:r>
+    </w:p>
+    <w:p>
+      <w:r>
+        <w:t>________________________________________________________________</w:t>
+      </w:r>
+    </w:p>
+    <w:p>
+      <w:r>
+        <w:t>________________________________________________________________</w:t>
+      </w:r>
+    </w:p>
+    <w:p>
+      <w:r>
+        <w:t>________________________________________________________________</w:t>
+      </w:r>
+    </w:p>
+    <w:p>
+      <w:r>
+        <w:t>________________________________________________________________</w:t>
+      </w:r>
+    </w:p>
+    <w:p>
+      <w:pPr>
+        <w:pStyle w:val="Heading2"/>
+      </w:pPr>
+      <w:r>
+        <w:t>Plan a changed-case return</w:t>
       </w:r>
     </w:p>
     <w:p>
@@ -3186,138 +4503,19 @@
         <w:rPr>
           <w:b w:val="0"/>
         </w:rPr>
-        <w:t>Weight penalties and early stopping can be used together, but they act differently.</w:t>
-      </w:r>
-    </w:p>
-    <w:p>
-      <w:pPr>
-        <w:spacing w:line="336" w:lineRule="auto" w:after="180"/>
-      </w:pPr>
+        <w:t xml:space="preserve">If you are unsure, return to the worked picture and explain one arrow. If you are ready, change an </w:t>
+      </w:r>
+      <w:r>
+        <w:rPr>
+          <w:b/>
+        </w:rPr>
+        <w:t>input</w:t>
+      </w:r>
       <w:r>
         <w:rPr>
           <w:b w:val="0"/>
         </w:rPr>
-        <w:t xml:space="preserve">Record which weights receive penalties, the objective convention, lambda, learning rate, checkpoint frequency, </w:t>
-      </w:r>
-      <w:r>
-        <w:rPr>
-          <w:b/>
-        </w:rPr>
-        <w:t>patience</w:t>
-      </w:r>
-      <w:r>
-        <w:rPr>
-          <w:b w:val="0"/>
-        </w:rPr>
-        <w:t>, tie rule and maximum budget.</w:t>
-      </w:r>
-    </w:p>
-    <w:p>
-      <w:pPr>
-        <w:spacing w:line="336" w:lineRule="auto" w:after="180"/>
-      </w:pPr>
-      <w:r>
-        <w:rPr>
-          <w:b w:val="0"/>
-        </w:rPr>
-        <w:t>For this classroom model there are no extra learned pre</w:t>
-      </w:r>
-      <w:r>
-        <w:rPr>
-          <w:b/>
-        </w:rPr>
-        <w:t>process</w:t>
-      </w:r>
-      <w:r>
-        <w:rPr>
-          <w:b w:val="0"/>
-        </w:rPr>
-        <w:t>ing or running statistics; larger models may require more state to reproduce evaluation.</w:t>
-      </w:r>
-    </w:p>
-    <w:p>
-      <w:pPr>
-        <w:pStyle w:val="Heading3"/>
-      </w:pPr>
-      <w:r>
-        <w:t>A team stops at epoch 6, uses its final parameters instead of the saved best state, and chooses patience by looking at final test losses. Identify the two mistakes and explain how to repair the experiment.</w:t>
-      </w:r>
-    </w:p>
-    <w:p>
-      <w:r>
-        <w:t>________________________________________________________________</w:t>
-      </w:r>
-    </w:p>
-    <w:p>
-      <w:r>
-        <w:t>________________________________________________________________</w:t>
-      </w:r>
-    </w:p>
-    <w:p>
-      <w:r>
-        <w:t>________________________________________________________________</w:t>
-      </w:r>
-    </w:p>
-    <w:p>
-      <w:r>
-        <w:t>________________________________________________________________</w:t>
-      </w:r>
-    </w:p>
-    <w:p>
-      <w:pPr>
-        <w:spacing w:line="336" w:lineRule="auto" w:after="180"/>
-      </w:pPr>
-      <w:r>
-        <w:rPr>
-          <w:b w:val="0"/>
-        </w:rPr>
-        <w:t xml:space="preserve">Select these settings using validation, freeze the complete procedure, and reserve untouched final test data for reporting. Neither </w:t>
-      </w:r>
-      <w:r>
-        <w:rPr>
-          <w:b/>
-        </w:rPr>
-        <w:t>regularisation</w:t>
-      </w:r>
-      <w:r>
-        <w:rPr>
-          <w:b w:val="0"/>
-        </w:rPr>
-        <w:t xml:space="preserve"> nor stopping makes a weak validation set representative.</w:t>
-      </w:r>
-    </w:p>
-    <w:p>
-      <w:pPr>
-        <w:spacing w:line="336" w:lineRule="auto" w:after="180"/>
-      </w:pPr>
-      <w:r>
-        <w:rPr>
-          <w:b w:val="0"/>
-        </w:rPr>
-        <w:t>Next week studies initialisation and reproducibility.</w:t>
-      </w:r>
-    </w:p>
-    <w:p>
-      <w:pPr>
-        <w:spacing w:line="336" w:lineRule="auto" w:after="180"/>
-      </w:pPr>
-      <w:r>
-        <w:rPr>
-          <w:b w:val="0"/>
-        </w:rPr>
-        <w:t xml:space="preserve">A team compares lambda 0 and lambda 0.5 by choosing whichever has the smaller penalised </w:t>
-      </w:r>
-      <w:r>
-        <w:rPr>
-          <w:b/>
-        </w:rPr>
-        <w:t>training</w:t>
-      </w:r>
-      <w:r>
-        <w:rPr>
-          <w:b w:val="0"/>
-        </w:rPr>
-        <w:t xml:space="preserve"> objective. Explain why this does not establish the better </w:t>
+        <w:t xml:space="preserve"> or assumption and justify your </w:t>
       </w:r>
       <w:r>
         <w:rPr>
@@ -3329,14 +4527,372 @@
         <w:rPr>
           <w:b w:val="0"/>
         </w:rPr>
-        <w:t xml:space="preserve"> model and name a suitable development comparison.</w:t>
-      </w:r>
-    </w:p>
+        <w:t>.</w:t>
+      </w:r>
+    </w:p>
+    <w:p>
+      <w:pPr>
+        <w:spacing w:line="336" w:lineRule="auto" w:after="180"/>
+      </w:pPr>
+      <w:r>
+        <w:rPr>
+          <w:b w:val="0"/>
+        </w:rPr>
+        <w:t xml:space="preserve">Save your workbook </w:t>
+      </w:r>
+      <w:r>
+        <w:rPr>
+          <w:b/>
+        </w:rPr>
+        <w:t>evidence</w:t>
+      </w:r>
+      <w:r>
+        <w:rPr>
+          <w:b w:val="0"/>
+        </w:rPr>
+        <w:t>. At the next review, try a different case before opening your old answer.</w:t>
+      </w:r>
+    </w:p>
+    <w:p>
+      <w:pPr>
+        <w:pStyle w:val="Heading1"/>
+      </w:pPr>
+      <w:r>
+        <w:t>Reference bank and extra practice</w:t>
+      </w:r>
+    </w:p>
+    <w:p>
+      <w:pPr>
+        <w:pStyle w:val="Heading1"/>
+      </w:pPr>
+      <w:r>
+        <w:t>05. Reference · Use the mathematical words precisely</w:t>
+      </w:r>
+    </w:p>
+    <w:p>
+      <w:r>
+        <w:t>Connect each term to a value or step in the current example.</w:t>
+      </w:r>
+    </w:p>
+    <w:p>
+      <w:pPr>
+        <w:pStyle w:val="Heading2"/>
+      </w:pPr>
+      <w:r>
+        <w:t>Vocabulary and your explanation</w:t>
+      </w:r>
+    </w:p>
+    <w:tbl>
+      <w:tblPr>
+        <w:tblStyle w:val="LightShading-Accent1"/>
+        <w:tblW w:type="auto" w:w="0"/>
+        <w:tblLook w:firstColumn="1" w:firstRow="1" w:lastColumn="0" w:lastRow="0" w:noHBand="0" w:noVBand="1" w:val="04A0"/>
+      </w:tblPr>
+      <w:tblGrid>
+        <w:gridCol w:w="5112"/>
+        <w:gridCol w:w="5112"/>
+      </w:tblGrid>
+      <w:tr>
+        <w:trPr>
+          <w:tblHeader/>
+        </w:trPr>
+        <w:tc>
+          <w:tcPr>
+            <w:tcW w:type="dxa" w:w="5112"/>
+          </w:tcPr>
+          <w:p>
+            <w:r>
+              <w:t>Word</w:t>
+            </w:r>
+          </w:p>
+        </w:tc>
+        <w:tc>
+          <w:tcPr>
+            <w:tcW w:type="dxa" w:w="5112"/>
+          </w:tcPr>
+          <w:p>
+            <w:r>
+              <w:t>Meaning</w:t>
+            </w:r>
+          </w:p>
+        </w:tc>
+      </w:tr>
+      <w:tr>
+        <w:tc>
+          <w:tcPr>
+            <w:tcW w:type="dxa" w:w="5112"/>
+          </w:tcPr>
+          <w:p>
+            <w:r>
+              <w:t>Regularisation</w:t>
+            </w:r>
+          </w:p>
+        </w:tc>
+        <w:tc>
+          <w:tcPr>
+            <w:tcW w:type="dxa" w:w="5112"/>
+          </w:tcPr>
+          <w:p>
+            <w:r>
+              <w:t>A constraint or training procedure intended to limit fitting choices and improve generalisation</w:t>
+            </w:r>
+          </w:p>
+        </w:tc>
+      </w:tr>
+      <w:tr>
+        <w:tc>
+          <w:tcPr>
+            <w:tcW w:type="dxa" w:w="5112"/>
+          </w:tcPr>
+          <w:p>
+            <w:r>
+              <w:t>Weight penalty</w:t>
+            </w:r>
+          </w:p>
+        </w:tc>
+        <w:tc>
+          <w:tcPr>
+            <w:tcW w:type="dxa" w:w="5112"/>
+          </w:tcPr>
+          <w:p>
+            <w:r>
+              <w:t>An added objective term that discourages specified large parameter values</w:t>
+            </w:r>
+          </w:p>
+        </w:tc>
+      </w:tr>
+      <w:tr>
+        <w:tc>
+          <w:tcPr>
+            <w:tcW w:type="dxa" w:w="5112"/>
+          </w:tcPr>
+          <w:p>
+            <w:r>
+              <w:t>Patience</w:t>
+            </w:r>
+          </w:p>
+        </w:tc>
+        <w:tc>
+          <w:tcPr>
+            <w:tcW w:type="dxa" w:w="5112"/>
+          </w:tcPr>
+          <w:p>
+            <w:r>
+              <w:t>The allowed run of consecutive non-improving evaluations before stopping under a stated rule</w:t>
+            </w:r>
+          </w:p>
+        </w:tc>
+      </w:tr>
+      <w:tr>
+        <w:tc>
+          <w:tcPr>
+            <w:tcW w:type="dxa" w:w="5112"/>
+          </w:tcPr>
+          <w:p>
+            <w:r>
+              <w:t>Restore</w:t>
+            </w:r>
+          </w:p>
+        </w:tc>
+        <w:tc>
+          <w:tcPr>
+            <w:tcW w:type="dxa" w:w="5112"/>
+          </w:tcPr>
+          <w:p>
+            <w:r>
+              <w:t>Reload the parameters saved at the selected checkpoint</w:t>
+            </w:r>
+          </w:p>
+        </w:tc>
+      </w:tr>
+    </w:tbl>
     <w:p>
       <w:pPr>
         <w:pStyle w:val="Heading3"/>
       </w:pPr>
       <w:r>
+        <w:t>Use two terms to explain a step in this week’s example.</w:t>
+      </w:r>
+    </w:p>
+    <w:p>
+      <w:r>
+        <w:t>________________________________________________________________</w:t>
+      </w:r>
+    </w:p>
+    <w:p>
+      <w:r>
+        <w:t>________________________________________________________________</w:t>
+      </w:r>
+    </w:p>
+    <w:p>
+      <w:r>
+        <w:t>________________________________________________________________</w:t>
+      </w:r>
+    </w:p>
+    <w:p>
+      <w:pPr>
+        <w:pStyle w:val="Heading1"/>
+      </w:pPr>
+      <w:r>
+        <w:t>10. Extra challenge · Explain a stronger case</w:t>
+      </w:r>
+    </w:p>
+    <w:p>
+      <w:r>
+        <w:t>Choose the next challenge after the main route.</w:t>
+      </w:r>
+    </w:p>
+    <w:p>
+      <w:pPr>
+        <w:pStyle w:val="Heading2"/>
+      </w:pPr>
+      <w:r>
+        <w:t>Explain,repair and extend</w:t>
+      </w:r>
+    </w:p>
+    <w:p>
+      <w:pPr>
+        <w:pStyle w:val="Heading3"/>
+      </w:pPr>
+      <w:r>
+        <w:t>Explain → apply → challenge</w:t>
+      </w:r>
+    </w:p>
+    <w:p>
+      <w:pPr>
+        <w:pStyle w:val="ListBullet"/>
+      </w:pPr>
+      <w:r>
+        <w:t>At v = 2 and lambda = 0.5 in the lesson, compute prediction MSE, penalty, total objective and total gradient. Does zero training MSE make this gradient zero?</w:t>
+      </w:r>
+    </w:p>
+    <w:p>
+      <w:pPr>
+        <w:pStyle w:val="ListBullet"/>
+      </w:pPr>
+      <w:r>
+        <w:t>Validation MSE at epochs 0 to 7 is [4, 2, 1.5, 1.6, 1.4, 1.45, 1.46, 1.3]. Apply the lesson policy with patience 2. Give the stop epoch, restored epoch and why the listed epoch 7 cannot change this decision.</w:t>
+      </w:r>
+    </w:p>
+    <w:p>
+      <w:pPr>
+        <w:pStyle w:val="ListBullet"/>
+      </w:pPr>
+      <w:r>
+        <w:t>A team compares lambda 0 and lambda 0.5 by choosing whichever has the smaller penalised training objective. Explain why this does not establish the better prediction model and name a suitable development comparison.</w:t>
+      </w:r>
+    </w:p>
+    <w:p>
+      <w:pPr>
+        <w:pStyle w:val="Heading3"/>
+      </w:pPr>
+      <w:r>
+        <w:t>Explain which evidence supports your conclusion and which claim remains unproved.</w:t>
+      </w:r>
+    </w:p>
+    <w:p>
+      <w:r>
+        <w:t>________________________________________________________________</w:t>
+      </w:r>
+    </w:p>
+    <w:p>
+      <w:r>
+        <w:t>________________________________________________________________</w:t>
+      </w:r>
+    </w:p>
+    <w:p>
+      <w:r>
+        <w:t>________________________________________________________________</w:t>
+      </w:r>
+    </w:p>
+    <w:p>
+      <w:r>
+        <w:t>________________________________________________________________</w:t>
+      </w:r>
+    </w:p>
+    <w:p>
+      <w:r>
+        <w:t>________________________________________________________________</w:t>
+      </w:r>
+    </w:p>
+    <w:p>
+      <w:pPr>
+        <w:pStyle w:val="Heading1"/>
+      </w:pPr>
+      <w:r>
+        <w:t>12. Reference · Check the representation and its limits</w:t>
+      </w:r>
+    </w:p>
+    <w:p>
+      <w:r>
+        <w:t>Use after practice;reserve the new independent penalty objective and zero-based stopping log for the first individual attempt.</w:t>
+      </w:r>
+    </w:p>
+    <w:p>
+      <w:pPr>
+        <w:pStyle w:val="Heading2"/>
+      </w:pPr>
+      <w:r>
+        <w:t>Current explanation and response</w:t>
+      </w:r>
+    </w:p>
+    <w:p>
+      <w:pPr>
+        <w:pStyle w:val="ListBullet"/>
+      </w:pPr>
+      <w:r>
+        <w:t>Weight penalties and early stopping can be used together, but they act differently. Record which weights receive penalties, the objective convention, lambda, learning rate, checkpoint frequency, patience, tie rule and maximum budget. For this classroom model there are no extra learned preprocessing or running statistics; larger models may require more state to reproduce evaluation.</w:t>
+      </w:r>
+    </w:p>
+    <w:p>
+      <w:pPr>
+        <w:pStyle w:val="Heading3"/>
+      </w:pPr>
+      <w:r>
+        <w:t>A team stops at epoch 6, uses its final parameters instead of the saved best state, and chooses patience by looking at final test losses. Identify the two mistakes and explain how to repair the experiment.</w:t>
+      </w:r>
+    </w:p>
+    <w:p>
+      <w:r>
+        <w:t>________________________________________________________________</w:t>
+      </w:r>
+    </w:p>
+    <w:p>
+      <w:r>
+        <w:t>________________________________________________________________</w:t>
+      </w:r>
+    </w:p>
+    <w:p>
+      <w:r>
+        <w:t>________________________________________________________________</w:t>
+      </w:r>
+    </w:p>
+    <w:p>
+      <w:r>
+        <w:t>________________________________________________________________</w:t>
+      </w:r>
+    </w:p>
+    <w:p>
+      <w:pPr>
+        <w:pStyle w:val="ListBullet"/>
+      </w:pPr>
+      <w:r>
+        <w:t>Select these settings using validation, freeze the complete procedure, and reserve untouched final test data for reporting. Neither regularisation nor stopping makes a weak validation set representative. Next week studies initialisation and reproducibility.</w:t>
+      </w:r>
+    </w:p>
+    <w:p>
+      <w:pPr>
+        <w:pStyle w:val="ListBullet"/>
+      </w:pPr>
+      <w:r>
+        <w:t>A team compares lambda 0 and lambda 0.5 by choosing whichever has the smaller penalised training objective. Explain why this does not establish the better prediction model and name a suitable development comparison.</w:t>
+      </w:r>
+    </w:p>
+    <w:p>
+      <w:pPr>
+        <w:pStyle w:val="Heading3"/>
+      </w:pPr>
+      <w:r>
         <w:t>My limited claim and a useful next check</w:t>
       </w:r>
     </w:p>
@@ -3365,12 +4921,20 @@
         <w:pStyle w:val="Heading1"/>
       </w:pPr>
       <w:r>
-        <w:t>13. Study a complete case</w:t>
-      </w:r>
-    </w:p>
-    <w:p>
-      <w:r>
-        <w:t>Revisit the complete Regularisation and early stopping case for supported practice. Repeated examples do not become fresh assessments.</w:t>
+        <w:t>13. Extra practice · Revisit the complete trace</w:t>
+      </w:r>
+    </w:p>
+    <w:p>
+      <w:r>
+        <w:t>Predict before reading the supplied steps.</w:t>
+      </w:r>
+    </w:p>
+    <w:p>
+      <w:pPr>
+        <w:pStyle w:val="Heading2"/>
+      </w:pPr>
+      <w:r>
+        <w:t>Complete trace and evidence</w:t>
       </w:r>
     </w:p>
     <w:p>
@@ -3603,300 +5167,20 @@
         <w:pStyle w:val="Heading1"/>
       </w:pPr>
       <w:r>
-        <w:t>14. Try a new case independently</w:t>
-      </w:r>
-    </w:p>
-    <w:p>
-      <w:r>
-        <w:t>Attempt the reserved new case before feedback. Record support; the earlier examples below remain additional practice.</w:t>
-      </w:r>
-    </w:p>
-    <w:p>
-      <w:pPr>
-        <w:pStyle w:val="Heading3"/>
-      </w:pPr>
-      <w:r>
-        <w:t>Independent case: Transfer both rules independently</w:t>
-      </w:r>
-    </w:p>
-    <w:p>
-      <w:pPr>
-        <w:spacing w:line="336" w:lineRule="auto" w:after="180"/>
-      </w:pPr>
-      <w:r>
-        <w:rPr>
-          <w:b w:val="0"/>
-        </w:rPr>
-        <w:t xml:space="preserve">For a new objective J(a) = (a - 2) squared + a squared, gradient 4a - 4, start a = 0 and take one step at rate 0.25. Give new a, </w:t>
-      </w:r>
-      <w:r>
-        <w:rPr>
-          <w:b/>
-        </w:rPr>
-        <w:t>prediction</w:t>
-      </w:r>
-      <w:r>
-        <w:rPr>
-          <w:b w:val="0"/>
-        </w:rPr>
-        <w:t xml:space="preserve"> error term, penalty and total J.</w:t>
-      </w:r>
-    </w:p>
-    <w:p>
-      <w:pPr>
-        <w:spacing w:line="336" w:lineRule="auto" w:after="180"/>
-      </w:pPr>
-      <w:r>
-        <w:rPr>
-          <w:b w:val="0"/>
-        </w:rPr>
-        <w:t xml:space="preserve">Separately apply </w:t>
-      </w:r>
-      <w:r>
-        <w:rPr>
-          <w:b/>
-        </w:rPr>
-        <w:t>patience</w:t>
-      </w:r>
-      <w:r>
-        <w:rPr>
-          <w:b w:val="0"/>
-        </w:rPr>
-        <w:t xml:space="preserve"> 2 with strict improvement to validation values [3, 2, 2, 2, 1] at epochs 0 to 4; report the stop and </w:t>
-      </w:r>
-      <w:r>
-        <w:rPr>
-          <w:b/>
-        </w:rPr>
-        <w:t>restore</w:t>
-      </w:r>
-      <w:r>
-        <w:rPr>
-          <w:b w:val="0"/>
-        </w:rPr>
-        <w:t>d epochs.</w:t>
-      </w:r>
-    </w:p>
-    <w:p>
-      <w:pPr>
-        <w:pStyle w:val="Heading3"/>
-      </w:pPr>
-      <w:r>
-        <w:t>My independent explanation, trace and limits</w:t>
-      </w:r>
-    </w:p>
-    <w:p>
-      <w:r>
-        <w:t>________________________________________________________________</w:t>
-      </w:r>
-    </w:p>
-    <w:p>
-      <w:r>
-        <w:t>________________________________________________________________</w:t>
-      </w:r>
-    </w:p>
-    <w:p>
-      <w:r>
-        <w:t>________________________________________________________________</w:t>
-      </w:r>
-    </w:p>
-    <w:p>
-      <w:r>
-        <w:t>________________________________________________________________</w:t>
-      </w:r>
-    </w:p>
-    <w:p>
-      <w:r>
-        <w:t>________________________________________________________________</w:t>
-      </w:r>
-    </w:p>
-    <w:p>
-      <w:r>
-        <w:t>________________________________________________________________</w:t>
-      </w:r>
-    </w:p>
-    <w:p>
-      <w:r>
-        <w:t>________________________________________________________________</w:t>
-      </w:r>
-    </w:p>
-    <w:p>
-      <w:pPr>
-        <w:spacing w:line="336" w:lineRule="auto" w:after="180"/>
-      </w:pPr>
-      <w:r>
-        <w:rPr>
-          <w:b w:val="0"/>
-        </w:rPr>
-        <w:t>Attempt this case before feedback. Record any help. Earlier examples below are further practice; a case already practised with feedback cannot establish fresh transfer.</w:t>
-      </w:r>
-    </w:p>
-    <w:p>
-      <w:pPr>
-        <w:pStyle w:val="Heading3"/>
-      </w:pPr>
-      <w:r>
-        <w:t>Attempt this without hints</w:t>
-      </w:r>
-    </w:p>
-    <w:p>
-      <w:pPr>
-        <w:spacing w:line="336" w:lineRule="auto" w:after="180"/>
-      </w:pPr>
-      <w:r>
-        <w:rPr>
-          <w:b w:val="0"/>
-        </w:rPr>
-        <w:t xml:space="preserve">For a new objective J(a) = (a - 2) squared + a squared, gradient 4a - 4, start a = 0 and take one step at rate 0.25. Give new a, </w:t>
-      </w:r>
-      <w:r>
-        <w:rPr>
-          <w:b/>
-        </w:rPr>
-        <w:t>prediction</w:t>
-      </w:r>
-      <w:r>
-        <w:rPr>
-          <w:b w:val="0"/>
-        </w:rPr>
-        <w:t xml:space="preserve"> error term, penalty and total J.</w:t>
-      </w:r>
-    </w:p>
-    <w:p>
-      <w:pPr>
-        <w:spacing w:line="336" w:lineRule="auto" w:after="180"/>
-      </w:pPr>
-      <w:r>
-        <w:rPr>
-          <w:b w:val="0"/>
-        </w:rPr>
-        <w:t xml:space="preserve">Separately apply </w:t>
-      </w:r>
-      <w:r>
-        <w:rPr>
-          <w:b/>
-        </w:rPr>
-        <w:t>patience</w:t>
-      </w:r>
-      <w:r>
-        <w:rPr>
-          <w:b w:val="0"/>
-        </w:rPr>
-        <w:t xml:space="preserve"> 2 with strict improvement to validation values [3, 2, 2, 2, 1] at epochs 0 to 4; report the stop and </w:t>
-      </w:r>
-      <w:r>
-        <w:rPr>
-          <w:b/>
-        </w:rPr>
-        <w:t>restore</w:t>
-      </w:r>
-      <w:r>
-        <w:rPr>
-          <w:b w:val="0"/>
-        </w:rPr>
-        <w:t>d epochs.</w:t>
-      </w:r>
-    </w:p>
-    <w:p>
-      <w:pPr>
-        <w:pStyle w:val="Heading3"/>
-      </w:pPr>
-      <w:r>
-        <w:t>My independent procedure, result and limitation</w:t>
-      </w:r>
-    </w:p>
-    <w:p>
-      <w:r>
-        <w:t>________________________________________________________________</w:t>
-      </w:r>
-    </w:p>
-    <w:p>
-      <w:r>
-        <w:t>________________________________________________________________</w:t>
-      </w:r>
-    </w:p>
-    <w:p>
-      <w:r>
-        <w:t>________________________________________________________________</w:t>
-      </w:r>
-    </w:p>
-    <w:p>
-      <w:r>
-        <w:t>________________________________________________________________</w:t>
-      </w:r>
-    </w:p>
-    <w:p>
-      <w:r>
-        <w:t>________________________________________________________________</w:t>
-      </w:r>
-    </w:p>
-    <w:p>
-      <w:r>
-        <w:t>________________________________________________________________</w:t>
-      </w:r>
-    </w:p>
-    <w:p>
-      <w:r>
-        <w:t>________________________________________________________________</w:t>
-      </w:r>
-    </w:p>
-    <w:p>
-      <w:r>
-        <w:t>________________________________________________________________</w:t>
-      </w:r>
-    </w:p>
-    <w:p>
-      <w:pPr>
-        <w:spacing w:line="336" w:lineRule="auto" w:after="180"/>
-      </w:pPr>
-      <w:r>
-        <w:rPr>
-          <w:b w:val="0"/>
-        </w:rPr>
-        <w:t>Record support used: none, hint or teacher explanation. After feedback, a different case is needed to demonstrate independence.</w:t>
-      </w:r>
-    </w:p>
-    <w:p>
-      <w:pPr>
-        <w:pStyle w:val="Heading3"/>
-      </w:pPr>
-      <w:r>
-        <w:t>Use feedback to improve</w:t>
-      </w:r>
-    </w:p>
-    <w:p>
-      <w:pPr>
-        <w:spacing w:line="336" w:lineRule="auto" w:after="180"/>
-      </w:pPr>
-      <w:r>
-        <w:rPr>
-          <w:b w:val="0"/>
-        </w:rPr>
-        <w:t>Attempt the independent case before hints. Record whether you worked alone, used a hint or followed a model. After feedback, fix the first unsupported step and explain why it changed.</w:t>
-      </w:r>
-    </w:p>
-    <w:p>
-      <w:pPr>
-        <w:spacing w:line="336" w:lineRule="auto" w:after="180"/>
-      </w:pPr>
-      <w:r>
-        <w:rPr>
-          <w:b w:val="0"/>
-        </w:rPr>
-        <w:t>A later check uses a changed case, not a copied answer.</w:t>
-      </w:r>
-    </w:p>
-    <w:p>
-      <w:pPr>
-        <w:pStyle w:val="Heading1"/>
-      </w:pPr>
-      <w:r>
-        <w:t>15. Your lesson route</w:t>
-      </w:r>
-    </w:p>
-    <w:p>
-      <w:r>
-        <w:t>Use this map to navigate Regularisation and early stopping, connect the goals to tasks and keep one evidence record for each attempt.</w:t>
+        <w:t>15. Reference · The earlier route checklist</w:t>
+      </w:r>
+    </w:p>
+    <w:p>
+      <w:r>
+        <w:t>Use one main route rather than repeating the lesson.</w:t>
+      </w:r>
+    </w:p>
+    <w:p>
+      <w:pPr>
+        <w:pStyle w:val="Heading2"/>
+      </w:pPr>
+      <w:r>
+        <w:t>Targets,route and first prediction</w:t>
       </w:r>
     </w:p>
     <w:p>
@@ -4099,12 +5383,117 @@
         <w:pStyle w:val="Heading1"/>
       </w:pPr>
       <w:r>
-        <w:t>16. Finish and return</w:t>
-      </w:r>
-    </w:p>
-    <w:p>
-      <w:r>
-        <w:t>Explain Regularisation and early stopping without notes, identify a remaining question and plan a later check with a changed case.</w:t>
+        <w:t>17. Extra practice · Predict,check and repair</w:t>
+      </w:r>
+    </w:p>
+    <w:p>
+      <w:r>
+        <w:t>Keep supported feedback separate from the independent case.</w:t>
+      </w:r>
+    </w:p>
+    <w:p>
+      <w:pPr>
+        <w:pStyle w:val="Heading2"/>
+      </w:pPr>
+      <w:r>
+        <w:t>First supported question and optional hint</w:t>
+      </w:r>
+    </w:p>
+    <w:p>
+      <w:pPr>
+        <w:pStyle w:val="ListBullet"/>
+      </w:pPr>
+      <w:r>
+        <w:t>Separate a regularisation penalty from prediction loss and an early-stopping rule.</w:t>
+      </w:r>
+    </w:p>
+    <w:p>
+      <w:pPr>
+        <w:pStyle w:val="Heading3"/>
+      </w:pPr>
+      <w:r>
+        <w:t>Practice 1: explain the deciding evidence</w:t>
+      </w:r>
+    </w:p>
+    <w:p>
+      <w:pPr>
+        <w:pStyle w:val="ListBullet"/>
+      </w:pPr>
+      <w:r>
+        <w:t>Which labelled step matches this detail? Best validation checkpoint is 2 with loss 3; checkpoint 3 is no improvement, so stop at 3.</w:t>
+      </w:r>
+    </w:p>
+    <w:p>
+      <w:pPr>
+        <w:pStyle w:val="ListBullet"/>
+      </w:pPr>
+      <w:r>
+        <w:t>1. Split objective</w:t>
+      </w:r>
+    </w:p>
+    <w:p>
+      <w:pPr>
+        <w:pStyle w:val="ListBullet"/>
+      </w:pPr>
+      <w:r>
+        <w:t>2. Early-stop separately</w:t>
+      </w:r>
+    </w:p>
+    <w:p>
+      <w:pPr>
+        <w:pStyle w:val="ListBullet"/>
+      </w:pPr>
+      <w:r>
+        <w:t>3. Regularised update</w:t>
+      </w:r>
+    </w:p>
+    <w:p>
+      <w:pPr>
+        <w:pStyle w:val="Heading3"/>
+      </w:pPr>
+      <w:r>
+        <w:t>My selected conclusion, deciding fact and explanation</w:t>
+      </w:r>
+    </w:p>
+    <w:p>
+      <w:r>
+        <w:t>________________________________________________________________</w:t>
+      </w:r>
+    </w:p>
+    <w:p>
+      <w:r>
+        <w:t>________________________________________________________________</w:t>
+      </w:r>
+    </w:p>
+    <w:p>
+      <w:r>
+        <w:t>________________________________________________________________</w:t>
+      </w:r>
+    </w:p>
+    <w:p>
+      <w:r>
+        <w:t>________________________________________________________________</w:t>
+      </w:r>
+    </w:p>
+    <w:p>
+      <w:r>
+        <w:t>________________________________________________________________</w:t>
+      </w:r>
+    </w:p>
+    <w:p>
+      <w:pPr>
+        <w:pStyle w:val="ListBullet"/>
+      </w:pPr>
+      <w:r>
+        <w:t>Hint if needed: Read the steps in the pictorial case. Match the supplied detail to the stage that performs or records it.</w:t>
+      </w:r>
+    </w:p>
+    <w:p>
+      <w:pPr>
+        <w:pStyle w:val="Heading2"/>
+      </w:pPr>
+      <w:r>
+        <w:t>Check after the first attempt · reference / check after trying</w:t>
       </w:r>
     </w:p>
     <w:p>
@@ -4115,19 +5504,36 @@
         <w:rPr>
           <w:b w:val="0"/>
         </w:rPr>
-        <w:t xml:space="preserve">Close your notes. Explain this goal in your own words: Separate a </w:t>
-      </w:r>
+        <w:t>After your attempt, compare with the supported explanation: Early-stop separately Best validation checkpoint is 2 with loss 3; checkpoint 3 is no improvement, so stop at 3.</w:t>
+      </w:r>
+    </w:p>
+    <w:p>
+      <w:pPr>
+        <w:spacing w:line="336" w:lineRule="auto" w:after="180"/>
+      </w:pPr>
       <w:r>
         <w:rPr>
           <w:b/>
         </w:rPr>
-        <w:t>weight penalty</w:t>
+        <w:t>Regularisation</w:t>
       </w:r>
       <w:r>
         <w:rPr>
           <w:b w:val="0"/>
         </w:rPr>
-        <w:t xml:space="preserve"> from </w:t>
+        <w:t xml:space="preserve"> adds a parameter penalty to the </w:t>
+      </w:r>
+      <w:r>
+        <w:rPr>
+          <w:b/>
+        </w:rPr>
+        <w:t>training</w:t>
+      </w:r>
+      <w:r>
+        <w:rPr>
+          <w:b w:val="0"/>
+        </w:rPr>
+        <w:t xml:space="preserve"> objective. Here it discourages large a, so the objective balances </w:t>
       </w:r>
       <w:r>
         <w:rPr>
@@ -4139,40 +5545,7 @@
         <w:rPr>
           <w:b w:val="0"/>
         </w:rPr>
-        <w:t xml:space="preserve"> error</w:t>
-      </w:r>
-    </w:p>
-    <w:p>
-      <w:pPr>
-        <w:pStyle w:val="Heading3"/>
-      </w:pPr>
-      <w:r>
-        <w:t>My deciding step, evidence and one remaining question</w:t>
-      </w:r>
-    </w:p>
-    <w:p>
-      <w:r>
-        <w:t>________________________________________________________________</w:t>
-      </w:r>
-    </w:p>
-    <w:p>
-      <w:r>
-        <w:t>________________________________________________________________</w:t>
-      </w:r>
-    </w:p>
-    <w:p>
-      <w:r>
-        <w:t>________________________________________________________________</w:t>
-      </w:r>
-    </w:p>
-    <w:p>
-      <w:r>
-        <w:t>________________________________________________________________</w:t>
-      </w:r>
-    </w:p>
-    <w:p>
-      <w:r>
-        <w:t>________________________________________________________________</w:t>
+        <w:t xml:space="preserve"> error against that penalty.</w:t>
       </w:r>
     </w:p>
     <w:p>
@@ -4183,7 +5556,320 @@
         <w:rPr>
           <w:b w:val="0"/>
         </w:rPr>
-        <w:t xml:space="preserve">If you are unsure, return to the worked picture and explain one arrow. If you are ready, change an </w:t>
+        <w:t xml:space="preserve">Early stopping is a different decision based on the supplied validation sequence. A tied validation loss is not improvement under this policy; stop when the </w:t>
+      </w:r>
+      <w:r>
+        <w:rPr>
+          <w:b/>
+        </w:rPr>
+        <w:t>patience</w:t>
+      </w:r>
+      <w:r>
+        <w:rPr>
+          <w:b w:val="0"/>
+        </w:rPr>
+        <w:t xml:space="preserve"> allowance is used and </w:t>
+      </w:r>
+      <w:r>
+        <w:rPr>
+          <w:b/>
+        </w:rPr>
+        <w:t>restore</w:t>
+      </w:r>
+      <w:r>
+        <w:rPr>
+          <w:b w:val="0"/>
+        </w:rPr>
+        <w:t xml:space="preserve"> the best checkpoint.</w:t>
+      </w:r>
+    </w:p>
+    <w:p>
+      <w:pPr>
+        <w:pStyle w:val="Heading2"/>
+      </w:pPr>
+      <w:r>
+        <w:t>Changed-case question and optional hint</w:t>
+      </w:r>
+    </w:p>
+    <w:p>
+      <w:pPr>
+        <w:pStyle w:val="Heading3"/>
+      </w:pPr>
+      <w:r>
+        <w:t>Practice 2: explain the deciding evidence</w:t>
+      </w:r>
+    </w:p>
+    <w:p>
+      <w:pPr>
+        <w:pStyle w:val="ListBullet"/>
+      </w:pPr>
+      <w:r>
+        <w:t>Changed-case practice: Change patience from 1 to2 under the same tie rule. Which conclusion is supported by the supplied facts?</w:t>
+      </w:r>
+    </w:p>
+    <w:p>
+      <w:pPr>
+        <w:pStyle w:val="ListBullet"/>
+      </w:pPr>
+      <w:r>
+        <w:t>1. We can decide the result without examining the changed input or the procedure.</w:t>
+      </w:r>
+    </w:p>
+    <w:p>
+      <w:pPr>
+        <w:pStyle w:val="ListBullet"/>
+      </w:pPr>
+      <w:r>
+        <w:t>2. Stop at checkpoint 4; still restore checkpoint 2.</w:t>
+      </w:r>
+    </w:p>
+    <w:p>
+      <w:pPr>
+        <w:pStyle w:val="ListBullet"/>
+      </w:pPr>
+      <w:r>
+        <w:t>3. This one example guarantees correct results for every future input.</w:t>
+      </w:r>
+    </w:p>
+    <w:p>
+      <w:pPr>
+        <w:pStyle w:val="Heading3"/>
+      </w:pPr>
+      <w:r>
+        <w:t>My selected conclusion, deciding fact and explanation</w:t>
+      </w:r>
+    </w:p>
+    <w:p>
+      <w:r>
+        <w:t>________________________________________________________________</w:t>
+      </w:r>
+    </w:p>
+    <w:p>
+      <w:r>
+        <w:t>________________________________________________________________</w:t>
+      </w:r>
+    </w:p>
+    <w:p>
+      <w:r>
+        <w:t>________________________________________________________________</w:t>
+      </w:r>
+    </w:p>
+    <w:p>
+      <w:r>
+        <w:t>________________________________________________________________</w:t>
+      </w:r>
+    </w:p>
+    <w:p>
+      <w:r>
+        <w:t>________________________________________________________________</w:t>
+      </w:r>
+    </w:p>
+    <w:p>
+      <w:pPr>
+        <w:pStyle w:val="ListBullet"/>
+      </w:pPr>
+      <w:r>
+        <w:t>Hint if needed: Use the changed condition and the deciding step in the pictorial trace. The answer must say what follows from those facts.</w:t>
+      </w:r>
+    </w:p>
+    <w:p>
+      <w:pPr>
+        <w:pStyle w:val="Heading2"/>
+      </w:pPr>
+      <w:r>
+        <w:t>Check after the changed attempt · reference / check after trying</w:t>
+      </w:r>
+    </w:p>
+    <w:p>
+      <w:pPr>
+        <w:spacing w:line="336" w:lineRule="auto" w:after="180"/>
+      </w:pPr>
+      <w:r>
+        <w:rPr>
+          <w:b w:val="0"/>
+        </w:rPr>
+        <w:t xml:space="preserve">After your attempt, compare with the supported explanation: Stop at checkpoint 4; still </w:t>
+      </w:r>
+      <w:r>
+        <w:rPr>
+          <w:b/>
+        </w:rPr>
+        <w:t>restore</w:t>
+      </w:r>
+      <w:r>
+        <w:rPr>
+          <w:b w:val="0"/>
+        </w:rPr>
+        <w:t xml:space="preserve"> checkpoint 2. Checkpoints 3 and 4 are two consecutive non-improvements; a later stop does not redefine the best checkpoint.</w:t>
+      </w:r>
+    </w:p>
+    <w:p>
+      <w:pPr>
+        <w:pStyle w:val="Heading2"/>
+      </w:pPr>
+      <w:r>
+        <w:t>Repair and retain the record</w:t>
+      </w:r>
+    </w:p>
+    <w:p>
+      <w:pPr>
+        <w:spacing w:line="336" w:lineRule="auto" w:after="180"/>
+      </w:pPr>
+      <w:r>
+        <w:rPr>
+          <w:b w:val="0"/>
+        </w:rPr>
+        <w:t xml:space="preserve">Review </w:t>
+      </w:r>
+      <w:r>
+        <w:rPr>
+          <w:b/>
+        </w:rPr>
+        <w:t>Training</w:t>
+      </w:r>
+      <w:r>
+        <w:rPr>
+          <w:b w:val="0"/>
+        </w:rPr>
+        <w:t xml:space="preserve"> and validation curves (ai-5/15). Goal: Compute comparable </w:t>
+      </w:r>
+      <w:r>
+        <w:rPr>
+          <w:b/>
+        </w:rPr>
+        <w:t>training</w:t>
+      </w:r>
+      <w:r>
+        <w:rPr>
+          <w:b w:val="0"/>
+        </w:rPr>
+        <w:t xml:space="preserve"> and validation losses at saved checkpoints. Short practice: Can the original epoch 3 </w:t>
+      </w:r>
+      <w:r>
+        <w:rPr>
+          <w:b/>
+        </w:rPr>
+        <w:t>training</w:t>
+      </w:r>
+      <w:r>
+        <w:rPr>
+          <w:b w:val="0"/>
+        </w:rPr>
+        <w:t xml:space="preserve"> loss 1 justify claiming best generalisation?</w:t>
+      </w:r>
+    </w:p>
+    <w:p>
+      <w:pPr>
+        <w:spacing w:line="336" w:lineRule="auto" w:after="180"/>
+      </w:pPr>
+      <w:r>
+        <w:rPr>
+          <w:b w:val="0"/>
+        </w:rPr>
+        <w:t xml:space="preserve">Point to the relevant step in the picture, then write the changed result and the rule or </w:t>
+      </w:r>
+      <w:r>
+        <w:rPr>
+          <w:b/>
+        </w:rPr>
+        <w:t>evidence</w:t>
+      </w:r>
+      <w:r>
+        <w:rPr>
+          <w:b w:val="0"/>
+        </w:rPr>
+        <w:t xml:space="preserve"> that supports it.. Return to this week and explain what you changed.</w:t>
+      </w:r>
+    </w:p>
+    <w:p>
+      <w:pPr>
+        <w:spacing w:line="336" w:lineRule="auto" w:after="180"/>
+      </w:pPr>
+      <w:r>
+        <w:rPr>
+          <w:b w:val="0"/>
+        </w:rPr>
+        <w:t>Review Batching and epochs (ai-5/13). Goal: Distinguish an example a batch an update and an epoch. Short practice: Why do the single-example orders finish at different weights?</w:t>
+      </w:r>
+    </w:p>
+    <w:p>
+      <w:pPr>
+        <w:spacing w:line="336" w:lineRule="auto" w:after="180"/>
+      </w:pPr>
+      <w:r>
+        <w:rPr>
+          <w:b w:val="0"/>
+        </w:rPr>
+        <w:t xml:space="preserve">Point to the relevant step in the picture, then write the changed result and the rule or </w:t>
+      </w:r>
+      <w:r>
+        <w:rPr>
+          <w:b/>
+        </w:rPr>
+        <w:t>evidence</w:t>
+      </w:r>
+      <w:r>
+        <w:rPr>
+          <w:b w:val="0"/>
+        </w:rPr>
+        <w:t xml:space="preserve"> that supports it.. Return to this week and explain what you changed.</w:t>
+      </w:r>
+    </w:p>
+    <w:p>
+      <w:pPr>
+        <w:spacing w:line="336" w:lineRule="auto" w:after="180"/>
+      </w:pPr>
+      <w:r>
+        <w:rPr>
+          <w:b w:val="0"/>
+        </w:rPr>
+        <w:t>Review Gradients with a numerical check (ai-5/10). Goal: Estimate one partial derivative while other parameters stay fixed. Short practice: Why should the numerical checks perturb one coordinate at a time?</w:t>
+      </w:r>
+    </w:p>
+    <w:p>
+      <w:pPr>
+        <w:spacing w:line="336" w:lineRule="auto" w:after="180"/>
+      </w:pPr>
+      <w:r>
+        <w:rPr>
+          <w:b w:val="0"/>
+        </w:rPr>
+        <w:t xml:space="preserve">Point to the relevant step in the picture, then write the changed result and the rule or </w:t>
+      </w:r>
+      <w:r>
+        <w:rPr>
+          <w:b/>
+        </w:rPr>
+        <w:t>evidence</w:t>
+      </w:r>
+      <w:r>
+        <w:rPr>
+          <w:b w:val="0"/>
+        </w:rPr>
+        <w:t xml:space="preserve"> that supports it.. Return to this week and explain what you changed.</w:t>
+      </w:r>
+    </w:p>
+    <w:p>
+      <w:pPr>
+        <w:spacing w:line="336" w:lineRule="auto" w:after="180"/>
+      </w:pPr>
+      <w:r>
+        <w:rPr>
+          <w:b w:val="0"/>
+        </w:rPr>
+        <w:t xml:space="preserve">The browser lab lets you edit the supported Python examples already included in this lesson. Predict first, run, inspect the actual </w:t>
+      </w:r>
+      <w:r>
+        <w:rPr>
+          <w:b/>
+        </w:rPr>
+        <w:t>output</w:t>
+      </w:r>
+      <w:r>
+        <w:rPr>
+          <w:b w:val="0"/>
+        </w:rPr>
+        <w:t xml:space="preserve"> or error, change one </w:t>
       </w:r>
       <w:r>
         <w:rPr>
@@ -4195,7 +5881,18 @@
         <w:rPr>
           <w:b w:val="0"/>
         </w:rPr>
-        <w:t xml:space="preserve"> or assumption and justify your </w:t>
+        <w:t>, then run again.</w:t>
+      </w:r>
+    </w:p>
+    <w:p>
+      <w:pPr>
+        <w:spacing w:line="336" w:lineRule="auto" w:after="180"/>
+      </w:pPr>
+      <w:r>
+        <w:rPr>
+          <w:b w:val="0"/>
+        </w:rPr>
+        <w:t xml:space="preserve">Keep code, </w:t>
       </w:r>
       <w:r>
         <w:rPr>
@@ -4207,7 +5904,7 @@
         <w:rPr>
           <w:b w:val="0"/>
         </w:rPr>
-        <w:t>.</w:t>
+        <w:t>s, actual results and a reasoned revision together. On paper, label your result as a trace rather than an execution.</w:t>
       </w:r>
     </w:p>
     <w:p>
@@ -4218,7 +5915,7 @@
         <w:rPr>
           <w:b w:val="0"/>
         </w:rPr>
-        <w:t xml:space="preserve">Save your workbook </w:t>
+        <w:t xml:space="preserve">Use Download completed work in the hosted lesson to export your answers, reflections, practice feedback and code-run </w:t>
       </w:r>
       <w:r>
         <w:rPr>
@@ -4230,20 +5927,26 @@
         <w:rPr>
           <w:b w:val="0"/>
         </w:rPr>
-        <w:t>. At the next review, try a different case before opening your old answer.</w:t>
-      </w:r>
-    </w:p>
-    <w:p>
-      <w:pPr>
-        <w:pStyle w:val="Heading1"/>
-      </w:pPr>
-      <w:r>
-        <w:t>17. Supported practice, repair and portfolio</w:t>
-      </w:r>
-    </w:p>
-    <w:p>
-      <w:r>
-        <w:t>Attempt supported questions before using hints or feedback. Review a missing building block, then keep the completed work.</w:t>
+        <w:t>. Open the HTML copy to read or print it.</w:t>
+      </w:r>
+    </w:p>
+    <w:p>
+      <w:pPr>
+        <w:spacing w:line="336" w:lineRule="auto" w:after="180"/>
+      </w:pPr>
+      <w:r>
+        <w:rPr>
+          <w:b w:val="0"/>
+        </w:rPr>
+        <w:t>Drafts stay in this browser when storage is available; clear drafts on a shared device.</w:t>
+      </w:r>
+    </w:p>
+    <w:p>
+      <w:pPr>
+        <w:pStyle w:val="Heading2"/>
+      </w:pPr>
+      <w:r>
+        <w:t>Earlier wording, alternatives and picture transcripts · reference / check after trying</w:t>
       </w:r>
     </w:p>
     <w:p>
@@ -4259,92 +5962,10 @@
     </w:p>
     <w:p>
       <w:pPr>
-        <w:spacing w:line="336" w:lineRule="auto" w:after="180"/>
-      </w:pPr>
-      <w:r>
-        <w:rPr>
-          <w:b w:val="0"/>
-        </w:rPr>
-        <w:t xml:space="preserve">Separate a </w:t>
-      </w:r>
-      <w:r>
-        <w:rPr>
-          <w:b/>
-        </w:rPr>
-        <w:t>regularisation</w:t>
-      </w:r>
-      <w:r>
-        <w:rPr>
-          <w:b w:val="0"/>
-        </w:rPr>
-        <w:t xml:space="preserve"> penalty from </w:t>
-      </w:r>
-      <w:r>
-        <w:rPr>
-          <w:b/>
-        </w:rPr>
-        <w:t>prediction</w:t>
-      </w:r>
-      <w:r>
-        <w:rPr>
-          <w:b w:val="0"/>
-        </w:rPr>
-        <w:t xml:space="preserve"> loss and an early-stopping rule.</w:t>
-      </w:r>
-    </w:p>
-    <w:p>
-      <w:pPr>
         <w:pStyle w:val="Heading3"/>
       </w:pPr>
       <w:r>
-        <w:t>Practice 1: explain the deciding evidence</w:t>
-      </w:r>
-    </w:p>
-    <w:p>
-      <w:pPr>
-        <w:spacing w:line="336" w:lineRule="auto" w:after="180"/>
-      </w:pPr>
-      <w:r>
-        <w:rPr>
-          <w:b w:val="0"/>
-        </w:rPr>
-        <w:t>Which labelled step matches this detail? Best validation checkpoint is 2 with loss 3; checkpoint 3 is no improvement, so stop at 3.</w:t>
-      </w:r>
-    </w:p>
-    <w:p>
-      <w:pPr>
-        <w:spacing w:line="336" w:lineRule="auto" w:after="180"/>
-        <w:shd w:fill="F4F9FC"/>
-      </w:pPr>
-      <w:r>
-        <w:rPr>
-          <w:b w:val="0"/>
-        </w:rPr>
-        <w:t>1. Split objective</w:t>
-      </w:r>
-    </w:p>
-    <w:p>
-      <w:pPr>
-        <w:spacing w:line="336" w:lineRule="auto" w:after="180"/>
-        <w:shd w:fill="F4F9FC"/>
-      </w:pPr>
-      <w:r>
-        <w:rPr>
-          <w:b w:val="0"/>
-        </w:rPr>
-        <w:t>2. Early-stop separately</w:t>
-      </w:r>
-    </w:p>
-    <w:p>
-      <w:pPr>
-        <w:spacing w:line="336" w:lineRule="auto" w:after="180"/>
-        <w:shd w:fill="F4F9FC"/>
-      </w:pPr>
-      <w:r>
-        <w:rPr>
-          <w:b w:val="0"/>
-        </w:rPr>
-        <w:t>3. Regularised update</w:t>
+        <w:t>Repair a missing building block</w:t>
       </w:r>
     </w:p>
     <w:p>
@@ -4352,32 +5973,7 @@
         <w:pStyle w:val="Heading3"/>
       </w:pPr>
       <w:r>
-        <w:t>My selected conclusion, deciding fact and explanation</w:t>
-      </w:r>
-    </w:p>
-    <w:p>
-      <w:r>
-        <w:t>________________________________________________________________</w:t>
-      </w:r>
-    </w:p>
-    <w:p>
-      <w:r>
-        <w:t>________________________________________________________________</w:t>
-      </w:r>
-    </w:p>
-    <w:p>
-      <w:r>
-        <w:t>________________________________________________________________</w:t>
-      </w:r>
-    </w:p>
-    <w:p>
-      <w:r>
-        <w:t>________________________________________________________________</w:t>
-      </w:r>
-    </w:p>
-    <w:p>
-      <w:r>
-        <w:t>________________________________________________________________</w:t>
+        <w:t>Predict, run and debug</w:t>
       </w:r>
     </w:p>
     <w:p>
@@ -4385,586 +5981,25 @@
         <w:pStyle w:val="Heading3"/>
       </w:pPr>
       <w:r>
-        <w:t>Hint · try first</w:t>
-      </w:r>
-    </w:p>
-    <w:p>
-      <w:pPr>
-        <w:spacing w:line="336" w:lineRule="auto" w:after="180"/>
-        <w:shd w:fill="F1F6F8"/>
-      </w:pPr>
-      <w:r>
-        <w:rPr>
-          <w:b w:val="0"/>
-        </w:rPr>
-        <w:t>Hint if needed: Read the steps in the pictorial case. Match the supplied detail to the stage that performs or records it.</w:t>
-      </w:r>
-    </w:p>
-    <w:p>
-      <w:pPr>
-        <w:pStyle w:val="Heading3"/>
-      </w:pPr>
-      <w:r>
-        <w:t>Feedback · compare after trying</w:t>
-      </w:r>
-    </w:p>
-    <w:p>
-      <w:pPr>
-        <w:spacing w:line="336" w:lineRule="auto" w:after="180"/>
-        <w:shd w:fill="F1F6FC"/>
-      </w:pPr>
-      <w:r>
-        <w:rPr>
-          <w:b w:val="0"/>
-        </w:rPr>
-        <w:t>After your attempt, compare with the supported explanation: Early-stop separately Best validation checkpoint is 2 with loss 3; checkpoint 3 is no improvement, so stop at 3.</w:t>
-      </w:r>
-    </w:p>
-    <w:p>
-      <w:pPr>
-        <w:spacing w:line="336" w:lineRule="auto" w:after="180"/>
-        <w:shd w:fill="F1F6FC"/>
-      </w:pPr>
-      <w:r>
-        <w:rPr>
-          <w:b/>
-        </w:rPr>
-        <w:t>Regularisation</w:t>
-      </w:r>
-      <w:r>
-        <w:rPr>
-          <w:b w:val="0"/>
-        </w:rPr>
-        <w:t xml:space="preserve"> adds a parameter penalty to the </w:t>
-      </w:r>
-      <w:r>
-        <w:rPr>
-          <w:b/>
-        </w:rPr>
-        <w:t>training</w:t>
-      </w:r>
-      <w:r>
-        <w:rPr>
-          <w:b w:val="0"/>
-        </w:rPr>
-        <w:t xml:space="preserve"> objective. Here it discourages large a, so the objective balances </w:t>
-      </w:r>
-      <w:r>
-        <w:rPr>
-          <w:b/>
-        </w:rPr>
-        <w:t>prediction</w:t>
-      </w:r>
-      <w:r>
-        <w:rPr>
-          <w:b w:val="0"/>
-        </w:rPr>
-        <w:t xml:space="preserve"> error against that penalty.</w:t>
-      </w:r>
-    </w:p>
-    <w:p>
-      <w:pPr>
-        <w:spacing w:line="336" w:lineRule="auto" w:after="180"/>
-        <w:shd w:fill="F1F6FC"/>
-      </w:pPr>
-      <w:r>
-        <w:rPr>
-          <w:b w:val="0"/>
-        </w:rPr>
-        <w:t xml:space="preserve">Early stopping is a different decision based on the supplied validation sequence. A tied validation loss is not improvement under this policy; stop when the </w:t>
-      </w:r>
-      <w:r>
-        <w:rPr>
-          <w:b/>
-        </w:rPr>
-        <w:t>patience</w:t>
-      </w:r>
-      <w:r>
-        <w:rPr>
-          <w:b w:val="0"/>
-        </w:rPr>
-        <w:t xml:space="preserve"> allowance is used and </w:t>
-      </w:r>
-      <w:r>
-        <w:rPr>
-          <w:b/>
-        </w:rPr>
-        <w:t>restore</w:t>
-      </w:r>
-      <w:r>
-        <w:rPr>
-          <w:b w:val="0"/>
-        </w:rPr>
-        <w:t xml:space="preserve"> the best checkpoint.</w:t>
-      </w:r>
-    </w:p>
-    <w:p>
-      <w:pPr>
-        <w:pStyle w:val="Heading3"/>
-      </w:pPr>
-      <w:r>
-        <w:t>Practice 2: explain the deciding evidence</w:t>
-      </w:r>
-    </w:p>
-    <w:p>
-      <w:pPr>
-        <w:pStyle w:val="Heading3"/>
-      </w:pPr>
-      <w:r>
-        <w:t>Changed case · predict first</w:t>
-      </w:r>
-    </w:p>
-    <w:p>
-      <w:pPr>
-        <w:spacing w:line="336" w:lineRule="auto" w:after="180"/>
-        <w:shd w:fill="F5F1FB"/>
-      </w:pPr>
-      <w:r>
-        <w:rPr>
-          <w:b w:val="0"/>
-        </w:rPr>
-        <w:t xml:space="preserve">Changed-case practice: Change </w:t>
-      </w:r>
-      <w:r>
-        <w:rPr>
-          <w:b/>
-        </w:rPr>
-        <w:t>patience</w:t>
-      </w:r>
-      <w:r>
-        <w:rPr>
-          <w:b w:val="0"/>
-        </w:rPr>
-        <w:t xml:space="preserve"> from 1 to2 under the same tie rule. Which conclusion is supported by the supplied facts?</w:t>
-      </w:r>
-    </w:p>
-    <w:p>
-      <w:pPr>
-        <w:spacing w:line="336" w:lineRule="auto" w:after="180"/>
-        <w:shd w:fill="F4F9FC"/>
-      </w:pPr>
-      <w:r>
-        <w:rPr>
-          <w:b w:val="0"/>
-        </w:rPr>
-        <w:t xml:space="preserve">1. We can decide the result without examining the changed </w:t>
-      </w:r>
-      <w:r>
-        <w:rPr>
-          <w:b/>
-        </w:rPr>
-        <w:t>input</w:t>
-      </w:r>
-      <w:r>
-        <w:rPr>
-          <w:b w:val="0"/>
-        </w:rPr>
-        <w:t xml:space="preserve"> or the procedure.</w:t>
-      </w:r>
-    </w:p>
-    <w:p>
-      <w:pPr>
-        <w:spacing w:line="336" w:lineRule="auto" w:after="180"/>
-        <w:shd w:fill="F4F9FC"/>
-      </w:pPr>
-      <w:r>
-        <w:rPr>
-          <w:b w:val="0"/>
-        </w:rPr>
-        <w:t xml:space="preserve">2. Stop at checkpoint 4; still </w:t>
-      </w:r>
-      <w:r>
-        <w:rPr>
-          <w:b/>
-        </w:rPr>
-        <w:t>restore</w:t>
-      </w:r>
-      <w:r>
-        <w:rPr>
-          <w:b w:val="0"/>
-        </w:rPr>
-        <w:t xml:space="preserve"> checkpoint 2.</w:t>
-      </w:r>
-    </w:p>
-    <w:p>
-      <w:pPr>
-        <w:spacing w:line="336" w:lineRule="auto" w:after="180"/>
-        <w:shd w:fill="F4F9FC"/>
-      </w:pPr>
-      <w:r>
-        <w:rPr>
-          <w:b w:val="0"/>
-        </w:rPr>
-        <w:t xml:space="preserve">3. This one example guarantees correct results for every future </w:t>
-      </w:r>
-      <w:r>
-        <w:rPr>
-          <w:b/>
-        </w:rPr>
-        <w:t>input</w:t>
-      </w:r>
-      <w:r>
-        <w:rPr>
-          <w:b w:val="0"/>
-        </w:rPr>
-        <w:t>.</w:t>
-      </w:r>
-    </w:p>
-    <w:p>
-      <w:pPr>
-        <w:pStyle w:val="Heading3"/>
-      </w:pPr>
-      <w:r>
-        <w:t>My selected conclusion, deciding fact and explanation</w:t>
-      </w:r>
-    </w:p>
-    <w:p>
-      <w:r>
-        <w:t>________________________________________________________________</w:t>
-      </w:r>
-    </w:p>
-    <w:p>
-      <w:r>
-        <w:t>________________________________________________________________</w:t>
-      </w:r>
-    </w:p>
-    <w:p>
-      <w:r>
-        <w:t>________________________________________________________________</w:t>
-      </w:r>
-    </w:p>
-    <w:p>
-      <w:r>
-        <w:t>________________________________________________________________</w:t>
-      </w:r>
-    </w:p>
-    <w:p>
-      <w:r>
-        <w:t>________________________________________________________________</w:t>
-      </w:r>
-    </w:p>
-    <w:p>
-      <w:pPr>
-        <w:pStyle w:val="Heading3"/>
-      </w:pPr>
-      <w:r>
-        <w:t>Hint · try first</w:t>
-      </w:r>
-    </w:p>
-    <w:p>
-      <w:pPr>
-        <w:spacing w:line="336" w:lineRule="auto" w:after="180"/>
-        <w:shd w:fill="F1F6F8"/>
-      </w:pPr>
-      <w:r>
-        <w:rPr>
-          <w:b w:val="0"/>
-        </w:rPr>
-        <w:t>Hint if needed: Use the changed condition and the deciding step in the pictorial trace. The answer must say what follows from those facts.</w:t>
-      </w:r>
-    </w:p>
-    <w:p>
-      <w:pPr>
-        <w:pStyle w:val="Heading3"/>
-      </w:pPr>
-      <w:r>
-        <w:t>Feedback · compare after trying</w:t>
-      </w:r>
-    </w:p>
-    <w:p>
-      <w:pPr>
-        <w:spacing w:line="336" w:lineRule="auto" w:after="180"/>
-        <w:shd w:fill="F1F6FC"/>
-      </w:pPr>
-      <w:r>
-        <w:rPr>
-          <w:b w:val="0"/>
-        </w:rPr>
-        <w:t xml:space="preserve">After your attempt, compare with the supported explanation: Stop at checkpoint 4; still </w:t>
-      </w:r>
-      <w:r>
-        <w:rPr>
-          <w:b/>
-        </w:rPr>
-        <w:t>restore</w:t>
-      </w:r>
-      <w:r>
-        <w:rPr>
-          <w:b w:val="0"/>
-        </w:rPr>
-        <w:t xml:space="preserve"> checkpoint 2. Checkpoints 3 and 4 are two consecutive non-improvements; a later stop does not redefine the best checkpoint.</w:t>
-      </w:r>
-    </w:p>
-    <w:p>
-      <w:pPr>
-        <w:pStyle w:val="Heading3"/>
-      </w:pPr>
-      <w:r>
-        <w:t>Repair a missing building block</w:t>
-      </w:r>
-    </w:p>
-    <w:p>
-      <w:pPr>
-        <w:spacing w:line="336" w:lineRule="auto" w:after="180"/>
-      </w:pPr>
-      <w:r>
-        <w:rPr>
-          <w:b w:val="0"/>
-        </w:rPr>
-        <w:t xml:space="preserve">Review </w:t>
-      </w:r>
-      <w:r>
-        <w:rPr>
-          <w:b/>
-        </w:rPr>
-        <w:t>Training</w:t>
-      </w:r>
-      <w:r>
-        <w:rPr>
-          <w:b w:val="0"/>
-        </w:rPr>
-        <w:t xml:space="preserve"> and validation curves (ai-5/15). Goal: Compute comparable </w:t>
-      </w:r>
-      <w:r>
-        <w:rPr>
-          <w:b/>
-        </w:rPr>
-        <w:t>training</w:t>
-      </w:r>
-      <w:r>
-        <w:rPr>
-          <w:b w:val="0"/>
-        </w:rPr>
-        <w:t xml:space="preserve"> and validation losses at saved checkpoints. Short practice: Can the original epoch 3 </w:t>
-      </w:r>
-      <w:r>
-        <w:rPr>
-          <w:b/>
-        </w:rPr>
-        <w:t>training</w:t>
-      </w:r>
-      <w:r>
-        <w:rPr>
-          <w:b w:val="0"/>
-        </w:rPr>
-        <w:t xml:space="preserve"> loss 1 justify claiming best generalisation?</w:t>
-      </w:r>
-    </w:p>
-    <w:p>
-      <w:pPr>
-        <w:spacing w:line="336" w:lineRule="auto" w:after="180"/>
-      </w:pPr>
-      <w:r>
-        <w:rPr>
-          <w:b w:val="0"/>
-        </w:rPr>
-        <w:t xml:space="preserve">Point to the relevant step in the picture, then write the changed result and the rule or </w:t>
-      </w:r>
-      <w:r>
-        <w:rPr>
-          <w:b/>
-        </w:rPr>
-        <w:t>evidence</w:t>
-      </w:r>
-      <w:r>
-        <w:rPr>
-          <w:b w:val="0"/>
-        </w:rPr>
-        <w:t xml:space="preserve"> that supports it.. Return to this week and explain what you changed.</w:t>
-      </w:r>
-    </w:p>
-    <w:p>
-      <w:pPr>
-        <w:spacing w:line="336" w:lineRule="auto" w:after="180"/>
-      </w:pPr>
-      <w:r>
-        <w:rPr>
-          <w:b w:val="0"/>
-        </w:rPr>
-        <w:t>Review Batching and epochs (ai-5/13). Goal: Distinguish an example a batch an update and an epoch. Short practice: Why do the single-example orders finish at different weights?</w:t>
-      </w:r>
-    </w:p>
-    <w:p>
-      <w:pPr>
-        <w:spacing w:line="336" w:lineRule="auto" w:after="180"/>
-      </w:pPr>
-      <w:r>
-        <w:rPr>
-          <w:b w:val="0"/>
-        </w:rPr>
-        <w:t xml:space="preserve">Point to the relevant step in the picture, then write the changed result and the rule or </w:t>
-      </w:r>
-      <w:r>
-        <w:rPr>
-          <w:b/>
-        </w:rPr>
-        <w:t>evidence</w:t>
-      </w:r>
-      <w:r>
-        <w:rPr>
-          <w:b w:val="0"/>
-        </w:rPr>
-        <w:t xml:space="preserve"> that supports it.. Return to this week and explain what you changed.</w:t>
-      </w:r>
-    </w:p>
-    <w:p>
-      <w:pPr>
-        <w:spacing w:line="336" w:lineRule="auto" w:after="180"/>
-      </w:pPr>
-      <w:r>
-        <w:rPr>
-          <w:b w:val="0"/>
-        </w:rPr>
-        <w:t>Review Gradients with a numerical check (ai-5/10). Goal: Estimate one partial derivative while other parameters stay fixed. Short practice: Why should the numerical checks perturb one coordinate at a time?</w:t>
-      </w:r>
-    </w:p>
-    <w:p>
-      <w:pPr>
-        <w:spacing w:line="336" w:lineRule="auto" w:after="180"/>
-      </w:pPr>
-      <w:r>
-        <w:rPr>
-          <w:b w:val="0"/>
-        </w:rPr>
-        <w:t xml:space="preserve">Point to the relevant step in the picture, then write the changed result and the rule or </w:t>
-      </w:r>
-      <w:r>
-        <w:rPr>
-          <w:b/>
-        </w:rPr>
-        <w:t>evidence</w:t>
-      </w:r>
-      <w:r>
-        <w:rPr>
-          <w:b w:val="0"/>
-        </w:rPr>
-        <w:t xml:space="preserve"> that supports it.. Return to this week and explain what you changed.</w:t>
-      </w:r>
-    </w:p>
-    <w:p>
-      <w:pPr>
-        <w:pStyle w:val="Heading3"/>
-      </w:pPr>
-      <w:r>
-        <w:t>Predict, run and debug</w:t>
-      </w:r>
-    </w:p>
-    <w:p>
-      <w:pPr>
-        <w:spacing w:line="336" w:lineRule="auto" w:after="180"/>
-      </w:pPr>
-      <w:r>
-        <w:rPr>
-          <w:b w:val="0"/>
-        </w:rPr>
-        <w:t xml:space="preserve">The browser lab lets you edit the supported Python examples already included in this lesson. Predict first, run, inspect the actual </w:t>
-      </w:r>
-      <w:r>
-        <w:rPr>
-          <w:b/>
-        </w:rPr>
-        <w:t>output</w:t>
-      </w:r>
-      <w:r>
-        <w:rPr>
-          <w:b w:val="0"/>
-        </w:rPr>
-        <w:t xml:space="preserve"> or error, change one </w:t>
-      </w:r>
-      <w:r>
-        <w:rPr>
-          <w:b/>
-        </w:rPr>
-        <w:t>input</w:t>
-      </w:r>
-      <w:r>
-        <w:rPr>
-          <w:b w:val="0"/>
-        </w:rPr>
-        <w:t>, then run again.</w:t>
-      </w:r>
-    </w:p>
-    <w:p>
-      <w:pPr>
-        <w:spacing w:line="336" w:lineRule="auto" w:after="180"/>
-      </w:pPr>
-      <w:r>
-        <w:rPr>
-          <w:b w:val="0"/>
-        </w:rPr>
-        <w:t xml:space="preserve">Keep code, </w:t>
-      </w:r>
-      <w:r>
-        <w:rPr>
-          <w:b/>
-        </w:rPr>
-        <w:t>prediction</w:t>
-      </w:r>
-      <w:r>
-        <w:rPr>
-          <w:b w:val="0"/>
-        </w:rPr>
-        <w:t>s, actual results and a reasoned revision together. On paper, label your result as a trace rather than an execution.</w:t>
-      </w:r>
-    </w:p>
-    <w:p>
-      <w:pPr>
-        <w:pStyle w:val="Heading3"/>
-      </w:pPr>
-      <w:r>
         <w:t>Keep your completed work</w:t>
       </w:r>
     </w:p>
     <w:p>
       <w:pPr>
-        <w:spacing w:line="336" w:lineRule="auto" w:after="180"/>
-      </w:pPr>
-      <w:r>
-        <w:rPr>
-          <w:b w:val="0"/>
-        </w:rPr>
-        <w:t xml:space="preserve">Use Download completed work in the hosted lesson to export your answers, reflections, practice feedback and code-run </w:t>
-      </w:r>
-      <w:r>
-        <w:rPr>
-          <w:b/>
-        </w:rPr>
-        <w:t>evidence</w:t>
-      </w:r>
-      <w:r>
-        <w:rPr>
-          <w:b w:val="0"/>
-        </w:rPr>
-        <w:t>. Open the HTML copy to read or print it.</w:t>
-      </w:r>
-    </w:p>
-    <w:p>
-      <w:pPr>
-        <w:spacing w:line="336" w:lineRule="auto" w:after="180"/>
-      </w:pPr>
-      <w:r>
-        <w:rPr>
-          <w:b w:val="0"/>
-        </w:rPr>
-        <w:t>Drafts stay in this browser when storage is available; clear drafts on a shared device.</w:t>
-      </w:r>
-    </w:p>
-    <w:p>
-      <w:pPr>
         <w:pStyle w:val="Heading1"/>
       </w:pPr>
       <w:r>
-        <w:t>18. Visual concept journey</w:t>
-      </w:r>
-    </w:p>
-    <w:p>
-      <w:r>
-        <w:t>Explain each Regularisation and early stopping graphic using its labels, deciding evidence and relevant limitation.</w:t>
-      </w:r>
-    </w:p>
-    <w:p>
-      <w:pPr>
-        <w:pStyle w:val="Heading3"/>
+        <w:t>18. Reference · Six-picture concept journey</w:t>
+      </w:r>
+    </w:p>
+    <w:p>
+      <w:r>
+        <w:t>Choose the picture that supports the current explanation.</w:t>
+      </w:r>
+    </w:p>
+    <w:p>
+      <w:pPr>
+        <w:pStyle w:val="Heading2"/>
       </w:pPr>
       <w:r>
         <w:t>01. Regularisation and early stopping: the case</w:t>
@@ -4975,7 +6010,7 @@
         <w:drawing>
           <wp:inline xmlns:a="http://schemas.openxmlformats.org/drawingml/2006/main" xmlns:pic="http://schemas.openxmlformats.org/drawingml/2006/picture">
             <wp:extent cx="5486400" cy="3291840"/>
-            <wp:docPr id="2" name="Picture 2" descr="Separate a regularisation penalty from prediction loss and an early-stopping rule. Supplied facts: Toy objective J(a)=(a-3)²+2a²; start a = 0; gradient 6a-6; rate 1/6. Separate validation losses:[5, 3, 3, 4], patience 1, no ties as improvement. All inputs and outcomes in this worked example are invented classroom data; no real model run is claimed."/>
+            <wp:docPr id="4" name="Picture 4" descr="Separate a regularisation penalty from prediction loss and an early-stopping rule. Supplied facts: Toy objective J(a)=(a-3)²+2a²; start a = 0; gradient 6a-6; rate 1/6. Separate validation losses:[5, 3, 3, 4], patience 1, no ties as improvement. All inputs and outcomes in this worked example are invented classroom data; no real model run is claimed."/>
             <wp:cNvGraphicFramePr>
               <a:graphicFrameLocks noChangeAspect="1"/>
             </wp:cNvGraphicFramePr>
@@ -4987,7 +6022,7 @@
                     <pic:cNvPicPr/>
                   </pic:nvPicPr>
                   <pic:blipFill>
-                    <a:blip r:embed="rId10"/>
+                    <a:blip r:embed="rId12"/>
                     <a:stretch>
                       <a:fillRect/>
                     </a:stretch>
@@ -5079,7 +6114,6 @@
     <w:p>
       <w:pPr>
         <w:spacing w:line="336" w:lineRule="auto" w:after="180"/>
-        <w:shd w:fill="F5F1FB"/>
       </w:pPr>
       <w:r>
         <w:rPr>
@@ -5090,7 +6124,7 @@
     </w:p>
     <w:p>
       <w:pPr>
-        <w:pStyle w:val="Heading3"/>
+        <w:pStyle w:val="Heading2"/>
       </w:pPr>
       <w:r>
         <w:t>02. Follow the deciding steps</w:t>
@@ -5101,7 +6135,7 @@
         <w:drawing>
           <wp:inline xmlns:a="http://schemas.openxmlformats.org/drawingml/2006/main" xmlns:pic="http://schemas.openxmlformats.org/drawingml/2006/picture">
             <wp:extent cx="5486400" cy="3337560"/>
-            <wp:docPr id="3" name="Picture 3" descr="Regularised update: At 0 gradient -6; update gives a = 1. → Split objective: At 1 prediction term 4, penalty 2, total 6; at 0 total 9. → Early-stop separately: Best validation checkpoint is 2 with loss 3; checkpoint 3 is no improvement, so stop at 3."/>
+            <wp:docPr id="5" name="Picture 5" descr="Regularised update: At 0 gradient -6; update gives a = 1. → Split objective: At 1 prediction term 4, penalty 2, total 6; at 0 total 9. → Early-stop separately: Best validation checkpoint is 2 with loss 3; checkpoint 3 is no improvement, so stop at 3."/>
             <wp:cNvGraphicFramePr>
               <a:graphicFrameLocks noChangeAspect="1"/>
             </wp:cNvGraphicFramePr>
@@ -5113,7 +6147,7 @@
                     <pic:cNvPicPr/>
                   </pic:nvPicPr>
                   <pic:blipFill>
-                    <a:blip r:embed="rId11"/>
+                    <a:blip r:embed="rId9"/>
                     <a:stretch>
                       <a:fillRect/>
                     </a:stretch>
@@ -5158,7 +6192,6 @@
     <w:p>
       <w:pPr>
         <w:spacing w:line="336" w:lineRule="auto" w:after="180"/>
-        <w:shd w:fill="F5F1FB"/>
       </w:pPr>
       <w:r>
         <w:rPr>
@@ -5181,7 +6214,7 @@
     </w:p>
     <w:p>
       <w:pPr>
-        <w:pStyle w:val="Heading3"/>
+        <w:pStyle w:val="Heading2"/>
       </w:pPr>
       <w:r>
         <w:t>03. Patience two with strict improvement</w:t>
@@ -5192,7 +6225,7 @@
         <w:drawing>
           <wp:inline xmlns:a="http://schemas.openxmlformats.org/drawingml/2006/main" xmlns:pic="http://schemas.openxmlformats.org/drawingml/2006/picture">
             <wp:extent cx="5486400" cy="2834640"/>
-            <wp:docPr id="4" name="Picture 4" descr="Patience two with strict improvement. 0 then 1 then 2 | 4 then 2 then 1.5 | Save each improved state. 3 then 4 | 1.6 then 1.4 | Wait once then reset. 5 then 6 | 1.45 then 1.46 | Two misses so stop at 6"/>
+            <wp:docPr id="6" name="Picture 6" descr="Patience two with strict improvement. 0 then 1 then 2 | 4 then 2 then 1.5 | Save each improved state. 3 then 4 | 1.6 then 1.4 | Wait once then reset. 5 then 6 | 1.45 then 1.46 | Two misses so stop at 6"/>
             <wp:cNvGraphicFramePr>
               <a:graphicFrameLocks noChangeAspect="1"/>
             </wp:cNvGraphicFramePr>
@@ -5204,7 +6237,7 @@
                     <pic:cNvPicPr/>
                   </pic:nvPicPr>
                   <pic:blipFill>
-                    <a:blip r:embed="rId12"/>
+                    <a:blip r:embed="rId13"/>
                     <a:stretch>
                       <a:fillRect/>
                     </a:stretch>
@@ -5243,7 +6276,6 @@
     <w:p>
       <w:pPr>
         <w:spacing w:line="336" w:lineRule="auto" w:after="180"/>
-        <w:shd w:fill="F5F1FB"/>
       </w:pPr>
       <w:r>
         <w:rPr>
@@ -5254,7 +6286,7 @@
     </w:p>
     <w:p>
       <w:pPr>
-        <w:pStyle w:val="Heading3"/>
+        <w:pStyle w:val="Heading2"/>
       </w:pPr>
       <w:r>
         <w:t>04. Change one thing. Trace what follows.</w:t>
@@ -5265,7 +6297,7 @@
         <w:drawing>
           <wp:inline xmlns:a="http://schemas.openxmlformats.org/drawingml/2006/main" xmlns:pic="http://schemas.openxmlformats.org/drawingml/2006/picture">
             <wp:extent cx="5486400" cy="3191256"/>
-            <wp:docPr id="5" name="Picture 5" descr="Original case: Best validation checkpoint is 2 with loss 3; checkpoint 3 is no improvement, so stop at 3. Changed condition: Change patience from 1 to2 under the same tie rule. Expected result: Stop at checkpoint 4; still restore checkpoint 2. Reason: Checkpoints 3 and 4 are two consecutive non-improvements; a later stop does not redefine the best checkpoint."/>
+            <wp:docPr id="7" name="Picture 7" descr="Original case: Best validation checkpoint is 2 with loss 3; checkpoint 3 is no improvement, so stop at 3. Changed condition: Change patience from 1 to2 under the same tie rule. Expected result: Stop at checkpoint 4; still restore checkpoint 2. Reason: Checkpoints 3 and 4 are two consecutive non-improvements; a later stop does not redefine the best checkpoint."/>
             <wp:cNvGraphicFramePr>
               <a:graphicFrameLocks noChangeAspect="1"/>
             </wp:cNvGraphicFramePr>
@@ -5277,7 +6309,7 @@
                     <pic:cNvPicPr/>
                   </pic:nvPicPr>
                   <pic:blipFill>
-                    <a:blip r:embed="rId13"/>
+                    <a:blip r:embed="rId10"/>
                     <a:stretch>
                       <a:fillRect/>
                     </a:stretch>
@@ -5345,7 +6377,6 @@
     <w:p>
       <w:pPr>
         <w:spacing w:line="336" w:lineRule="auto" w:after="180"/>
-        <w:shd w:fill="F5F1FB"/>
       </w:pPr>
       <w:r>
         <w:rPr>
@@ -5356,7 +6387,7 @@
     </w:p>
     <w:p>
       <w:pPr>
-        <w:pStyle w:val="Heading3"/>
+        <w:pStyle w:val="Heading2"/>
       </w:pPr>
       <w:r>
         <w:t>05. Connect the explanation to its limit</w:t>
@@ -5367,7 +6398,7 @@
         <w:drawing>
           <wp:inline xmlns:a="http://schemas.openxmlformats.org/drawingml/2006/main" xmlns:pic="http://schemas.openxmlformats.org/drawingml/2006/picture">
             <wp:extent cx="5486400" cy="2834640"/>
-            <wp:docPr id="6" name="Picture 6" descr="Regularisation adds a parameter penalty to the training objective. Here it discourages large a, so the objective balances prediction error against that penalty. Early stopping is a different decision based on the supplied validation sequence. A tied validation loss is not improvement under this policy; stop when the patience allowance is used and restore the best checkpoint. Limit: Regularisation and early stopping are different tools; neither guarantees better performance in every dataset."/>
+            <wp:docPr id="8" name="Picture 8" descr="Regularisation adds a parameter penalty to the training objective. Here it discourages large a, so the objective balances prediction error against that penalty. Early stopping is a different decision based on the supplied validation sequence. A tied validation loss is not improvement under this policy; stop when the patience allowance is used and restore the best checkpoint. Limit: Regularisation and early stopping are different tools; neither guarantees better performance in every dataset."/>
             <wp:cNvGraphicFramePr>
               <a:graphicFrameLocks noChangeAspect="1"/>
             </wp:cNvGraphicFramePr>
@@ -5500,7 +6531,6 @@
     <w:p>
       <w:pPr>
         <w:spacing w:line="336" w:lineRule="auto" w:after="180"/>
-        <w:shd w:fill="F5F1FB"/>
       </w:pPr>
       <w:r>
         <w:rPr>
@@ -5511,7 +6541,7 @@
     </w:p>
     <w:p>
       <w:pPr>
-        <w:pStyle w:val="Heading3"/>
+        <w:pStyle w:val="Heading2"/>
       </w:pPr>
       <w:r>
         <w:t>06. Make the idea visible in your project</w:t>
@@ -5522,7 +6552,7 @@
         <w:drawing>
           <wp:inline xmlns:a="http://schemas.openxmlformats.org/drawingml/2006/main" xmlns:pic="http://schemas.openxmlformats.org/drawingml/2006/picture">
             <wp:extent cx="5486400" cy="3681984"/>
-            <wp:docPr id="7" name="Picture 7" descr="For your Image-pattern Network Investigation, save the input, procedure, observed result and limitation of this check. Label this worked example as practice; use a different, previously unreviewed case when checking independent understanding. Draw your input, deciding step, result and limit. Supported question: Why should the penalty value not be reported as validation error? Point to the relevant step in the picture, then write the changed result and the rule or evidence that supports it."/>
+            <wp:docPr id="9" name="Picture 9" descr="For your Image-pattern Network Investigation, save the input, procedure, observed result and limitation of this check. Label this worked example as practice; use a different, previously unreviewed case when checking independent understanding. Draw your input, deciding step, result and limit. Supported question: Why should the penalty value not be reported as validation error? Point to the relevant step in the picture, then write the changed result and the rule or evidence that supports it."/>
             <wp:cNvGraphicFramePr>
               <a:graphicFrameLocks noChangeAspect="1"/>
             </wp:cNvGraphicFramePr>
@@ -5625,7 +6655,6 @@
     <w:p>
       <w:pPr>
         <w:spacing w:line="336" w:lineRule="auto" w:after="180"/>
-        <w:shd w:fill="F5F1FB"/>
       </w:pPr>
       <w:r>
         <w:rPr>
@@ -5644,6 +6673,62 @@
           <w:b w:val="0"/>
         </w:rPr>
         <w:t>.</w:t>
+      </w:r>
+    </w:p>
+    <w:p>
+      <w:pPr>
+        <w:pStyle w:val="Heading2"/>
+      </w:pPr>
+      <w:r>
+        <w:t>Earlier wording, alternatives and picture transcripts · reference / check after trying</w:t>
+      </w:r>
+    </w:p>
+    <w:p>
+      <w:pPr>
+        <w:pStyle w:val="Heading3"/>
+      </w:pPr>
+      <w:r>
+        <w:t>01. Regularisation and early stopping: the case</w:t>
+      </w:r>
+    </w:p>
+    <w:p>
+      <w:pPr>
+        <w:pStyle w:val="Heading3"/>
+      </w:pPr>
+      <w:r>
+        <w:t>02. Follow the deciding steps</w:t>
+      </w:r>
+    </w:p>
+    <w:p>
+      <w:pPr>
+        <w:pStyle w:val="Heading3"/>
+      </w:pPr>
+      <w:r>
+        <w:t>03. Patience two with strict improvement</w:t>
+      </w:r>
+    </w:p>
+    <w:p>
+      <w:pPr>
+        <w:pStyle w:val="Heading3"/>
+      </w:pPr>
+      <w:r>
+        <w:t>04. Change one thing. Trace what follows.</w:t>
+      </w:r>
+    </w:p>
+    <w:p>
+      <w:pPr>
+        <w:pStyle w:val="Heading3"/>
+      </w:pPr>
+      <w:r>
+        <w:t>05. Connect the explanation to its limit</w:t>
+      </w:r>
+    </w:p>
+    <w:p>
+      <w:pPr>
+        <w:pStyle w:val="Heading3"/>
+      </w:pPr>
+      <w:r>
+        <w:t>06. Make the idea visible in your project</w:t>
       </w:r>
     </w:p>
     <w:sectPr>
